--- a/DocumentaçãoTCC1.docx
+++ b/DocumentaçãoTCC1.docx
@@ -1,6 +1,6 @@
 
 <file path=word/document.xml><?xml version="1.0" encoding="utf-8"?>
-<w:document xmlns:wpc="http://schemas.microsoft.com/office/word/2010/wordprocessingCanvas" xmlns:cx="http://schemas.microsoft.com/office/drawing/2014/chartex" xmlns:cx1="http://schemas.microsoft.com/office/drawing/2015/9/8/chartex" xmlns:cx2="http://schemas.microsoft.com/office/drawing/2015/10/21/chartex" xmlns:cx3="http://schemas.microsoft.com/office/drawing/2016/5/9/chartex" xmlns:cx4="http://schemas.microsoft.com/office/drawing/2016/5/10/chartex" xmlns:cx5="http://schemas.microsoft.com/office/drawing/2016/5/11/chartex" xmlns:cx6="http://schemas.microsoft.com/office/drawing/2016/5/12/chartex" xmlns:cx7="http://schemas.microsoft.com/office/drawing/2016/5/13/chartex" xmlns:cx8="http://schemas.microsoft.com/office/drawing/2016/5/14/chartex" xmlns:mc="http://schemas.openxmlformats.org/markup-compatibility/2006" xmlns:aink="http://schemas.microsoft.com/office/drawing/2016/ink" xmlns:am3d="http://schemas.microsoft.com/office/drawing/2017/model3d" xmlns:o="urn:schemas-microsoft-com:office:office" xmlns:r="http://schemas.openxmlformats.org/officeDocument/2006/relationships" xmlns:m="http://schemas.openxmlformats.org/officeDocument/2006/math" xmlns:v="urn:schemas-microsoft-com:vml" xmlns:wp14="http://schemas.microsoft.com/office/word/2010/wordprocessingDrawing" xmlns:wp="http://schemas.openxmlformats.org/drawingml/2006/wordprocessingDrawing" xmlns:w10="urn:schemas-microsoft-com:office:word" xmlns:w="http://schemas.openxmlformats.org/wordprocessingml/2006/main" xmlns:w14="http://schemas.microsoft.com/office/word/2010/wordml" xmlns:w15="http://schemas.microsoft.com/office/word/2012/wordml" xmlns:w16cid="http://schemas.microsoft.com/office/word/2016/wordml/cid" xmlns:w16se="http://schemas.microsoft.com/office/word/2015/wordml/symex" xmlns:wpg="http://schemas.microsoft.com/office/word/2010/wordprocessingGroup" xmlns:wpi="http://schemas.microsoft.com/office/word/2010/wordprocessingInk" xmlns:wne="http://schemas.microsoft.com/office/word/2006/wordml" xmlns:wps="http://schemas.microsoft.com/office/word/2010/wordprocessingShape" mc:Ignorable="w14 w15 w16se w16cid wp14">
+<w:document xmlns:wpc="http://schemas.microsoft.com/office/word/2010/wordprocessingCanvas" xmlns:cx="http://schemas.microsoft.com/office/drawing/2014/chartex" xmlns:cx1="http://schemas.microsoft.com/office/drawing/2015/9/8/chartex" xmlns:cx2="http://schemas.microsoft.com/office/drawing/2015/10/21/chartex" xmlns:cx3="http://schemas.microsoft.com/office/drawing/2016/5/9/chartex" xmlns:cx4="http://schemas.microsoft.com/office/drawing/2016/5/10/chartex" xmlns:cx5="http://schemas.microsoft.com/office/drawing/2016/5/11/chartex" xmlns:cx6="http://schemas.microsoft.com/office/drawing/2016/5/12/chartex" xmlns:cx7="http://schemas.microsoft.com/office/drawing/2016/5/13/chartex" xmlns:cx8="http://schemas.microsoft.com/office/drawing/2016/5/14/chartex" xmlns:mc="http://schemas.openxmlformats.org/markup-compatibility/2006" xmlns:aink="http://schemas.microsoft.com/office/drawing/2016/ink" xmlns:am3d="http://schemas.microsoft.com/office/drawing/2017/model3d" xmlns:o="urn:schemas-microsoft-com:office:office" xmlns:oel="http://schemas.microsoft.com/office/2019/extlst" xmlns:r="http://schemas.openxmlformats.org/officeDocument/2006/relationships" xmlns:m="http://schemas.openxmlformats.org/officeDocument/2006/math" xmlns:v="urn:schemas-microsoft-com:vml" xmlns:wp14="http://schemas.microsoft.com/office/word/2010/wordprocessingDrawing" xmlns:wp="http://schemas.openxmlformats.org/drawingml/2006/wordprocessingDrawing" xmlns:w10="urn:schemas-microsoft-com:office:word" xmlns:w="http://schemas.openxmlformats.org/wordprocessingml/2006/main" xmlns:w14="http://schemas.microsoft.com/office/word/2010/wordml" xmlns:w15="http://schemas.microsoft.com/office/word/2012/wordml" xmlns:w16cex="http://schemas.microsoft.com/office/word/2018/wordml/cex" xmlns:w16cid="http://schemas.microsoft.com/office/word/2016/wordml/cid" xmlns:w16="http://schemas.microsoft.com/office/word/2018/wordml" xmlns:w16du="http://schemas.microsoft.com/office/word/2023/wordml/word16du" xmlns:w16sdtdh="http://schemas.microsoft.com/office/word/2020/wordml/sdtdatahash" xmlns:w16sdtfl="http://schemas.microsoft.com/office/word/2024/wordml/sdtformatlock" xmlns:w16se="http://schemas.microsoft.com/office/word/2015/wordml/symex" xmlns:wpg="http://schemas.microsoft.com/office/word/2010/wordprocessingGroup" xmlns:wpi="http://schemas.microsoft.com/office/word/2010/wordprocessingInk" xmlns:wne="http://schemas.microsoft.com/office/word/2006/wordml" xmlns:wps="http://schemas.microsoft.com/office/word/2010/wordprocessingShape" mc:Ignorable="w14 w15 w16se w16cid w16 w16cex w16sdtdh w16sdtfl w16du wp14">
   <w:body>
     <w:p>
       <w:pPr>
@@ -20,32 +20,40 @@
         </w:rPr>
         <w:t>CENTRO PAULA SOUZA</w:t>
       </w:r>
-    </w:p>
-    <w:p>
-      <w:pPr>
-        <w:spacing w:after="0" w:line="360" w:lineRule="auto"/>
-        <w:jc w:val="center"/>
-        <w:rPr>
-          <w:rFonts w:ascii="Arial" w:hAnsi="Arial" w:cs="Arial"/>
-          <w:sz w:val="28"/>
-          <w:szCs w:val="24"/>
-        </w:rPr>
-      </w:pPr>
-      <w:r>
-        <w:rPr>
-          <w:rFonts w:ascii="Arial" w:hAnsi="Arial" w:cs="Arial"/>
-          <w:sz w:val="28"/>
-          <w:szCs w:val="24"/>
-        </w:rPr>
-        <w:t xml:space="preserve">ETEC </w:t>
-      </w:r>
-      <w:r>
-        <w:rPr>
-          <w:rFonts w:ascii="Arial" w:hAnsi="Arial" w:cs="Arial"/>
-          <w:sz w:val="28"/>
-          <w:szCs w:val="24"/>
-        </w:rPr>
-        <w:t>PROFESSOR CAMARGO ARANHA</w:t>
+      <w:r>
+        <w:rPr>
+          <w:rFonts w:ascii="Arial" w:hAnsi="Arial" w:cs="Arial"/>
+          <w:sz w:val="28"/>
+          <w:szCs w:val="24"/>
+        </w:rPr>
+        <w:t xml:space="preserve"> </w:t>
+      </w:r>
+      <w:r>
+        <w:rPr>
+          <w:rFonts w:ascii="Arial" w:hAnsi="Arial" w:cs="Arial"/>
+          <w:sz w:val="28"/>
+          <w:szCs w:val="24"/>
+        </w:rPr>
+        <w:t>CENTRO PAULA SOUZA</w:t>
+      </w:r>
+    </w:p>
+    <w:p>
+      <w:pPr>
+        <w:spacing w:after="0" w:line="360" w:lineRule="auto"/>
+        <w:jc w:val="center"/>
+        <w:rPr>
+          <w:rFonts w:ascii="Arial" w:hAnsi="Arial" w:cs="Arial"/>
+          <w:sz w:val="28"/>
+          <w:szCs w:val="24"/>
+        </w:rPr>
+      </w:pPr>
+      <w:r>
+        <w:rPr>
+          <w:rFonts w:ascii="Arial" w:hAnsi="Arial" w:cs="Arial"/>
+          <w:sz w:val="28"/>
+          <w:szCs w:val="24"/>
+        </w:rPr>
+        <w:t>ETEC PROFESSOR CAMARGO ARANHA</w:t>
       </w:r>
     </w:p>
     <w:p>
@@ -194,15 +202,6 @@
           <w:szCs w:val="24"/>
         </w:rPr>
         <w:br/>
-      </w:r>
-      <w:r>
-        <w:rPr>
-          <w:rFonts w:ascii="Arial" w:hAnsi="Arial" w:cs="Arial"/>
-          <w:b/>
-          <w:bCs/>
-          <w:sz w:val="28"/>
-          <w:szCs w:val="24"/>
-        </w:rPr>
         <w:t>Bruna de Mello Pinheiro</w:t>
       </w:r>
       <w:r>
@@ -214,15 +213,6 @@
           <w:szCs w:val="24"/>
         </w:rPr>
         <w:br/>
-      </w:r>
-      <w:r>
-        <w:rPr>
-          <w:rFonts w:ascii="Arial" w:hAnsi="Arial" w:cs="Arial"/>
-          <w:b/>
-          <w:bCs/>
-          <w:sz w:val="28"/>
-          <w:szCs w:val="24"/>
-        </w:rPr>
         <w:t>David Melquíades Borba</w:t>
       </w:r>
       <w:r>
@@ -234,216 +224,211 @@
           <w:szCs w:val="24"/>
         </w:rPr>
         <w:br/>
-      </w:r>
-      <w:r>
-        <w:rPr>
-          <w:rFonts w:ascii="Arial" w:hAnsi="Arial" w:cs="Arial"/>
-          <w:b/>
-          <w:bCs/>
-          <w:sz w:val="28"/>
-          <w:szCs w:val="24"/>
-        </w:rPr>
-        <w:t>Julia Akemi Shiraishi</w:t>
-      </w:r>
-    </w:p>
-    <w:p>
-      <w:pPr>
-        <w:spacing w:after="0" w:line="360" w:lineRule="auto"/>
-        <w:jc w:val="center"/>
-        <w:rPr>
-          <w:rFonts w:ascii="Arial" w:hAnsi="Arial" w:cs="Arial"/>
-          <w:b/>
-          <w:sz w:val="24"/>
-          <w:szCs w:val="24"/>
-        </w:rPr>
-      </w:pPr>
-    </w:p>
-    <w:p>
-      <w:pPr>
-        <w:spacing w:after="0" w:line="360" w:lineRule="auto"/>
-        <w:jc w:val="center"/>
-        <w:rPr>
-          <w:rFonts w:ascii="Arial" w:hAnsi="Arial" w:cs="Arial"/>
-          <w:b/>
-          <w:sz w:val="24"/>
-          <w:szCs w:val="24"/>
-        </w:rPr>
-      </w:pPr>
-    </w:p>
-    <w:p>
-      <w:pPr>
-        <w:spacing w:after="0" w:line="360" w:lineRule="auto"/>
-        <w:jc w:val="center"/>
-        <w:rPr>
-          <w:rFonts w:ascii="Arial" w:hAnsi="Arial" w:cs="Arial"/>
-          <w:b/>
-          <w:sz w:val="24"/>
-          <w:szCs w:val="24"/>
-        </w:rPr>
-      </w:pPr>
-    </w:p>
-    <w:p>
-      <w:pPr>
-        <w:spacing w:after="0" w:line="360" w:lineRule="auto"/>
-        <w:jc w:val="center"/>
-        <w:rPr>
-          <w:rFonts w:ascii="Arial" w:hAnsi="Arial" w:cs="Arial"/>
-          <w:b/>
-          <w:sz w:val="24"/>
-          <w:szCs w:val="24"/>
-        </w:rPr>
-      </w:pPr>
-    </w:p>
-    <w:p>
-      <w:pPr>
-        <w:spacing w:after="0" w:line="360" w:lineRule="auto"/>
-        <w:jc w:val="center"/>
-        <w:rPr>
-          <w:rFonts w:ascii="Arial" w:hAnsi="Arial" w:cs="Arial"/>
-          <w:b/>
-          <w:sz w:val="28"/>
-          <w:szCs w:val="24"/>
-        </w:rPr>
-      </w:pPr>
-      <w:r>
-        <w:rPr>
-          <w:rFonts w:ascii="Arial" w:hAnsi="Arial" w:cs="Arial"/>
-          <w:b/>
-          <w:sz w:val="28"/>
-          <w:szCs w:val="24"/>
-        </w:rPr>
-        <w:t>EI CAMARGO</w:t>
-      </w:r>
-      <w:r>
-        <w:rPr>
-          <w:rFonts w:ascii="Arial" w:hAnsi="Arial" w:cs="Arial"/>
-          <w:b/>
-          <w:sz w:val="28"/>
-          <w:szCs w:val="24"/>
-        </w:rPr>
-        <w:t xml:space="preserve">: </w:t>
-      </w:r>
-      <w:r>
-        <w:rPr>
-          <w:rFonts w:ascii="Arial" w:hAnsi="Arial" w:cs="Arial"/>
-          <w:b/>
-          <w:bCs/>
-          <w:sz w:val="28"/>
-          <w:szCs w:val="24"/>
-        </w:rPr>
-        <w:t xml:space="preserve">plataforma de </w:t>
-      </w:r>
-      <w:r>
-        <w:rPr>
-          <w:rFonts w:ascii="Arial" w:hAnsi="Arial" w:cs="Arial"/>
-          <w:b/>
-          <w:bCs/>
-          <w:sz w:val="28"/>
-          <w:szCs w:val="24"/>
-        </w:rPr>
-        <w:t>comunicação entre alunos e superiores.</w:t>
-      </w:r>
-    </w:p>
-    <w:p>
-      <w:pPr>
-        <w:spacing w:after="0" w:line="360" w:lineRule="auto"/>
-        <w:jc w:val="center"/>
-        <w:rPr>
-          <w:rFonts w:ascii="Arial" w:hAnsi="Arial" w:cs="Arial"/>
-          <w:sz w:val="24"/>
-          <w:szCs w:val="24"/>
-        </w:rPr>
-      </w:pPr>
-    </w:p>
-    <w:p>
-      <w:pPr>
-        <w:spacing w:after="0" w:line="360" w:lineRule="auto"/>
-        <w:jc w:val="center"/>
-        <w:rPr>
-          <w:rFonts w:ascii="Arial" w:hAnsi="Arial" w:cs="Arial"/>
-          <w:sz w:val="24"/>
-          <w:szCs w:val="24"/>
-        </w:rPr>
-      </w:pPr>
-    </w:p>
-    <w:p>
-      <w:pPr>
-        <w:spacing w:after="0" w:line="360" w:lineRule="auto"/>
-        <w:jc w:val="center"/>
-        <w:rPr>
-          <w:rFonts w:ascii="Arial" w:hAnsi="Arial" w:cs="Arial"/>
-          <w:sz w:val="24"/>
-          <w:szCs w:val="24"/>
-        </w:rPr>
-      </w:pPr>
-    </w:p>
-    <w:p>
-      <w:pPr>
-        <w:spacing w:after="0" w:line="360" w:lineRule="auto"/>
-        <w:jc w:val="center"/>
-        <w:rPr>
-          <w:rFonts w:ascii="Arial" w:hAnsi="Arial" w:cs="Arial"/>
-          <w:b/>
-          <w:sz w:val="24"/>
-          <w:szCs w:val="24"/>
-        </w:rPr>
-      </w:pPr>
-    </w:p>
-    <w:p>
-      <w:pPr>
-        <w:spacing w:after="0" w:line="360" w:lineRule="auto"/>
-        <w:jc w:val="center"/>
-        <w:rPr>
-          <w:rFonts w:ascii="Arial" w:hAnsi="Arial" w:cs="Arial"/>
-          <w:b/>
-          <w:sz w:val="24"/>
-          <w:szCs w:val="24"/>
-        </w:rPr>
-      </w:pPr>
-    </w:p>
-    <w:p>
-      <w:pPr>
-        <w:spacing w:after="0" w:line="360" w:lineRule="auto"/>
-        <w:jc w:val="center"/>
-        <w:rPr>
-          <w:rFonts w:ascii="Arial" w:hAnsi="Arial" w:cs="Arial"/>
-          <w:b/>
-          <w:sz w:val="24"/>
-          <w:szCs w:val="24"/>
-        </w:rPr>
-      </w:pPr>
-    </w:p>
-    <w:p>
-      <w:pPr>
-        <w:spacing w:after="0" w:line="360" w:lineRule="auto"/>
-        <w:jc w:val="center"/>
-        <w:rPr>
-          <w:rFonts w:ascii="Arial" w:hAnsi="Arial" w:cs="Arial"/>
-          <w:b/>
-          <w:bCs/>
-          <w:sz w:val="28"/>
-          <w:szCs w:val="24"/>
-        </w:rPr>
-      </w:pPr>
-      <w:r>
-        <w:rPr>
-          <w:rFonts w:ascii="Arial" w:hAnsi="Arial" w:cs="Arial"/>
-          <w:b/>
-          <w:bCs/>
-          <w:sz w:val="28"/>
-          <w:szCs w:val="24"/>
-        </w:rPr>
-        <w:t>S</w:t>
-      </w:r>
-      <w:r>
-        <w:rPr>
-          <w:rFonts w:ascii="Arial" w:hAnsi="Arial" w:cs="Arial"/>
-          <w:b/>
-          <w:bCs/>
-          <w:sz w:val="28"/>
-          <w:szCs w:val="24"/>
-        </w:rPr>
-        <w:t>ão Paulo</w:t>
+        <w:t xml:space="preserve">Julia </w:t>
+      </w:r>
+      <w:proofErr w:type="spellStart"/>
+      <w:r>
+        <w:rPr>
+          <w:rFonts w:ascii="Arial" w:hAnsi="Arial" w:cs="Arial"/>
+          <w:b/>
+          <w:bCs/>
+          <w:sz w:val="28"/>
+          <w:szCs w:val="24"/>
+        </w:rPr>
+        <w:t>Akemi</w:t>
+      </w:r>
+      <w:proofErr w:type="spellEnd"/>
+      <w:r>
+        <w:rPr>
+          <w:rFonts w:ascii="Arial" w:hAnsi="Arial" w:cs="Arial"/>
+          <w:b/>
+          <w:bCs/>
+          <w:sz w:val="28"/>
+          <w:szCs w:val="24"/>
+        </w:rPr>
+        <w:t xml:space="preserve"> Shiraishi</w:t>
+      </w:r>
+    </w:p>
+    <w:p>
+      <w:pPr>
+        <w:spacing w:after="0" w:line="360" w:lineRule="auto"/>
+        <w:jc w:val="center"/>
+        <w:rPr>
+          <w:rFonts w:ascii="Arial" w:hAnsi="Arial" w:cs="Arial"/>
+          <w:b/>
+          <w:sz w:val="24"/>
+          <w:szCs w:val="24"/>
+        </w:rPr>
+      </w:pPr>
+    </w:p>
+    <w:p>
+      <w:pPr>
+        <w:spacing w:after="0" w:line="360" w:lineRule="auto"/>
+        <w:jc w:val="center"/>
+        <w:rPr>
+          <w:rFonts w:ascii="Arial" w:hAnsi="Arial" w:cs="Arial"/>
+          <w:b/>
+          <w:sz w:val="24"/>
+          <w:szCs w:val="24"/>
+        </w:rPr>
+      </w:pPr>
+    </w:p>
+    <w:p>
+      <w:pPr>
+        <w:spacing w:after="0" w:line="360" w:lineRule="auto"/>
+        <w:jc w:val="center"/>
+        <w:rPr>
+          <w:rFonts w:ascii="Arial" w:hAnsi="Arial" w:cs="Arial"/>
+          <w:b/>
+          <w:sz w:val="24"/>
+          <w:szCs w:val="24"/>
+        </w:rPr>
+      </w:pPr>
+    </w:p>
+    <w:p>
+      <w:pPr>
+        <w:spacing w:after="0" w:line="360" w:lineRule="auto"/>
+        <w:jc w:val="center"/>
+        <w:rPr>
+          <w:rFonts w:ascii="Arial" w:hAnsi="Arial" w:cs="Arial"/>
+          <w:b/>
+          <w:sz w:val="24"/>
+          <w:szCs w:val="24"/>
+        </w:rPr>
+      </w:pPr>
+    </w:p>
+    <w:p>
+      <w:pPr>
+        <w:spacing w:after="0" w:line="360" w:lineRule="auto"/>
+        <w:jc w:val="center"/>
+        <w:rPr>
+          <w:rFonts w:ascii="Arial" w:hAnsi="Arial" w:cs="Arial"/>
+          <w:b/>
+          <w:sz w:val="28"/>
+          <w:szCs w:val="24"/>
+        </w:rPr>
+      </w:pPr>
+      <w:proofErr w:type="gramStart"/>
+      <w:r>
+        <w:rPr>
+          <w:rFonts w:ascii="Arial" w:hAnsi="Arial" w:cs="Arial"/>
+          <w:b/>
+          <w:sz w:val="28"/>
+          <w:szCs w:val="24"/>
+        </w:rPr>
+        <w:t>EI</w:t>
+      </w:r>
+      <w:proofErr w:type="gramEnd"/>
+      <w:r>
+        <w:rPr>
+          <w:rFonts w:ascii="Arial" w:hAnsi="Arial" w:cs="Arial"/>
+          <w:b/>
+          <w:sz w:val="28"/>
+          <w:szCs w:val="24"/>
+        </w:rPr>
+        <w:t xml:space="preserve"> CAMARGO: </w:t>
+      </w:r>
+      <w:r>
+        <w:rPr>
+          <w:rFonts w:ascii="Arial" w:hAnsi="Arial" w:cs="Arial"/>
+          <w:b/>
+          <w:bCs/>
+          <w:sz w:val="28"/>
+          <w:szCs w:val="24"/>
+        </w:rPr>
+        <w:t>plataforma de comunicação entre alunos e superiores.</w:t>
+      </w:r>
+    </w:p>
+    <w:p>
+      <w:pPr>
+        <w:spacing w:after="0" w:line="360" w:lineRule="auto"/>
+        <w:jc w:val="center"/>
+        <w:rPr>
+          <w:rFonts w:ascii="Arial" w:hAnsi="Arial" w:cs="Arial"/>
+          <w:sz w:val="24"/>
+          <w:szCs w:val="24"/>
+        </w:rPr>
+      </w:pPr>
+    </w:p>
+    <w:p>
+      <w:pPr>
+        <w:spacing w:after="0" w:line="360" w:lineRule="auto"/>
+        <w:jc w:val="center"/>
+        <w:rPr>
+          <w:rFonts w:ascii="Arial" w:hAnsi="Arial" w:cs="Arial"/>
+          <w:sz w:val="24"/>
+          <w:szCs w:val="24"/>
+        </w:rPr>
+      </w:pPr>
+    </w:p>
+    <w:p>
+      <w:pPr>
+        <w:spacing w:after="0" w:line="360" w:lineRule="auto"/>
+        <w:jc w:val="center"/>
+        <w:rPr>
+          <w:rFonts w:ascii="Arial" w:hAnsi="Arial" w:cs="Arial"/>
+          <w:sz w:val="24"/>
+          <w:szCs w:val="24"/>
+        </w:rPr>
+      </w:pPr>
+    </w:p>
+    <w:p>
+      <w:pPr>
+        <w:spacing w:after="0" w:line="360" w:lineRule="auto"/>
+        <w:jc w:val="center"/>
+        <w:rPr>
+          <w:rFonts w:ascii="Arial" w:hAnsi="Arial" w:cs="Arial"/>
+          <w:b/>
+          <w:sz w:val="24"/>
+          <w:szCs w:val="24"/>
+        </w:rPr>
+      </w:pPr>
+    </w:p>
+    <w:p>
+      <w:pPr>
+        <w:spacing w:after="0" w:line="360" w:lineRule="auto"/>
+        <w:jc w:val="center"/>
+        <w:rPr>
+          <w:rFonts w:ascii="Arial" w:hAnsi="Arial" w:cs="Arial"/>
+          <w:b/>
+          <w:sz w:val="24"/>
+          <w:szCs w:val="24"/>
+        </w:rPr>
+      </w:pPr>
+    </w:p>
+    <w:p>
+      <w:pPr>
+        <w:spacing w:after="0" w:line="360" w:lineRule="auto"/>
+        <w:jc w:val="center"/>
+        <w:rPr>
+          <w:rFonts w:ascii="Arial" w:hAnsi="Arial" w:cs="Arial"/>
+          <w:b/>
+          <w:sz w:val="24"/>
+          <w:szCs w:val="24"/>
+        </w:rPr>
+      </w:pPr>
+    </w:p>
+    <w:p>
+      <w:pPr>
+        <w:spacing w:after="0" w:line="360" w:lineRule="auto"/>
+        <w:jc w:val="center"/>
+        <w:rPr>
+          <w:rFonts w:ascii="Arial" w:hAnsi="Arial" w:cs="Arial"/>
+          <w:b/>
+          <w:bCs/>
+          <w:sz w:val="28"/>
+          <w:szCs w:val="24"/>
+        </w:rPr>
+      </w:pPr>
+      <w:r>
+        <w:rPr>
+          <w:rFonts w:ascii="Arial" w:hAnsi="Arial" w:cs="Arial"/>
+          <w:b/>
+          <w:bCs/>
+          <w:sz w:val="28"/>
+          <w:szCs w:val="24"/>
+        </w:rPr>
+        <w:t>São Paulo</w:t>
       </w:r>
     </w:p>
     <w:p>
@@ -522,15 +507,6 @@
           <w:szCs w:val="24"/>
         </w:rPr>
         <w:br/>
-      </w:r>
-      <w:r>
-        <w:rPr>
-          <w:rFonts w:ascii="Arial" w:hAnsi="Arial" w:cs="Arial"/>
-          <w:b/>
-          <w:bCs/>
-          <w:sz w:val="28"/>
-          <w:szCs w:val="24"/>
-        </w:rPr>
         <w:t>Bruna de Mello Pinheiro</w:t>
       </w:r>
       <w:r>
@@ -542,15 +518,6 @@
           <w:szCs w:val="24"/>
         </w:rPr>
         <w:br/>
-      </w:r>
-      <w:r>
-        <w:rPr>
-          <w:rFonts w:ascii="Arial" w:hAnsi="Arial" w:cs="Arial"/>
-          <w:b/>
-          <w:bCs/>
-          <w:sz w:val="28"/>
-          <w:szCs w:val="24"/>
-        </w:rPr>
         <w:t>David Melquíades Borba</w:t>
       </w:r>
       <w:r>
@@ -562,126 +529,131 @@
           <w:szCs w:val="24"/>
         </w:rPr>
         <w:br/>
-      </w:r>
-      <w:r>
-        <w:rPr>
-          <w:rFonts w:ascii="Arial" w:hAnsi="Arial" w:cs="Arial"/>
-          <w:b/>
-          <w:bCs/>
-          <w:sz w:val="28"/>
-          <w:szCs w:val="24"/>
-        </w:rPr>
-        <w:t>Julia Akemi Shiraishi</w:t>
-      </w:r>
-    </w:p>
-    <w:p>
-      <w:pPr>
-        <w:spacing w:after="0" w:line="360" w:lineRule="auto"/>
-        <w:jc w:val="center"/>
-        <w:rPr>
-          <w:rFonts w:ascii="Arial" w:hAnsi="Arial" w:cs="Arial"/>
-          <w:b/>
-          <w:sz w:val="24"/>
-          <w:szCs w:val="24"/>
-        </w:rPr>
-      </w:pPr>
-    </w:p>
-    <w:p>
-      <w:pPr>
-        <w:spacing w:after="0" w:line="360" w:lineRule="auto"/>
-        <w:jc w:val="center"/>
-        <w:rPr>
-          <w:rFonts w:ascii="Arial" w:hAnsi="Arial" w:cs="Arial"/>
-          <w:bCs/>
-          <w:sz w:val="24"/>
-          <w:szCs w:val="24"/>
-        </w:rPr>
-      </w:pPr>
-    </w:p>
-    <w:p>
-      <w:pPr>
-        <w:spacing w:after="0" w:line="360" w:lineRule="auto"/>
-        <w:jc w:val="center"/>
-        <w:rPr>
-          <w:rFonts w:ascii="Arial" w:hAnsi="Arial" w:cs="Arial"/>
-          <w:bCs/>
-          <w:sz w:val="24"/>
-          <w:szCs w:val="24"/>
-        </w:rPr>
-      </w:pPr>
-    </w:p>
-    <w:p>
-      <w:pPr>
-        <w:spacing w:after="0" w:line="360" w:lineRule="auto"/>
-        <w:jc w:val="center"/>
-        <w:rPr>
-          <w:rFonts w:ascii="Arial" w:hAnsi="Arial" w:cs="Arial"/>
-          <w:bCs/>
-          <w:sz w:val="24"/>
-          <w:szCs w:val="24"/>
-        </w:rPr>
-      </w:pPr>
-    </w:p>
-    <w:p>
-      <w:pPr>
-        <w:spacing w:after="0" w:line="360" w:lineRule="auto"/>
-        <w:jc w:val="center"/>
-        <w:rPr>
-          <w:rFonts w:ascii="Arial" w:hAnsi="Arial" w:cs="Arial"/>
-          <w:bCs/>
-          <w:sz w:val="28"/>
-          <w:szCs w:val="24"/>
-        </w:rPr>
-      </w:pPr>
-    </w:p>
-    <w:p>
-      <w:pPr>
-        <w:spacing w:after="0" w:line="360" w:lineRule="auto"/>
-        <w:jc w:val="center"/>
-        <w:rPr>
-          <w:rFonts w:ascii="Arial" w:hAnsi="Arial" w:cs="Arial"/>
-          <w:b/>
-          <w:sz w:val="28"/>
-          <w:szCs w:val="24"/>
-        </w:rPr>
-      </w:pPr>
-      <w:r>
-        <w:rPr>
-          <w:rFonts w:ascii="Arial" w:hAnsi="Arial" w:cs="Arial"/>
-          <w:b/>
-          <w:sz w:val="28"/>
-          <w:szCs w:val="24"/>
-        </w:rPr>
-        <w:t>EI CAMARGO</w:t>
-      </w:r>
-      <w:r>
-        <w:rPr>
-          <w:rFonts w:ascii="Arial" w:hAnsi="Arial" w:cs="Arial"/>
-          <w:b/>
-          <w:sz w:val="28"/>
-          <w:szCs w:val="24"/>
-        </w:rPr>
-        <w:t xml:space="preserve">: </w:t>
-      </w:r>
-      <w:r>
-        <w:rPr>
-          <w:rFonts w:ascii="Arial" w:hAnsi="Arial" w:cs="Arial"/>
-          <w:b/>
-          <w:bCs/>
-          <w:sz w:val="28"/>
-          <w:szCs w:val="24"/>
-        </w:rPr>
-        <w:t>plataforma d</w:t>
-      </w:r>
-      <w:r>
-        <w:rPr>
-          <w:rFonts w:ascii="Arial" w:hAnsi="Arial" w:cs="Arial"/>
-          <w:b/>
-          <w:bCs/>
-          <w:sz w:val="28"/>
-          <w:szCs w:val="24"/>
-        </w:rPr>
-        <w:t>e comunicação entre alunos e superiores.</w:t>
+        <w:t xml:space="preserve">Julia </w:t>
+      </w:r>
+      <w:proofErr w:type="spellStart"/>
+      <w:r>
+        <w:rPr>
+          <w:rFonts w:ascii="Arial" w:hAnsi="Arial" w:cs="Arial"/>
+          <w:b/>
+          <w:bCs/>
+          <w:sz w:val="28"/>
+          <w:szCs w:val="24"/>
+        </w:rPr>
+        <w:t>Akemi</w:t>
+      </w:r>
+      <w:proofErr w:type="spellEnd"/>
+      <w:r>
+        <w:rPr>
+          <w:rFonts w:ascii="Arial" w:hAnsi="Arial" w:cs="Arial"/>
+          <w:b/>
+          <w:bCs/>
+          <w:sz w:val="28"/>
+          <w:szCs w:val="24"/>
+        </w:rPr>
+        <w:t xml:space="preserve"> Shiraishi</w:t>
+      </w:r>
+    </w:p>
+    <w:p>
+      <w:pPr>
+        <w:spacing w:after="0" w:line="360" w:lineRule="auto"/>
+        <w:jc w:val="center"/>
+        <w:rPr>
+          <w:rFonts w:ascii="Arial" w:hAnsi="Arial" w:cs="Arial"/>
+          <w:b/>
+          <w:sz w:val="24"/>
+          <w:szCs w:val="24"/>
+        </w:rPr>
+      </w:pPr>
+    </w:p>
+    <w:p>
+      <w:pPr>
+        <w:spacing w:after="0" w:line="360" w:lineRule="auto"/>
+        <w:jc w:val="center"/>
+        <w:rPr>
+          <w:rFonts w:ascii="Arial" w:hAnsi="Arial" w:cs="Arial"/>
+          <w:bCs/>
+          <w:sz w:val="24"/>
+          <w:szCs w:val="24"/>
+        </w:rPr>
+      </w:pPr>
+    </w:p>
+    <w:p>
+      <w:pPr>
+        <w:spacing w:after="0" w:line="360" w:lineRule="auto"/>
+        <w:jc w:val="center"/>
+        <w:rPr>
+          <w:rFonts w:ascii="Arial" w:hAnsi="Arial" w:cs="Arial"/>
+          <w:bCs/>
+          <w:sz w:val="24"/>
+          <w:szCs w:val="24"/>
+        </w:rPr>
+      </w:pPr>
+    </w:p>
+    <w:p>
+      <w:pPr>
+        <w:spacing w:after="0" w:line="360" w:lineRule="auto"/>
+        <w:jc w:val="center"/>
+        <w:rPr>
+          <w:rFonts w:ascii="Arial" w:hAnsi="Arial" w:cs="Arial"/>
+          <w:bCs/>
+          <w:sz w:val="24"/>
+          <w:szCs w:val="24"/>
+        </w:rPr>
+      </w:pPr>
+    </w:p>
+    <w:p>
+      <w:pPr>
+        <w:spacing w:after="0" w:line="360" w:lineRule="auto"/>
+        <w:jc w:val="center"/>
+        <w:rPr>
+          <w:rFonts w:ascii="Arial" w:hAnsi="Arial" w:cs="Arial"/>
+          <w:bCs/>
+          <w:sz w:val="28"/>
+          <w:szCs w:val="24"/>
+        </w:rPr>
+      </w:pPr>
+    </w:p>
+    <w:p>
+      <w:pPr>
+        <w:spacing w:after="0" w:line="360" w:lineRule="auto"/>
+        <w:jc w:val="center"/>
+        <w:rPr>
+          <w:rFonts w:ascii="Arial" w:hAnsi="Arial" w:cs="Arial"/>
+          <w:b/>
+          <w:sz w:val="28"/>
+          <w:szCs w:val="24"/>
+        </w:rPr>
+      </w:pPr>
+      <w:proofErr w:type="gramStart"/>
+      <w:r>
+        <w:rPr>
+          <w:rFonts w:ascii="Arial" w:hAnsi="Arial" w:cs="Arial"/>
+          <w:b/>
+          <w:sz w:val="28"/>
+          <w:szCs w:val="24"/>
+        </w:rPr>
+        <w:t>EI</w:t>
+      </w:r>
+      <w:proofErr w:type="gramEnd"/>
+      <w:r>
+        <w:rPr>
+          <w:rFonts w:ascii="Arial" w:hAnsi="Arial" w:cs="Arial"/>
+          <w:b/>
+          <w:sz w:val="28"/>
+          <w:szCs w:val="24"/>
+        </w:rPr>
+        <w:t xml:space="preserve"> CAMARGO: </w:t>
+      </w:r>
+      <w:r>
+        <w:rPr>
+          <w:rFonts w:ascii="Arial" w:hAnsi="Arial" w:cs="Arial"/>
+          <w:b/>
+          <w:bCs/>
+          <w:sz w:val="28"/>
+          <w:szCs w:val="24"/>
+        </w:rPr>
+        <w:t>plataforma de comunicação entre alunos e superiores.</w:t>
       </w:r>
     </w:p>
     <w:p>
@@ -775,43 +747,7 @@
           <w:sz w:val="20"/>
           <w:szCs w:val="20"/>
         </w:rPr>
-        <w:t xml:space="preserve">Trabalho de Conclusão de Curso apresentado ao Curso Técnico em Desenvolvimento de Sistemas da </w:t>
-      </w:r>
-      <w:r>
-        <w:rPr>
-          <w:rFonts w:ascii="Arial" w:hAnsi="Arial" w:cs="Arial"/>
-          <w:bCs/>
-          <w:sz w:val="20"/>
-          <w:szCs w:val="20"/>
-        </w:rPr>
-        <w:t>ETEC Professor Camargo Aranha,</w:t>
-      </w:r>
-      <w:r>
-        <w:rPr>
-          <w:rFonts w:ascii="Arial" w:hAnsi="Arial" w:cs="Arial"/>
-          <w:bCs/>
-          <w:sz w:val="20"/>
-          <w:szCs w:val="20"/>
-        </w:rPr>
-        <w:t xml:space="preserve"> orientado pelo professor Davi Vilar,</w:t>
-      </w:r>
-      <w:r>
-        <w:rPr>
-          <w:rFonts w:ascii="Arial" w:hAnsi="Arial" w:cs="Arial"/>
-          <w:bCs/>
-          <w:sz w:val="20"/>
-          <w:szCs w:val="20"/>
-        </w:rPr>
-        <w:t xml:space="preserve"> como requisito par</w:t>
-      </w:r>
-      <w:r>
-        <w:rPr>
-          <w:rFonts w:ascii="Arial" w:hAnsi="Arial" w:cs="Arial"/>
-          <w:bCs/>
-          <w:sz w:val="20"/>
-          <w:szCs w:val="20"/>
-        </w:rPr>
-        <w:t>cial para obtenção do título de técnico em Desenvolvimento de Sistemas</w:t>
+        <w:t>Trabalho de Conclusão de Curso apresentado ao Curso Técnico em Desenvolvimento de Sistemas da ETEC Professor Camargo Aranha, orientado pelo professor Davi Vilar, como requisito parcial para obtenção do título de técnico em Desenvolvimento de Sistemas</w:t>
       </w:r>
     </w:p>
     <w:p>
@@ -961,21 +897,66 @@
           <w:sz w:val="24"/>
           <w:szCs w:val="24"/>
         </w:rPr>
-        <w:t>O presente trabalho de conclusão de curso, propõe uma análise sobre as dificuldades enfrentadas pel</w:t>
-      </w:r>
-      <w:r>
-        <w:rPr>
-          <w:rFonts w:ascii="Arial" w:hAnsi="Arial" w:cs="Arial"/>
-          <w:sz w:val="24"/>
-          <w:szCs w:val="24"/>
-        </w:rPr>
-        <w:t>as pessoas que convivem</w:t>
-      </w:r>
-      <w:r>
-        <w:rPr>
-          <w:rFonts w:ascii="Arial" w:hAnsi="Arial" w:cs="Arial"/>
-          <w:sz w:val="24"/>
-          <w:szCs w:val="24"/>
+        <w:t xml:space="preserve">O presente trabalho de conclusão de curso, propõe uma análise sobre as dificuldades enfrentadas pelas pessoas que convivem na ETEC Professor Camargo Aranha, problemas esses como: Falta de cadeira em laboratórios ou cadeiras quebradas, falta de porta em </w:t>
+      </w:r>
+      <w:proofErr w:type="gramStart"/>
+      <w:r>
+        <w:rPr>
+          <w:rFonts w:ascii="Arial" w:hAnsi="Arial" w:cs="Arial"/>
+          <w:sz w:val="24"/>
+          <w:szCs w:val="24"/>
+        </w:rPr>
+        <w:t>banheiros, e etc.</w:t>
+      </w:r>
+      <w:proofErr w:type="gramEnd"/>
+      <w:r>
+        <w:rPr>
+          <w:rFonts w:ascii="Arial" w:hAnsi="Arial" w:cs="Arial"/>
+          <w:sz w:val="24"/>
+          <w:szCs w:val="24"/>
+        </w:rPr>
+        <w:t xml:space="preserve"> a plataforma “Ei Camargo” vem com o objetivo de facilitar o processo de “sugestão/comunicação” entre os alunos e os superiores.</w:t>
+      </w:r>
+    </w:p>
+    <w:p>
+      <w:pPr>
+        <w:spacing w:after="0" w:line="360" w:lineRule="auto"/>
+        <w:jc w:val="both"/>
+        <w:rPr>
+          <w:rFonts w:ascii="Arial" w:hAnsi="Arial" w:cs="Arial"/>
+          <w:sz w:val="24"/>
+          <w:szCs w:val="24"/>
+          <w:lang w:val="en-US"/>
+        </w:rPr>
+      </w:pPr>
+      <w:proofErr w:type="spellStart"/>
+      <w:r>
+        <w:rPr>
+          <w:rFonts w:ascii="Arial" w:hAnsi="Arial" w:cs="Arial"/>
+          <w:b/>
+          <w:sz w:val="24"/>
+          <w:szCs w:val="24"/>
+          <w:lang w:val="en-US"/>
+        </w:rPr>
+        <w:t>Palavras-chave</w:t>
+      </w:r>
+      <w:proofErr w:type="spellEnd"/>
+      <w:r>
+        <w:rPr>
+          <w:rFonts w:ascii="Arial" w:hAnsi="Arial" w:cs="Arial"/>
+          <w:b/>
+          <w:sz w:val="24"/>
+          <w:szCs w:val="24"/>
+          <w:lang w:val="en-US"/>
+        </w:rPr>
+        <w:t>:</w:t>
+      </w:r>
+      <w:r>
+        <w:rPr>
+          <w:rFonts w:ascii="Arial" w:hAnsi="Arial" w:cs="Arial"/>
+          <w:sz w:val="24"/>
+          <w:szCs w:val="24"/>
+          <w:lang w:val="en-US"/>
         </w:rPr>
         <w:t xml:space="preserve"> </w:t>
       </w:r>
@@ -985,1247 +966,1580 @@
           <w:sz w:val="24"/>
           <w:szCs w:val="24"/>
         </w:rPr>
-        <w:t>na</w:t>
-      </w:r>
-      <w:r>
-        <w:rPr>
-          <w:rFonts w:ascii="Arial" w:hAnsi="Arial" w:cs="Arial"/>
-          <w:sz w:val="24"/>
-          <w:szCs w:val="24"/>
-        </w:rPr>
-        <w:t xml:space="preserve"> ETEC Professor Camargo Aranha</w:t>
-      </w:r>
-      <w:r>
-        <w:rPr>
-          <w:rFonts w:ascii="Arial" w:hAnsi="Arial" w:cs="Arial"/>
-          <w:sz w:val="24"/>
-          <w:szCs w:val="24"/>
-        </w:rPr>
-        <w:t xml:space="preserve">, </w:t>
-      </w:r>
-      <w:r>
-        <w:rPr>
-          <w:rFonts w:ascii="Arial" w:hAnsi="Arial" w:cs="Arial"/>
-          <w:sz w:val="24"/>
-          <w:szCs w:val="24"/>
-        </w:rPr>
-        <w:t>problemas esses como: Falta de cadeira em laboratórios ou cadeiras quebradas, falta de porta em banheiros</w:t>
-      </w:r>
-      <w:r>
-        <w:rPr>
-          <w:rFonts w:ascii="Arial" w:hAnsi="Arial" w:cs="Arial"/>
-          <w:sz w:val="24"/>
-          <w:szCs w:val="24"/>
-        </w:rPr>
-        <w:t xml:space="preserve">, e </w:t>
-      </w:r>
-      <w:r>
-        <w:rPr>
-          <w:rFonts w:ascii="Arial" w:hAnsi="Arial" w:cs="Arial"/>
-          <w:sz w:val="24"/>
-          <w:szCs w:val="24"/>
-        </w:rPr>
-        <w:t>etc. a plataforma “Ei Camargo”</w:t>
-      </w:r>
-      <w:r>
-        <w:rPr>
-          <w:rFonts w:ascii="Arial" w:hAnsi="Arial" w:cs="Arial"/>
-          <w:sz w:val="24"/>
-          <w:szCs w:val="24"/>
-        </w:rPr>
-        <w:t xml:space="preserve"> vem com o objetivo de facilitar o processo de “sugestão/comunicação” entre os alunos e </w:t>
-      </w:r>
-      <w:r>
-        <w:rPr>
-          <w:rFonts w:ascii="Arial" w:hAnsi="Arial" w:cs="Arial"/>
-          <w:sz w:val="24"/>
-          <w:szCs w:val="24"/>
-        </w:rPr>
-        <w:t>os superiores.</w:t>
-      </w:r>
-    </w:p>
-    <w:p>
-      <w:pPr>
-        <w:spacing w:after="0" w:line="360" w:lineRule="auto"/>
+        <w:t>Comunicação escolar; Participação estudantil; Plataforma web; Comunidade escolar; Gestão de demandas; ETEC Professor Camargo Aranha.</w:t>
+      </w:r>
+    </w:p>
+    <w:p>
+      <w:pPr>
+        <w:spacing w:after="0" w:line="360" w:lineRule="auto"/>
+        <w:jc w:val="center"/>
+        <w:rPr>
+          <w:rFonts w:ascii="Arial" w:hAnsi="Arial" w:cs="Arial"/>
+          <w:sz w:val="24"/>
+          <w:szCs w:val="24"/>
+          <w:lang w:val="en-US"/>
+        </w:rPr>
+      </w:pPr>
+    </w:p>
+    <w:p>
+      <w:pPr>
+        <w:spacing w:after="0" w:line="360" w:lineRule="auto"/>
+        <w:jc w:val="center"/>
+        <w:rPr>
+          <w:rFonts w:ascii="Arial" w:hAnsi="Arial" w:cs="Arial"/>
+          <w:sz w:val="24"/>
+          <w:szCs w:val="24"/>
+          <w:lang w:val="en-US"/>
+        </w:rPr>
+      </w:pPr>
+    </w:p>
+    <w:p>
+      <w:pPr>
+        <w:spacing w:after="0" w:line="360" w:lineRule="auto"/>
+        <w:jc w:val="center"/>
+        <w:rPr>
+          <w:rFonts w:ascii="Arial" w:hAnsi="Arial" w:cs="Arial"/>
+          <w:sz w:val="24"/>
+          <w:szCs w:val="24"/>
+          <w:lang w:val="en-US"/>
+        </w:rPr>
+      </w:pPr>
+    </w:p>
+    <w:p>
+      <w:pPr>
+        <w:spacing w:after="0" w:line="360" w:lineRule="auto"/>
+        <w:jc w:val="center"/>
+        <w:rPr>
+          <w:rFonts w:ascii="Arial" w:hAnsi="Arial" w:cs="Arial"/>
+          <w:sz w:val="24"/>
+          <w:szCs w:val="24"/>
+          <w:lang w:val="en-US"/>
+        </w:rPr>
+      </w:pPr>
+    </w:p>
+    <w:p>
+      <w:pPr>
+        <w:spacing w:after="0" w:line="360" w:lineRule="auto"/>
+        <w:jc w:val="center"/>
+        <w:rPr>
+          <w:rFonts w:ascii="Arial" w:hAnsi="Arial" w:cs="Arial"/>
+          <w:sz w:val="24"/>
+          <w:szCs w:val="24"/>
+          <w:lang w:val="en-US"/>
+        </w:rPr>
+      </w:pPr>
+    </w:p>
+    <w:p>
+      <w:pPr>
+        <w:spacing w:after="0" w:line="360" w:lineRule="auto"/>
+        <w:jc w:val="center"/>
+        <w:rPr>
+          <w:rFonts w:ascii="Arial" w:hAnsi="Arial" w:cs="Arial"/>
+          <w:sz w:val="24"/>
+          <w:szCs w:val="24"/>
+          <w:lang w:val="en-US"/>
+        </w:rPr>
+      </w:pPr>
+    </w:p>
+    <w:p>
+      <w:pPr>
+        <w:spacing w:after="0" w:line="360" w:lineRule="auto"/>
+        <w:jc w:val="center"/>
+        <w:rPr>
+          <w:rFonts w:ascii="Arial" w:hAnsi="Arial" w:cs="Arial"/>
+          <w:sz w:val="24"/>
+          <w:szCs w:val="24"/>
+          <w:lang w:val="en-US"/>
+        </w:rPr>
+      </w:pPr>
+    </w:p>
+    <w:p>
+      <w:pPr>
+        <w:spacing w:after="0" w:line="360" w:lineRule="auto"/>
+        <w:jc w:val="center"/>
+        <w:rPr>
+          <w:rFonts w:ascii="Arial" w:hAnsi="Arial" w:cs="Arial"/>
+          <w:sz w:val="24"/>
+          <w:szCs w:val="24"/>
+          <w:lang w:val="en-US"/>
+        </w:rPr>
+      </w:pPr>
+    </w:p>
+    <w:p>
+      <w:pPr>
+        <w:spacing w:after="0" w:line="360" w:lineRule="auto"/>
+        <w:jc w:val="center"/>
+        <w:rPr>
+          <w:rFonts w:ascii="Arial" w:hAnsi="Arial" w:cs="Arial"/>
+          <w:sz w:val="24"/>
+          <w:szCs w:val="24"/>
+          <w:lang w:val="en-US"/>
+        </w:rPr>
+      </w:pPr>
+    </w:p>
+    <w:p>
+      <w:pPr>
+        <w:spacing w:after="0" w:line="360" w:lineRule="auto"/>
+        <w:jc w:val="center"/>
+        <w:rPr>
+          <w:rFonts w:ascii="Arial" w:hAnsi="Arial" w:cs="Arial"/>
+          <w:sz w:val="24"/>
+          <w:szCs w:val="24"/>
+          <w:lang w:val="en-US"/>
+        </w:rPr>
+      </w:pPr>
+    </w:p>
+    <w:p>
+      <w:pPr>
+        <w:spacing w:after="0" w:line="360" w:lineRule="auto"/>
+        <w:jc w:val="center"/>
+        <w:rPr>
+          <w:rFonts w:ascii="Arial" w:hAnsi="Arial" w:cs="Arial"/>
+          <w:sz w:val="24"/>
+          <w:szCs w:val="24"/>
+          <w:lang w:val="en-US"/>
+        </w:rPr>
+      </w:pPr>
+    </w:p>
+    <w:p>
+      <w:pPr>
+        <w:spacing w:after="0" w:line="360" w:lineRule="auto"/>
+        <w:jc w:val="center"/>
+        <w:rPr>
+          <w:rFonts w:ascii="Arial" w:hAnsi="Arial" w:cs="Arial"/>
+          <w:sz w:val="24"/>
+          <w:szCs w:val="24"/>
+          <w:lang w:val="en-US"/>
+        </w:rPr>
+      </w:pPr>
+    </w:p>
+    <w:p>
+      <w:pPr>
+        <w:spacing w:after="0" w:line="360" w:lineRule="auto"/>
+        <w:jc w:val="center"/>
+        <w:rPr>
+          <w:rFonts w:ascii="Arial" w:hAnsi="Arial" w:cs="Arial"/>
+          <w:sz w:val="24"/>
+          <w:szCs w:val="24"/>
+          <w:lang w:val="en-US"/>
+        </w:rPr>
+      </w:pPr>
+    </w:p>
+    <w:p>
+      <w:pPr>
+        <w:spacing w:after="0" w:line="360" w:lineRule="auto"/>
+        <w:jc w:val="center"/>
+        <w:rPr>
+          <w:rFonts w:ascii="Arial" w:hAnsi="Arial" w:cs="Arial"/>
+          <w:sz w:val="24"/>
+          <w:szCs w:val="24"/>
+          <w:lang w:val="en-US"/>
+        </w:rPr>
+      </w:pPr>
+    </w:p>
+    <w:p>
+      <w:pPr>
+        <w:spacing w:after="0" w:line="360" w:lineRule="auto"/>
+        <w:jc w:val="center"/>
+        <w:rPr>
+          <w:rFonts w:ascii="Arial" w:hAnsi="Arial" w:cs="Arial"/>
+          <w:sz w:val="24"/>
+          <w:szCs w:val="24"/>
+          <w:lang w:val="en-US"/>
+        </w:rPr>
+      </w:pPr>
+    </w:p>
+    <w:p>
+      <w:pPr>
+        <w:spacing w:after="0" w:line="360" w:lineRule="auto"/>
+        <w:jc w:val="center"/>
+        <w:rPr>
+          <w:rFonts w:ascii="Arial" w:hAnsi="Arial" w:cs="Arial"/>
+          <w:sz w:val="24"/>
+          <w:szCs w:val="24"/>
+          <w:lang w:val="en-US"/>
+        </w:rPr>
+      </w:pPr>
+    </w:p>
+    <w:p>
+      <w:pPr>
+        <w:spacing w:after="0" w:line="360" w:lineRule="auto"/>
+        <w:jc w:val="center"/>
+        <w:rPr>
+          <w:rFonts w:ascii="Arial" w:hAnsi="Arial" w:cs="Arial"/>
+          <w:sz w:val="24"/>
+          <w:szCs w:val="24"/>
+          <w:lang w:val="en-US"/>
+        </w:rPr>
+      </w:pPr>
+    </w:p>
+    <w:p>
+      <w:pPr>
+        <w:spacing w:after="0" w:line="360" w:lineRule="auto"/>
+        <w:jc w:val="center"/>
+        <w:rPr>
+          <w:rFonts w:ascii="Arial" w:hAnsi="Arial" w:cs="Arial"/>
+          <w:sz w:val="24"/>
+          <w:szCs w:val="24"/>
+          <w:lang w:val="en-US"/>
+        </w:rPr>
+      </w:pPr>
+    </w:p>
+    <w:p>
+      <w:pPr>
+        <w:spacing w:after="0" w:line="360" w:lineRule="auto"/>
+        <w:jc w:val="center"/>
+        <w:rPr>
+          <w:rFonts w:ascii="Arial" w:hAnsi="Arial" w:cs="Arial"/>
+          <w:sz w:val="24"/>
+          <w:szCs w:val="24"/>
+          <w:lang w:val="en-US"/>
+        </w:rPr>
+      </w:pPr>
+    </w:p>
+    <w:p>
+      <w:pPr>
+        <w:spacing w:after="0" w:line="360" w:lineRule="auto"/>
+        <w:jc w:val="center"/>
+        <w:rPr>
+          <w:rFonts w:ascii="Arial" w:hAnsi="Arial" w:cs="Arial"/>
+          <w:sz w:val="24"/>
+          <w:szCs w:val="24"/>
+          <w:lang w:val="en-US"/>
+        </w:rPr>
+      </w:pPr>
+    </w:p>
+    <w:p>
+      <w:pPr>
+        <w:spacing w:after="0" w:line="360" w:lineRule="auto"/>
+        <w:jc w:val="center"/>
+        <w:rPr>
+          <w:rFonts w:ascii="Arial" w:hAnsi="Arial" w:cs="Arial"/>
+          <w:sz w:val="24"/>
+          <w:szCs w:val="24"/>
+          <w:lang w:val="en-US"/>
+        </w:rPr>
+      </w:pPr>
+    </w:p>
+    <w:p>
+      <w:pPr>
+        <w:spacing w:after="0" w:line="360" w:lineRule="auto"/>
+        <w:jc w:val="center"/>
+        <w:rPr>
+          <w:rFonts w:ascii="Arial" w:hAnsi="Arial" w:cs="Arial"/>
+          <w:sz w:val="24"/>
+          <w:szCs w:val="24"/>
+          <w:lang w:val="en-US"/>
+        </w:rPr>
+      </w:pPr>
+    </w:p>
+    <w:p>
+      <w:pPr>
+        <w:spacing w:after="0" w:line="360" w:lineRule="auto"/>
+        <w:jc w:val="center"/>
+        <w:rPr>
+          <w:rFonts w:ascii="Arial" w:hAnsi="Arial" w:cs="Arial"/>
+          <w:sz w:val="24"/>
+          <w:szCs w:val="24"/>
+          <w:lang w:val="en-US"/>
+        </w:rPr>
+      </w:pPr>
+    </w:p>
+    <w:p>
+      <w:pPr>
+        <w:spacing w:after="0" w:line="360" w:lineRule="auto"/>
+        <w:jc w:val="center"/>
+        <w:rPr>
+          <w:rFonts w:ascii="Arial" w:hAnsi="Arial" w:cs="Arial"/>
+          <w:sz w:val="24"/>
+          <w:szCs w:val="24"/>
+          <w:lang w:val="en-US"/>
+        </w:rPr>
+      </w:pPr>
+    </w:p>
+    <w:p>
+      <w:pPr>
+        <w:spacing w:after="0" w:line="360" w:lineRule="auto"/>
+        <w:jc w:val="center"/>
+        <w:rPr>
+          <w:rFonts w:ascii="Arial" w:hAnsi="Arial" w:cs="Arial"/>
+          <w:sz w:val="24"/>
+          <w:szCs w:val="24"/>
+          <w:lang w:val="en-US"/>
+        </w:rPr>
+      </w:pPr>
+    </w:p>
+    <w:p>
+      <w:pPr>
+        <w:spacing w:after="0" w:line="360" w:lineRule="auto"/>
+        <w:jc w:val="center"/>
+        <w:rPr>
+          <w:rFonts w:ascii="Arial" w:hAnsi="Arial" w:cs="Arial"/>
+          <w:sz w:val="24"/>
+          <w:szCs w:val="24"/>
+          <w:lang w:val="en-US"/>
+        </w:rPr>
+      </w:pPr>
+    </w:p>
+    <w:p>
+      <w:pPr>
+        <w:spacing w:after="0" w:line="360" w:lineRule="auto"/>
+        <w:rPr>
+          <w:rFonts w:ascii="Arial" w:hAnsi="Arial" w:cs="Arial"/>
+          <w:b/>
+          <w:sz w:val="24"/>
+          <w:szCs w:val="24"/>
+          <w:lang w:val="en-US"/>
+        </w:rPr>
+      </w:pPr>
+      <w:r>
+        <w:rPr>
+          <w:rFonts w:ascii="Arial" w:hAnsi="Arial" w:cs="Arial"/>
+          <w:b/>
+          <w:sz w:val="24"/>
+          <w:szCs w:val="24"/>
+          <w:lang w:val="en-US"/>
+        </w:rPr>
+        <w:t>Abstract</w:t>
+      </w:r>
+    </w:p>
+    <w:p>
+      <w:pPr>
+        <w:spacing w:after="0" w:line="360" w:lineRule="auto"/>
+        <w:rPr>
+          <w:rFonts w:ascii="Arial" w:hAnsi="Arial" w:cs="Arial"/>
+          <w:sz w:val="24"/>
+          <w:szCs w:val="24"/>
+          <w:lang w:val="en-US"/>
+        </w:rPr>
+      </w:pPr>
+      <w:r>
+        <w:rPr>
+          <w:rFonts w:ascii="Arial" w:hAnsi="Arial" w:cs="Arial"/>
+          <w:sz w:val="24"/>
+          <w:szCs w:val="24"/>
+          <w:lang w:val="en-US"/>
+        </w:rPr>
+        <w:t xml:space="preserve">This final course project proposes an analysis of the difficulties faced by people who study and work at ETEC Professor Camargo Aranha, problems </w:t>
+      </w:r>
+      <w:proofErr w:type="gramStart"/>
+      <w:r>
+        <w:rPr>
+          <w:rFonts w:ascii="Arial" w:hAnsi="Arial" w:cs="Arial"/>
+          <w:sz w:val="24"/>
+          <w:szCs w:val="24"/>
+          <w:lang w:val="en-US"/>
+        </w:rPr>
+        <w:t>such as:</w:t>
+      </w:r>
+      <w:proofErr w:type="gramEnd"/>
+      <w:r>
+        <w:rPr>
+          <w:rFonts w:ascii="Arial" w:hAnsi="Arial" w:cs="Arial"/>
+          <w:sz w:val="24"/>
+          <w:szCs w:val="24"/>
+          <w:lang w:val="en-US"/>
+        </w:rPr>
+        <w:t xml:space="preserve"> broken chairs in laboratories or lack of them, lack of doors in restrooms, etc. The “Ei Camargo” software aims to facilitate the “suggestion/communication” process between students and superiors.</w:t>
+      </w:r>
+    </w:p>
+    <w:p>
+      <w:pPr>
+        <w:spacing w:after="0" w:line="360" w:lineRule="auto"/>
+        <w:rPr>
+          <w:rFonts w:ascii="Arial" w:hAnsi="Arial" w:cs="Arial"/>
+          <w:sz w:val="24"/>
+          <w:szCs w:val="24"/>
+        </w:rPr>
+      </w:pPr>
+      <w:r>
+        <w:rPr>
+          <w:rFonts w:ascii="Arial" w:hAnsi="Arial" w:cs="Arial"/>
+          <w:b/>
+          <w:bCs/>
+          <w:sz w:val="24"/>
+          <w:szCs w:val="24"/>
+        </w:rPr>
+        <w:t>Keywords</w:t>
+      </w:r>
+      <w:r>
+        <w:rPr>
+          <w:rFonts w:ascii="Arial" w:hAnsi="Arial" w:cs="Arial"/>
+          <w:sz w:val="24"/>
+          <w:szCs w:val="24"/>
+        </w:rPr>
+        <w:t>:</w:t>
+      </w:r>
+      <w:r>
+        <w:t xml:space="preserve"> </w:t>
+      </w:r>
+      <w:proofErr w:type="spellStart"/>
+      <w:r>
+        <w:rPr>
+          <w:rFonts w:ascii="Arial" w:hAnsi="Arial" w:cs="Arial"/>
+          <w:sz w:val="24"/>
+          <w:szCs w:val="24"/>
+        </w:rPr>
+        <w:t>School</w:t>
+      </w:r>
+      <w:proofErr w:type="spellEnd"/>
+      <w:r>
+        <w:rPr>
+          <w:rFonts w:ascii="Arial" w:hAnsi="Arial" w:cs="Arial"/>
+          <w:sz w:val="24"/>
+          <w:szCs w:val="24"/>
+        </w:rPr>
+        <w:t xml:space="preserve"> communication; </w:t>
+      </w:r>
+      <w:proofErr w:type="spellStart"/>
+      <w:r>
+        <w:rPr>
+          <w:rFonts w:ascii="Arial" w:hAnsi="Arial" w:cs="Arial"/>
+          <w:sz w:val="24"/>
+          <w:szCs w:val="24"/>
+        </w:rPr>
+        <w:t>Student</w:t>
+      </w:r>
+      <w:proofErr w:type="spellEnd"/>
+      <w:r>
+        <w:rPr>
+          <w:rFonts w:ascii="Arial" w:hAnsi="Arial" w:cs="Arial"/>
+          <w:sz w:val="24"/>
+          <w:szCs w:val="24"/>
+        </w:rPr>
+        <w:t xml:space="preserve"> </w:t>
+      </w:r>
+      <w:proofErr w:type="spellStart"/>
+      <w:r>
+        <w:rPr>
+          <w:rFonts w:ascii="Arial" w:hAnsi="Arial" w:cs="Arial"/>
+          <w:sz w:val="24"/>
+          <w:szCs w:val="24"/>
+        </w:rPr>
+        <w:t>participation</w:t>
+      </w:r>
+      <w:proofErr w:type="spellEnd"/>
+      <w:r>
+        <w:rPr>
+          <w:rFonts w:ascii="Arial" w:hAnsi="Arial" w:cs="Arial"/>
+          <w:sz w:val="24"/>
+          <w:szCs w:val="24"/>
+        </w:rPr>
+        <w:t xml:space="preserve">; Web </w:t>
+      </w:r>
+      <w:proofErr w:type="spellStart"/>
+      <w:r>
+        <w:rPr>
+          <w:rFonts w:ascii="Arial" w:hAnsi="Arial" w:cs="Arial"/>
+          <w:sz w:val="24"/>
+          <w:szCs w:val="24"/>
+        </w:rPr>
+        <w:t>platform</w:t>
+      </w:r>
+      <w:proofErr w:type="spellEnd"/>
+      <w:r>
+        <w:rPr>
+          <w:rFonts w:ascii="Arial" w:hAnsi="Arial" w:cs="Arial"/>
+          <w:sz w:val="24"/>
+          <w:szCs w:val="24"/>
+        </w:rPr>
+        <w:t xml:space="preserve">; </w:t>
+      </w:r>
+      <w:proofErr w:type="spellStart"/>
+      <w:r>
+        <w:rPr>
+          <w:rFonts w:ascii="Arial" w:hAnsi="Arial" w:cs="Arial"/>
+          <w:sz w:val="24"/>
+          <w:szCs w:val="24"/>
+        </w:rPr>
+        <w:t>School</w:t>
+      </w:r>
+      <w:proofErr w:type="spellEnd"/>
+      <w:r>
+        <w:rPr>
+          <w:rFonts w:ascii="Arial" w:hAnsi="Arial" w:cs="Arial"/>
+          <w:sz w:val="24"/>
+          <w:szCs w:val="24"/>
+        </w:rPr>
+        <w:t xml:space="preserve"> </w:t>
+      </w:r>
+      <w:proofErr w:type="spellStart"/>
+      <w:r>
+        <w:rPr>
+          <w:rFonts w:ascii="Arial" w:hAnsi="Arial" w:cs="Arial"/>
+          <w:sz w:val="24"/>
+          <w:szCs w:val="24"/>
+        </w:rPr>
+        <w:t>community</w:t>
+      </w:r>
+      <w:proofErr w:type="spellEnd"/>
+      <w:r>
+        <w:rPr>
+          <w:rFonts w:ascii="Arial" w:hAnsi="Arial" w:cs="Arial"/>
+          <w:sz w:val="24"/>
+          <w:szCs w:val="24"/>
+        </w:rPr>
+        <w:t xml:space="preserve">; </w:t>
+      </w:r>
+      <w:proofErr w:type="spellStart"/>
+      <w:r>
+        <w:rPr>
+          <w:rFonts w:ascii="Arial" w:hAnsi="Arial" w:cs="Arial"/>
+          <w:sz w:val="24"/>
+          <w:szCs w:val="24"/>
+        </w:rPr>
+        <w:t>Demand</w:t>
+      </w:r>
+      <w:proofErr w:type="spellEnd"/>
+      <w:r>
+        <w:rPr>
+          <w:rFonts w:ascii="Arial" w:hAnsi="Arial" w:cs="Arial"/>
+          <w:sz w:val="24"/>
+          <w:szCs w:val="24"/>
+        </w:rPr>
+        <w:t xml:space="preserve"> management; ETEC Professor Camargo Aranha.</w:t>
+      </w:r>
+    </w:p>
+    <w:p>
+      <w:pPr>
+        <w:spacing w:after="0" w:line="360" w:lineRule="auto"/>
+        <w:jc w:val="center"/>
+        <w:rPr>
+          <w:rFonts w:ascii="Arial" w:hAnsi="Arial" w:cs="Arial"/>
+          <w:sz w:val="24"/>
+          <w:szCs w:val="24"/>
+        </w:rPr>
+      </w:pPr>
+    </w:p>
+    <w:p>
+      <w:pPr>
+        <w:spacing w:after="0" w:line="360" w:lineRule="auto"/>
+        <w:jc w:val="center"/>
+        <w:rPr>
+          <w:rFonts w:ascii="Arial" w:hAnsi="Arial" w:cs="Arial"/>
+          <w:sz w:val="24"/>
+          <w:szCs w:val="24"/>
+        </w:rPr>
+      </w:pPr>
+    </w:p>
+    <w:p>
+      <w:pPr>
+        <w:spacing w:after="0" w:line="360" w:lineRule="auto"/>
+        <w:jc w:val="center"/>
+        <w:rPr>
+          <w:rFonts w:ascii="Arial" w:hAnsi="Arial" w:cs="Arial"/>
+          <w:sz w:val="24"/>
+          <w:szCs w:val="24"/>
+        </w:rPr>
+      </w:pPr>
+    </w:p>
+    <w:p>
+      <w:pPr>
+        <w:spacing w:after="0" w:line="360" w:lineRule="auto"/>
+        <w:jc w:val="center"/>
+        <w:rPr>
+          <w:rFonts w:ascii="Arial" w:hAnsi="Arial" w:cs="Arial"/>
+          <w:sz w:val="24"/>
+          <w:szCs w:val="24"/>
+        </w:rPr>
+      </w:pPr>
+    </w:p>
+    <w:p>
+      <w:pPr>
+        <w:spacing w:after="0" w:line="360" w:lineRule="auto"/>
+        <w:jc w:val="center"/>
+        <w:rPr>
+          <w:rFonts w:ascii="Arial" w:hAnsi="Arial" w:cs="Arial"/>
+          <w:sz w:val="24"/>
+          <w:szCs w:val="24"/>
+        </w:rPr>
+      </w:pPr>
+    </w:p>
+    <w:p>
+      <w:pPr>
+        <w:spacing w:after="0" w:line="360" w:lineRule="auto"/>
+        <w:jc w:val="center"/>
+        <w:rPr>
+          <w:rFonts w:ascii="Arial" w:hAnsi="Arial" w:cs="Arial"/>
+          <w:sz w:val="24"/>
+          <w:szCs w:val="24"/>
+        </w:rPr>
+      </w:pPr>
+    </w:p>
+    <w:p>
+      <w:pPr>
+        <w:spacing w:after="0" w:line="360" w:lineRule="auto"/>
+        <w:jc w:val="center"/>
+        <w:rPr>
+          <w:rFonts w:ascii="Arial" w:hAnsi="Arial" w:cs="Arial"/>
+          <w:sz w:val="24"/>
+          <w:szCs w:val="24"/>
+        </w:rPr>
+      </w:pPr>
+    </w:p>
+    <w:p>
+      <w:pPr>
+        <w:spacing w:after="0" w:line="360" w:lineRule="auto"/>
+        <w:jc w:val="center"/>
+        <w:rPr>
+          <w:rFonts w:ascii="Arial" w:hAnsi="Arial" w:cs="Arial"/>
+          <w:sz w:val="24"/>
+          <w:szCs w:val="24"/>
+        </w:rPr>
+      </w:pPr>
+    </w:p>
+    <w:p>
+      <w:pPr>
+        <w:spacing w:after="0" w:line="360" w:lineRule="auto"/>
+        <w:jc w:val="center"/>
+        <w:rPr>
+          <w:rFonts w:ascii="Arial" w:hAnsi="Arial" w:cs="Arial"/>
+          <w:sz w:val="24"/>
+          <w:szCs w:val="24"/>
+        </w:rPr>
+      </w:pPr>
+    </w:p>
+    <w:p>
+      <w:pPr>
+        <w:spacing w:after="0" w:line="360" w:lineRule="auto"/>
+        <w:jc w:val="center"/>
+        <w:rPr>
+          <w:rFonts w:ascii="Arial" w:hAnsi="Arial" w:cs="Arial"/>
+          <w:sz w:val="24"/>
+          <w:szCs w:val="24"/>
+        </w:rPr>
+      </w:pPr>
+    </w:p>
+    <w:p>
+      <w:pPr>
+        <w:spacing w:after="0" w:line="360" w:lineRule="auto"/>
+        <w:jc w:val="center"/>
+        <w:rPr>
+          <w:rFonts w:ascii="Arial" w:hAnsi="Arial" w:cs="Arial"/>
+          <w:sz w:val="24"/>
+          <w:szCs w:val="24"/>
+        </w:rPr>
+      </w:pPr>
+    </w:p>
+    <w:p>
+      <w:pPr>
+        <w:spacing w:after="0" w:line="360" w:lineRule="auto"/>
+        <w:jc w:val="center"/>
+        <w:rPr>
+          <w:rFonts w:ascii="Arial" w:hAnsi="Arial" w:cs="Arial"/>
+          <w:sz w:val="24"/>
+          <w:szCs w:val="24"/>
+        </w:rPr>
+      </w:pPr>
+    </w:p>
+    <w:p>
+      <w:pPr>
+        <w:spacing w:after="0" w:line="360" w:lineRule="auto"/>
+        <w:jc w:val="center"/>
+        <w:rPr>
+          <w:rFonts w:ascii="Arial" w:hAnsi="Arial" w:cs="Arial"/>
+          <w:sz w:val="24"/>
+          <w:szCs w:val="24"/>
+        </w:rPr>
+      </w:pPr>
+    </w:p>
+    <w:p>
+      <w:pPr>
+        <w:spacing w:after="0" w:line="360" w:lineRule="auto"/>
+        <w:jc w:val="center"/>
+        <w:rPr>
+          <w:rFonts w:ascii="Arial" w:hAnsi="Arial" w:cs="Arial"/>
+          <w:sz w:val="24"/>
+          <w:szCs w:val="24"/>
+        </w:rPr>
+      </w:pPr>
+    </w:p>
+    <w:p>
+      <w:pPr>
+        <w:spacing w:after="0" w:line="360" w:lineRule="auto"/>
+        <w:jc w:val="center"/>
+        <w:rPr>
+          <w:rFonts w:ascii="Arial" w:hAnsi="Arial" w:cs="Arial"/>
+          <w:sz w:val="24"/>
+          <w:szCs w:val="24"/>
+        </w:rPr>
+      </w:pPr>
+    </w:p>
+    <w:p>
+      <w:pPr>
+        <w:spacing w:after="0" w:line="360" w:lineRule="auto"/>
+        <w:jc w:val="center"/>
+        <w:rPr>
+          <w:rFonts w:ascii="Arial" w:hAnsi="Arial" w:cs="Arial"/>
+          <w:sz w:val="24"/>
+          <w:szCs w:val="24"/>
+        </w:rPr>
+      </w:pPr>
+    </w:p>
+    <w:p>
+      <w:pPr>
+        <w:spacing w:after="0" w:line="360" w:lineRule="auto"/>
+        <w:jc w:val="center"/>
+        <w:rPr>
+          <w:rFonts w:ascii="Arial" w:hAnsi="Arial" w:cs="Arial"/>
+          <w:sz w:val="24"/>
+          <w:szCs w:val="24"/>
+        </w:rPr>
+      </w:pPr>
+    </w:p>
+    <w:p>
+      <w:pPr>
+        <w:spacing w:after="0" w:line="360" w:lineRule="auto"/>
+        <w:jc w:val="center"/>
+        <w:rPr>
+          <w:rFonts w:ascii="Arial" w:hAnsi="Arial" w:cs="Arial"/>
+          <w:sz w:val="24"/>
+          <w:szCs w:val="24"/>
+        </w:rPr>
+      </w:pPr>
+    </w:p>
+    <w:p>
+      <w:pPr>
+        <w:spacing w:after="0" w:line="360" w:lineRule="auto"/>
+        <w:jc w:val="center"/>
+        <w:rPr>
+          <w:rFonts w:ascii="Arial" w:hAnsi="Arial" w:cs="Arial"/>
+          <w:sz w:val="24"/>
+          <w:szCs w:val="24"/>
+        </w:rPr>
+      </w:pPr>
+    </w:p>
+    <w:p>
+      <w:pPr>
+        <w:spacing w:after="0" w:line="360" w:lineRule="auto"/>
+        <w:jc w:val="center"/>
+        <w:rPr>
+          <w:rFonts w:ascii="Arial" w:hAnsi="Arial" w:cs="Arial"/>
+          <w:sz w:val="24"/>
+          <w:szCs w:val="24"/>
+        </w:rPr>
+      </w:pPr>
+    </w:p>
+    <w:p>
+      <w:pPr>
+        <w:spacing w:after="0" w:line="360" w:lineRule="auto"/>
+        <w:jc w:val="center"/>
+        <w:rPr>
+          <w:rFonts w:ascii="Arial" w:hAnsi="Arial" w:cs="Arial"/>
+          <w:sz w:val="24"/>
+          <w:szCs w:val="24"/>
+        </w:rPr>
+      </w:pPr>
+    </w:p>
+    <w:p>
+      <w:pPr>
+        <w:spacing w:after="0" w:line="360" w:lineRule="auto"/>
+        <w:jc w:val="center"/>
+        <w:rPr>
+          <w:rFonts w:ascii="Arial" w:hAnsi="Arial" w:cs="Arial"/>
+          <w:sz w:val="24"/>
+          <w:szCs w:val="24"/>
+        </w:rPr>
+      </w:pPr>
+    </w:p>
+    <w:p>
+      <w:pPr>
+        <w:spacing w:after="0" w:line="360" w:lineRule="auto"/>
+        <w:jc w:val="center"/>
+        <w:rPr>
+          <w:rFonts w:ascii="Arial" w:hAnsi="Arial" w:cs="Arial"/>
+          <w:sz w:val="24"/>
+          <w:szCs w:val="24"/>
+        </w:rPr>
+      </w:pPr>
+    </w:p>
+    <w:p>
+      <w:pPr>
+        <w:spacing w:after="0" w:line="360" w:lineRule="auto"/>
+        <w:jc w:val="center"/>
+        <w:rPr>
+          <w:rFonts w:ascii="Arial" w:hAnsi="Arial" w:cs="Arial"/>
+          <w:sz w:val="24"/>
+          <w:szCs w:val="24"/>
+        </w:rPr>
+      </w:pPr>
+    </w:p>
+    <w:p>
+      <w:pPr>
+        <w:spacing w:after="0" w:line="360" w:lineRule="auto"/>
+        <w:jc w:val="center"/>
+        <w:rPr>
+          <w:rFonts w:ascii="Arial" w:hAnsi="Arial" w:cs="Arial"/>
+          <w:sz w:val="24"/>
+          <w:szCs w:val="24"/>
+        </w:rPr>
+      </w:pPr>
+      <w:r>
+        <w:rPr>
+          <w:rFonts w:ascii="Arial" w:hAnsi="Arial" w:cs="Arial"/>
+          <w:sz w:val="24"/>
+          <w:szCs w:val="24"/>
+        </w:rPr>
+        <w:t>SUMÁRIO</w:t>
+      </w:r>
+    </w:p>
+    <w:p>
+      <w:pPr>
+        <w:spacing w:after="0" w:line="360" w:lineRule="auto"/>
+        <w:jc w:val="center"/>
+        <w:rPr>
+          <w:rFonts w:ascii="Arial" w:hAnsi="Arial" w:cs="Arial"/>
+          <w:sz w:val="24"/>
+          <w:szCs w:val="24"/>
+        </w:rPr>
+      </w:pPr>
+    </w:p>
+    <w:p>
+      <w:pPr>
+        <w:spacing w:after="0" w:line="360" w:lineRule="auto"/>
+        <w:jc w:val="center"/>
+        <w:rPr>
+          <w:rFonts w:ascii="Arial" w:hAnsi="Arial" w:cs="Arial"/>
+          <w:sz w:val="24"/>
+          <w:szCs w:val="24"/>
+        </w:rPr>
+      </w:pPr>
+    </w:p>
+    <w:p>
+      <w:pPr>
+        <w:spacing w:after="0" w:line="360" w:lineRule="auto"/>
+        <w:jc w:val="center"/>
+        <w:rPr>
+          <w:rFonts w:ascii="Arial" w:hAnsi="Arial" w:cs="Arial"/>
+          <w:sz w:val="24"/>
+          <w:szCs w:val="24"/>
+        </w:rPr>
+      </w:pPr>
+    </w:p>
+    <w:p>
+      <w:pPr>
+        <w:spacing w:after="0" w:line="360" w:lineRule="auto"/>
+        <w:jc w:val="center"/>
+        <w:rPr>
+          <w:rFonts w:ascii="Arial" w:hAnsi="Arial" w:cs="Arial"/>
+          <w:sz w:val="24"/>
+          <w:szCs w:val="24"/>
+        </w:rPr>
+      </w:pPr>
+    </w:p>
+    <w:p>
+      <w:pPr>
+        <w:spacing w:after="0" w:line="360" w:lineRule="auto"/>
+        <w:jc w:val="center"/>
+        <w:rPr>
+          <w:rFonts w:ascii="Arial" w:hAnsi="Arial" w:cs="Arial"/>
+          <w:sz w:val="24"/>
+          <w:szCs w:val="24"/>
+        </w:rPr>
+      </w:pPr>
+    </w:p>
+    <w:p>
+      <w:pPr>
+        <w:spacing w:after="0" w:line="360" w:lineRule="auto"/>
+        <w:jc w:val="center"/>
+        <w:rPr>
+          <w:rFonts w:ascii="Arial" w:hAnsi="Arial" w:cs="Arial"/>
+          <w:sz w:val="24"/>
+          <w:szCs w:val="24"/>
+        </w:rPr>
+      </w:pPr>
+    </w:p>
+    <w:p>
+      <w:pPr>
+        <w:spacing w:after="0" w:line="360" w:lineRule="auto"/>
+        <w:jc w:val="center"/>
+        <w:rPr>
+          <w:rFonts w:ascii="Arial" w:hAnsi="Arial" w:cs="Arial"/>
+          <w:sz w:val="24"/>
+          <w:szCs w:val="24"/>
+        </w:rPr>
+      </w:pPr>
+    </w:p>
+    <w:p>
+      <w:pPr>
+        <w:spacing w:after="0" w:line="360" w:lineRule="auto"/>
+        <w:jc w:val="center"/>
+        <w:rPr>
+          <w:rFonts w:ascii="Arial" w:hAnsi="Arial" w:cs="Arial"/>
+          <w:sz w:val="24"/>
+          <w:szCs w:val="24"/>
+        </w:rPr>
+      </w:pPr>
+    </w:p>
+    <w:p>
+      <w:pPr>
+        <w:spacing w:after="0" w:line="360" w:lineRule="auto"/>
+        <w:jc w:val="center"/>
+        <w:rPr>
+          <w:rFonts w:ascii="Arial" w:hAnsi="Arial" w:cs="Arial"/>
+          <w:sz w:val="24"/>
+          <w:szCs w:val="24"/>
+        </w:rPr>
+      </w:pPr>
+    </w:p>
+    <w:p>
+      <w:pPr>
+        <w:spacing w:after="0" w:line="360" w:lineRule="auto"/>
+        <w:jc w:val="center"/>
+        <w:rPr>
+          <w:rFonts w:ascii="Arial" w:hAnsi="Arial" w:cs="Arial"/>
+          <w:sz w:val="24"/>
+          <w:szCs w:val="24"/>
+        </w:rPr>
+      </w:pPr>
+    </w:p>
+    <w:p>
+      <w:pPr>
+        <w:spacing w:after="0" w:line="360" w:lineRule="auto"/>
+        <w:jc w:val="center"/>
+        <w:rPr>
+          <w:rFonts w:ascii="Arial" w:hAnsi="Arial" w:cs="Arial"/>
+          <w:sz w:val="24"/>
+          <w:szCs w:val="24"/>
+        </w:rPr>
+      </w:pPr>
+    </w:p>
+    <w:p>
+      <w:pPr>
+        <w:spacing w:after="0" w:line="360" w:lineRule="auto"/>
+        <w:jc w:val="center"/>
+        <w:rPr>
+          <w:rFonts w:ascii="Arial" w:hAnsi="Arial" w:cs="Arial"/>
+          <w:sz w:val="24"/>
+          <w:szCs w:val="24"/>
+        </w:rPr>
+      </w:pPr>
+    </w:p>
+    <w:p>
+      <w:pPr>
+        <w:spacing w:after="0" w:line="360" w:lineRule="auto"/>
+        <w:jc w:val="center"/>
+        <w:rPr>
+          <w:rFonts w:ascii="Arial" w:hAnsi="Arial" w:cs="Arial"/>
+          <w:sz w:val="24"/>
+          <w:szCs w:val="24"/>
+        </w:rPr>
+      </w:pPr>
+    </w:p>
+    <w:p>
+      <w:pPr>
+        <w:spacing w:after="0" w:line="360" w:lineRule="auto"/>
+        <w:jc w:val="center"/>
+        <w:rPr>
+          <w:rFonts w:ascii="Arial" w:hAnsi="Arial" w:cs="Arial"/>
+          <w:sz w:val="24"/>
+          <w:szCs w:val="24"/>
+        </w:rPr>
+      </w:pPr>
+    </w:p>
+    <w:p>
+      <w:pPr>
+        <w:spacing w:after="0" w:line="360" w:lineRule="auto"/>
+        <w:jc w:val="center"/>
+        <w:rPr>
+          <w:rFonts w:ascii="Arial" w:hAnsi="Arial" w:cs="Arial"/>
+          <w:sz w:val="24"/>
+          <w:szCs w:val="24"/>
+        </w:rPr>
+      </w:pPr>
+    </w:p>
+    <w:p>
+      <w:pPr>
+        <w:spacing w:after="0" w:line="360" w:lineRule="auto"/>
+        <w:jc w:val="center"/>
+        <w:rPr>
+          <w:rFonts w:ascii="Arial" w:hAnsi="Arial" w:cs="Arial"/>
+          <w:sz w:val="24"/>
+          <w:szCs w:val="24"/>
+        </w:rPr>
+      </w:pPr>
+    </w:p>
+    <w:p>
+      <w:pPr>
+        <w:spacing w:after="0" w:line="360" w:lineRule="auto"/>
+        <w:jc w:val="center"/>
+        <w:rPr>
+          <w:rFonts w:ascii="Arial" w:hAnsi="Arial" w:cs="Arial"/>
+          <w:sz w:val="24"/>
+          <w:szCs w:val="24"/>
+        </w:rPr>
+      </w:pPr>
+    </w:p>
+    <w:p>
+      <w:pPr>
+        <w:spacing w:after="0" w:line="360" w:lineRule="auto"/>
+        <w:jc w:val="center"/>
+        <w:rPr>
+          <w:rFonts w:ascii="Arial" w:hAnsi="Arial" w:cs="Arial"/>
+          <w:sz w:val="24"/>
+          <w:szCs w:val="24"/>
+        </w:rPr>
+      </w:pPr>
+    </w:p>
+    <w:p>
+      <w:pPr>
+        <w:spacing w:after="0" w:line="360" w:lineRule="auto"/>
+        <w:jc w:val="center"/>
+        <w:rPr>
+          <w:rFonts w:ascii="Arial" w:hAnsi="Arial" w:cs="Arial"/>
+          <w:sz w:val="24"/>
+          <w:szCs w:val="24"/>
+        </w:rPr>
+      </w:pPr>
+    </w:p>
+    <w:p>
+      <w:pPr>
+        <w:spacing w:after="0" w:line="360" w:lineRule="auto"/>
+        <w:jc w:val="center"/>
+        <w:rPr>
+          <w:rFonts w:ascii="Arial" w:hAnsi="Arial" w:cs="Arial"/>
+          <w:sz w:val="24"/>
+          <w:szCs w:val="24"/>
+        </w:rPr>
+      </w:pPr>
+    </w:p>
+    <w:p>
+      <w:pPr>
+        <w:spacing w:after="0" w:line="360" w:lineRule="auto"/>
+        <w:jc w:val="center"/>
+        <w:rPr>
+          <w:rFonts w:ascii="Arial" w:hAnsi="Arial" w:cs="Arial"/>
+          <w:sz w:val="24"/>
+          <w:szCs w:val="24"/>
+        </w:rPr>
+      </w:pPr>
+    </w:p>
+    <w:p>
+      <w:pPr>
+        <w:spacing w:after="0" w:line="360" w:lineRule="auto"/>
+        <w:jc w:val="center"/>
+        <w:rPr>
+          <w:rFonts w:ascii="Arial" w:hAnsi="Arial" w:cs="Arial"/>
+          <w:sz w:val="24"/>
+          <w:szCs w:val="24"/>
+        </w:rPr>
+      </w:pPr>
+    </w:p>
+    <w:p>
+      <w:pPr>
+        <w:spacing w:after="0" w:line="360" w:lineRule="auto"/>
+        <w:jc w:val="center"/>
+        <w:rPr>
+          <w:rFonts w:ascii="Arial" w:hAnsi="Arial" w:cs="Arial"/>
+          <w:sz w:val="24"/>
+          <w:szCs w:val="24"/>
+        </w:rPr>
+      </w:pPr>
+    </w:p>
+    <w:p>
+      <w:pPr>
+        <w:spacing w:after="0" w:line="360" w:lineRule="auto"/>
+        <w:jc w:val="center"/>
+        <w:rPr>
+          <w:rFonts w:ascii="Arial" w:hAnsi="Arial" w:cs="Arial"/>
+          <w:sz w:val="24"/>
+          <w:szCs w:val="24"/>
+        </w:rPr>
+      </w:pPr>
+    </w:p>
+    <w:p>
+      <w:pPr>
+        <w:spacing w:after="0" w:line="360" w:lineRule="auto"/>
+        <w:jc w:val="center"/>
+        <w:rPr>
+          <w:rFonts w:ascii="Arial" w:hAnsi="Arial" w:cs="Arial"/>
+          <w:sz w:val="24"/>
+          <w:szCs w:val="24"/>
+        </w:rPr>
+      </w:pPr>
+    </w:p>
+    <w:p>
+      <w:pPr>
+        <w:spacing w:after="0" w:line="360" w:lineRule="auto"/>
+        <w:jc w:val="center"/>
+        <w:rPr>
+          <w:rFonts w:ascii="Arial" w:hAnsi="Arial" w:cs="Arial"/>
+          <w:sz w:val="24"/>
+          <w:szCs w:val="24"/>
+        </w:rPr>
+      </w:pPr>
+    </w:p>
+    <w:p>
+      <w:pPr>
+        <w:spacing w:after="0" w:line="360" w:lineRule="auto"/>
+        <w:jc w:val="center"/>
+        <w:rPr>
+          <w:rFonts w:ascii="Arial" w:hAnsi="Arial" w:cs="Arial"/>
+          <w:sz w:val="24"/>
+          <w:szCs w:val="24"/>
+        </w:rPr>
+      </w:pPr>
+    </w:p>
+    <w:p>
+      <w:pPr>
+        <w:spacing w:after="0" w:line="360" w:lineRule="auto"/>
+        <w:jc w:val="center"/>
+        <w:rPr>
+          <w:rFonts w:ascii="Arial" w:hAnsi="Arial" w:cs="Arial"/>
+          <w:sz w:val="24"/>
+          <w:szCs w:val="24"/>
+        </w:rPr>
+      </w:pPr>
+    </w:p>
+    <w:p>
+      <w:pPr>
+        <w:spacing w:after="0" w:line="360" w:lineRule="auto"/>
+        <w:jc w:val="center"/>
+        <w:rPr>
+          <w:rFonts w:ascii="Arial" w:hAnsi="Arial" w:cs="Arial"/>
+          <w:sz w:val="24"/>
+          <w:szCs w:val="24"/>
+        </w:rPr>
+      </w:pPr>
+    </w:p>
+    <w:p>
+      <w:pPr>
+        <w:spacing w:after="0" w:line="360" w:lineRule="auto"/>
+        <w:jc w:val="center"/>
+        <w:rPr>
+          <w:rFonts w:ascii="Arial" w:hAnsi="Arial" w:cs="Arial"/>
+          <w:sz w:val="24"/>
+          <w:szCs w:val="24"/>
+        </w:rPr>
+      </w:pPr>
+    </w:p>
+    <w:p>
+      <w:pPr>
+        <w:spacing w:after="0" w:line="360" w:lineRule="auto"/>
+        <w:jc w:val="center"/>
+        <w:rPr>
+          <w:rFonts w:ascii="Arial" w:hAnsi="Arial" w:cs="Arial"/>
+          <w:sz w:val="24"/>
+          <w:szCs w:val="24"/>
+        </w:rPr>
+      </w:pPr>
+    </w:p>
+    <w:p>
+      <w:pPr>
+        <w:spacing w:after="0" w:line="360" w:lineRule="auto"/>
+        <w:jc w:val="center"/>
+        <w:rPr>
+          <w:rFonts w:ascii="Arial" w:hAnsi="Arial" w:cs="Arial"/>
+          <w:sz w:val="24"/>
+          <w:szCs w:val="24"/>
+        </w:rPr>
+      </w:pPr>
+    </w:p>
+    <w:p>
+      <w:pPr>
+        <w:spacing w:after="0" w:line="360" w:lineRule="auto"/>
+        <w:jc w:val="center"/>
+        <w:rPr>
+          <w:rFonts w:ascii="Arial" w:hAnsi="Arial" w:cs="Arial"/>
+          <w:sz w:val="24"/>
+          <w:szCs w:val="24"/>
+        </w:rPr>
+      </w:pPr>
+    </w:p>
+    <w:p>
+      <w:pPr>
+        <w:pStyle w:val="Ttulo2"/>
+        <w:rPr>
+          <w:rFonts w:ascii="Arial" w:hAnsi="Arial" w:cs="Arial"/>
+          <w:b/>
+          <w:color w:val="000000" w:themeColor="text1"/>
+          <w:sz w:val="28"/>
+          <w:szCs w:val="28"/>
+        </w:rPr>
+      </w:pPr>
+      <w:r>
+        <w:rPr>
+          <w:rFonts w:ascii="Arial" w:hAnsi="Arial" w:cs="Arial"/>
+          <w:b/>
+          <w:color w:val="000000" w:themeColor="text1"/>
+          <w:sz w:val="28"/>
+          <w:szCs w:val="28"/>
+        </w:rPr>
+        <w:t>1 INTRODUÇÃO</w:t>
+      </w:r>
+    </w:p>
+    <w:p>
+      <w:pPr>
+        <w:pStyle w:val="NormalWeb"/>
+        <w:rPr>
+          <w:rFonts w:ascii="Arial" w:hAnsi="Arial" w:cs="Arial"/>
+          <w:color w:val="000000" w:themeColor="text1"/>
+        </w:rPr>
+      </w:pPr>
+      <w:r>
+        <w:rPr>
+          <w:rFonts w:ascii="Arial" w:hAnsi="Arial" w:cs="Arial"/>
+          <w:color w:val="000000" w:themeColor="text1"/>
+        </w:rPr>
+        <w:t>A comunidade escolar é formada por diferentes pessoas que compartilham o mesmo ambiente e possuem necessidades, interesses e experiências distintas. Nesse contexto, a utilização de uma plataforma digital pode contribuir para aproximar seus integrantes, facilitar a comunicação e criar um espaço para o compartilhamento de informações, sugestões e oportunidades.</w:t>
+      </w:r>
+    </w:p>
+    <w:p>
+      <w:pPr>
+        <w:pStyle w:val="NormalWeb"/>
+        <w:rPr>
+          <w:rFonts w:ascii="Arial" w:hAnsi="Arial" w:cs="Arial"/>
+          <w:color w:val="000000" w:themeColor="text1"/>
+        </w:rPr>
+      </w:pPr>
+      <w:r>
+        <w:rPr>
+          <w:rFonts w:ascii="Arial" w:hAnsi="Arial" w:cs="Arial"/>
+          <w:color w:val="000000" w:themeColor="text1"/>
+        </w:rPr>
+        <w:t xml:space="preserve">Pensando nessa necessidade, surgiu o </w:t>
+      </w:r>
+      <w:r>
+        <w:rPr>
+          <w:rStyle w:val="Forte"/>
+          <w:rFonts w:ascii="Arial" w:hAnsi="Arial" w:cs="Arial"/>
+          <w:color w:val="000000" w:themeColor="text1"/>
+        </w:rPr>
+        <w:t>Ei Camargo</w:t>
+      </w:r>
+      <w:r>
+        <w:rPr>
+          <w:rFonts w:ascii="Arial" w:hAnsi="Arial" w:cs="Arial"/>
+          <w:color w:val="000000" w:themeColor="text1"/>
+        </w:rPr>
+        <w:t>, uma plataforma desenvolvida para promover maior integração entre os membros da comunidade da ETEC Professor Camargo Aranha. A proposta busca reunir, em um único ambiente, diferentes formas de interação, permitindo a comunicação entre os usuários, o envio de sugestões, a divulgação de informações e a realização de vendas e outras atividades de interesse da comunidade escolar.</w:t>
+      </w:r>
+    </w:p>
+    <w:p>
+      <w:pPr>
+        <w:pStyle w:val="NormalWeb"/>
+        <w:rPr>
+          <w:rFonts w:ascii="Arial" w:hAnsi="Arial" w:cs="Arial"/>
+          <w:color w:val="000000" w:themeColor="text1"/>
+        </w:rPr>
+      </w:pPr>
+      <w:r>
+        <w:rPr>
+          <w:rFonts w:ascii="Arial" w:hAnsi="Arial" w:cs="Arial"/>
+          <w:color w:val="000000" w:themeColor="text1"/>
+        </w:rPr>
+        <w:lastRenderedPageBreak/>
+        <w:t>Além de possibilitar a participação dos usuários na identificação de problemas e na apresentação de melhorias para a instituição, a plataforma busca oferecer um espaço organizado para divulgação de produtos e oportunidades, fortalecendo a interação entre os membros da comunidade. Dessa maneira, o sistema não se limita à comunicação entre alunos e gestão, mas busca atender diferentes necessidades presentes no ambiente escolar.</w:t>
+      </w:r>
+    </w:p>
+    <w:p>
+      <w:pPr>
+        <w:pStyle w:val="NormalWeb"/>
+        <w:rPr>
+          <w:rFonts w:ascii="Arial" w:hAnsi="Arial" w:cs="Arial"/>
+          <w:color w:val="000000" w:themeColor="text1"/>
+        </w:rPr>
+      </w:pPr>
+      <w:r>
+        <w:rPr>
+          <w:rFonts w:ascii="Arial" w:hAnsi="Arial" w:cs="Arial"/>
+          <w:color w:val="000000" w:themeColor="text1"/>
+        </w:rPr>
+        <w:t xml:space="preserve">Para o desenvolvimento do projeto, foram </w:t>
+      </w:r>
+      <w:proofErr w:type="gramStart"/>
+      <w:r>
+        <w:rPr>
+          <w:rFonts w:ascii="Arial" w:hAnsi="Arial" w:cs="Arial"/>
+          <w:color w:val="000000" w:themeColor="text1"/>
+        </w:rPr>
+        <w:t>utilizadas</w:t>
+      </w:r>
+      <w:proofErr w:type="gramEnd"/>
+      <w:r>
+        <w:rPr>
+          <w:rFonts w:ascii="Arial" w:hAnsi="Arial" w:cs="Arial"/>
+          <w:color w:val="000000" w:themeColor="text1"/>
+        </w:rPr>
+        <w:t xml:space="preserve"> pesquisas e levantamentos com integrantes da comunidade escolar, desenvolvimento Web e modelagem de sistemas utilizando UML. A partir dessas etapas, foi estruturada uma solução digital que reúne diferentes funcionalidades em um único ambiente, buscando tornar a comunicação, a participação e o compartilhamento de informações mais acessíveis e organizados.</w:t>
+      </w:r>
+    </w:p>
+    <w:p>
+      <w:pPr>
+        <w:spacing w:after="0" w:line="360" w:lineRule="auto"/>
+        <w:jc w:val="center"/>
+        <w:rPr>
+          <w:rFonts w:ascii="Arial" w:hAnsi="Arial" w:cs="Arial"/>
+          <w:b/>
+          <w:sz w:val="32"/>
+          <w:szCs w:val="24"/>
+        </w:rPr>
+      </w:pPr>
+    </w:p>
+    <w:p>
+      <w:pPr>
+        <w:spacing w:after="0" w:line="360" w:lineRule="auto"/>
+        <w:jc w:val="center"/>
+        <w:rPr>
+          <w:rFonts w:ascii="Arial" w:hAnsi="Arial" w:cs="Arial"/>
+          <w:b/>
+          <w:sz w:val="28"/>
+          <w:szCs w:val="28"/>
+        </w:rPr>
+      </w:pPr>
+    </w:p>
+    <w:p>
+      <w:pPr>
+        <w:pStyle w:val="Ttulo2"/>
+        <w:rPr>
+          <w:rFonts w:ascii="Arial" w:hAnsi="Arial" w:cs="Arial"/>
+          <w:b/>
+          <w:color w:val="000000" w:themeColor="text1"/>
+          <w:sz w:val="28"/>
+          <w:szCs w:val="28"/>
+        </w:rPr>
+      </w:pPr>
+      <w:r>
+        <w:rPr>
+          <w:rFonts w:ascii="Arial" w:hAnsi="Arial" w:cs="Arial"/>
+          <w:b/>
+          <w:color w:val="000000" w:themeColor="text1"/>
+          <w:sz w:val="28"/>
+          <w:szCs w:val="28"/>
+        </w:rPr>
+        <w:t xml:space="preserve">1.1 </w:t>
+      </w:r>
+      <w:r>
+        <w:rPr>
+          <w:rFonts w:ascii="Arial" w:hAnsi="Arial" w:cs="Arial"/>
+          <w:b/>
+          <w:color w:val="000000" w:themeColor="text1"/>
+          <w:sz w:val="28"/>
+          <w:szCs w:val="28"/>
+        </w:rPr>
+        <w:t>CONTEXTUALIZAÇÃO E PROBLEMA</w:t>
+      </w:r>
+    </w:p>
+    <w:p>
+      <w:pPr>
+        <w:pStyle w:val="NormalWeb"/>
+        <w:rPr>
+          <w:rFonts w:ascii="Arial" w:hAnsi="Arial" w:cs="Arial"/>
+          <w:color w:val="000000" w:themeColor="text1"/>
+        </w:rPr>
+      </w:pPr>
+      <w:r>
+        <w:rPr>
+          <w:rFonts w:ascii="Arial" w:hAnsi="Arial" w:cs="Arial"/>
+          <w:color w:val="000000" w:themeColor="text1"/>
+        </w:rPr>
+        <w:t>A comunidade escolar é composta por alunos, professores, coordenadores e demais integrantes que participam diariamente da rotina da instituição. Nesse ambiente, existe a necessidade de facilitar a comunicação, o compartilhamento de informações e a participação dos diferentes membros da comunidade em atividades e iniciativas escolares.</w:t>
+      </w:r>
+    </w:p>
+    <w:p>
+      <w:pPr>
+        <w:pStyle w:val="NormalWeb"/>
+        <w:rPr>
+          <w:rFonts w:ascii="Arial" w:hAnsi="Arial" w:cs="Arial"/>
+          <w:color w:val="000000" w:themeColor="text1"/>
+        </w:rPr>
+      </w:pPr>
+      <w:r>
+        <w:rPr>
+          <w:rFonts w:ascii="Arial" w:hAnsi="Arial" w:cs="Arial"/>
+          <w:color w:val="000000" w:themeColor="text1"/>
+        </w:rPr>
+        <w:t xml:space="preserve">Durante a observação da rotina da ETEC Professor Camargo Aranha, foram identificadas situações que demonstram dificuldades nesse processo, como problemas relacionados à infraestrutura, sugestões de melhorias, divulgação de informações e comunicação entre os integrantes da instituição. Entre os problemas observados estão a falta ou existência de cadeiras quebradas, necessidades de manutenção em ambientes escolares e dificuldades para encaminhar sugestões e propostas de melhoria. Atualmente, parte dessas demandas é comunicada de maneira informal, o que pode dificultar seu registro e acompanhamento. </w:t>
+      </w:r>
+    </w:p>
+    <w:p>
+      <w:pPr>
+        <w:pStyle w:val="NormalWeb"/>
+        <w:rPr>
+          <w:rFonts w:ascii="Arial" w:hAnsi="Arial" w:cs="Arial"/>
+          <w:color w:val="000000" w:themeColor="text1"/>
+        </w:rPr>
+      </w:pPr>
+      <w:r>
+        <w:rPr>
+          <w:rFonts w:ascii="Arial" w:hAnsi="Arial" w:cs="Arial"/>
+          <w:color w:val="000000" w:themeColor="text1"/>
+        </w:rPr>
+        <w:t>Além dessas necessidades, percebe-se a importância de um espaço que possibilite maior interação entre os integrantes da comunidade escolar, permitindo não apenas o envio de sugestões e comunicação de demandas, mas também a divulgação de informações, produtos e oportunidades de interesse da comunidade.</w:t>
+      </w:r>
+    </w:p>
+    <w:p>
+      <w:pPr>
+        <w:pStyle w:val="NormalWeb"/>
+        <w:rPr>
+          <w:rFonts w:ascii="Arial" w:hAnsi="Arial" w:cs="Arial"/>
+          <w:color w:val="000000" w:themeColor="text1"/>
+        </w:rPr>
+      </w:pPr>
+      <w:r>
+        <w:rPr>
+          <w:rFonts w:ascii="Arial" w:hAnsi="Arial" w:cs="Arial"/>
+          <w:color w:val="000000" w:themeColor="text1"/>
+        </w:rPr>
+        <w:t xml:space="preserve">Diante desse cenário, surge a necessidade de uma plataforma digital capaz de reunir diferentes formas de interação em um único ambiente. Assim, o </w:t>
+      </w:r>
+      <w:r>
+        <w:rPr>
+          <w:rStyle w:val="Forte"/>
+          <w:rFonts w:ascii="Arial" w:hAnsi="Arial" w:cs="Arial"/>
+          <w:color w:val="000000" w:themeColor="text1"/>
+        </w:rPr>
+        <w:t>Ei Camargo</w:t>
+      </w:r>
+      <w:r>
+        <w:rPr>
+          <w:rFonts w:ascii="Arial" w:hAnsi="Arial" w:cs="Arial"/>
+          <w:color w:val="000000" w:themeColor="text1"/>
+        </w:rPr>
+        <w:t xml:space="preserve"> é proposto como uma solução voltada à integração da comunidade da ETEC Professor Camargo Aranha, possibilitando recursos relacionados à comunicação, sugestões, divulgação e vendas.</w:t>
+      </w:r>
+    </w:p>
+    <w:p>
+      <w:pPr>
+        <w:pStyle w:val="Ttulo2"/>
+        <w:rPr>
+          <w:rFonts w:ascii="Arial" w:hAnsi="Arial" w:cs="Arial"/>
+          <w:b/>
+          <w:color w:val="000000" w:themeColor="text1"/>
+          <w:sz w:val="28"/>
+          <w:szCs w:val="28"/>
+        </w:rPr>
+      </w:pPr>
+      <w:r>
+        <w:rPr>
+          <w:rFonts w:ascii="Arial" w:hAnsi="Arial" w:cs="Arial"/>
+          <w:b/>
+          <w:color w:val="000000" w:themeColor="text1"/>
+          <w:sz w:val="28"/>
+          <w:szCs w:val="28"/>
+        </w:rPr>
+        <w:t>2. DESENVOLVIMENTO</w:t>
+      </w:r>
+      <w:r>
+        <w:rPr>
+          <w:rFonts w:ascii="Arial" w:hAnsi="Arial" w:cs="Arial"/>
+          <w:b/>
+          <w:color w:val="000000" w:themeColor="text1"/>
+          <w:sz w:val="28"/>
+          <w:szCs w:val="28"/>
+        </w:rPr>
+        <w:tab/>
+      </w:r>
+    </w:p>
+    <w:p/>
+    <w:p>
+      <w:pPr>
+        <w:rPr>
+          <w:rFonts w:ascii="Arial" w:hAnsi="Arial" w:cs="Arial"/>
+          <w:sz w:val="24"/>
+          <w:szCs w:val="24"/>
+        </w:rPr>
+      </w:pPr>
+      <w:r>
+        <w:rPr>
+          <w:rFonts w:ascii="Arial" w:hAnsi="Arial" w:cs="Arial"/>
+          <w:sz w:val="24"/>
+          <w:szCs w:val="24"/>
+        </w:rPr>
+        <w:lastRenderedPageBreak/>
+        <w:t>A partir das pesquisas realizadas ao longo do desenvolvimento do projeto, foram selecionados e incorporados diferentes modelos e métodos relevantes para sua construção. Além disso, foram elaborados materiais de estudo e resumos com o intuito de aprimorar a compreensão desses conceitos e facilitar sua aplicação nas etapas de desenvolvimento e implementação do projeto, tais como:</w:t>
+      </w:r>
+    </w:p>
+    <w:p>
+      <w:pPr>
+        <w:pStyle w:val="Ttulo2"/>
+        <w:rPr>
+          <w:rFonts w:ascii="Arial" w:hAnsi="Arial" w:cs="Arial"/>
+          <w:b/>
+          <w:color w:val="000000" w:themeColor="text1"/>
+          <w:sz w:val="28"/>
+          <w:szCs w:val="28"/>
+        </w:rPr>
+      </w:pPr>
+      <w:r>
+        <w:rPr>
+          <w:rFonts w:ascii="Arial" w:hAnsi="Arial" w:cs="Arial"/>
+          <w:b/>
+          <w:color w:val="000000" w:themeColor="text1"/>
+          <w:sz w:val="28"/>
+          <w:szCs w:val="28"/>
+        </w:rPr>
+        <w:t>2.1 OBJETIVO GERAL</w:t>
+      </w:r>
+      <w:r>
+        <w:rPr>
+          <w:rFonts w:ascii="Arial" w:hAnsi="Arial" w:cs="Arial"/>
+          <w:b/>
+          <w:color w:val="000000" w:themeColor="text1"/>
+          <w:sz w:val="28"/>
+          <w:szCs w:val="28"/>
+        </w:rPr>
+        <w:tab/>
+      </w:r>
+    </w:p>
+    <w:p>
+      <w:pPr>
         <w:jc w:val="both"/>
         <w:rPr>
           <w:rFonts w:ascii="Arial" w:hAnsi="Arial" w:cs="Arial"/>
-          <w:sz w:val="24"/>
-          <w:szCs w:val="24"/>
-          <w:lang w:val="en-US"/>
-        </w:rPr>
-      </w:pPr>
-      <w:r>
-        <w:rPr>
-          <w:rFonts w:ascii="Arial" w:hAnsi="Arial" w:cs="Arial"/>
-          <w:b/>
-          <w:sz w:val="24"/>
-          <w:szCs w:val="24"/>
-          <w:lang w:val="en-US"/>
-        </w:rPr>
-        <w:t>Palavras-chave:</w:t>
-      </w:r>
-      <w:r>
-        <w:rPr>
-          <w:rFonts w:ascii="Arial" w:hAnsi="Arial" w:cs="Arial"/>
-          <w:sz w:val="24"/>
-          <w:szCs w:val="24"/>
-          <w:lang w:val="en-US"/>
+          <w:sz w:val="28"/>
+          <w:szCs w:val="24"/>
+        </w:rPr>
+      </w:pPr>
+    </w:p>
+    <w:p>
+      <w:pPr>
+        <w:jc w:val="both"/>
+        <w:rPr>
+          <w:rFonts w:ascii="Arial" w:hAnsi="Arial" w:cs="Arial"/>
+          <w:sz w:val="24"/>
+        </w:rPr>
+      </w:pPr>
+      <w:r>
+        <w:rPr>
+          <w:rFonts w:ascii="Arial" w:hAnsi="Arial" w:cs="Arial"/>
+          <w:sz w:val="24"/>
+        </w:rPr>
+        <w:t>O objetivo geral do projeto Ei Camargo é desenvolver uma plataforma digital que facilite a comunicação entre os alunos da ETEC Professor Camargo Aranha e seus coordenadores, permitindo o envio de sugestões, reclamações, solicitações de manutenção e propostas de melhoria para a instituição.</w:t>
+      </w:r>
+    </w:p>
+    <w:p>
+      <w:pPr>
+        <w:pStyle w:val="Ttulo2"/>
+        <w:rPr>
+          <w:rFonts w:ascii="Arial" w:hAnsi="Arial" w:cs="Arial"/>
+          <w:b/>
+          <w:color w:val="000000" w:themeColor="text1"/>
+          <w:sz w:val="28"/>
+          <w:szCs w:val="28"/>
+        </w:rPr>
+      </w:pPr>
+      <w:r>
+        <w:rPr>
+          <w:rFonts w:ascii="Arial" w:hAnsi="Arial" w:cs="Arial"/>
+          <w:b/>
+          <w:color w:val="000000" w:themeColor="text1"/>
+          <w:sz w:val="28"/>
+          <w:szCs w:val="28"/>
+        </w:rPr>
+        <w:t>2.2</w:t>
+      </w:r>
+      <w:r>
+        <w:rPr>
+          <w:rFonts w:ascii="Arial" w:hAnsi="Arial" w:cs="Arial"/>
+          <w:b/>
+          <w:color w:val="000000" w:themeColor="text1"/>
+          <w:sz w:val="28"/>
+          <w:szCs w:val="28"/>
         </w:rPr>
         <w:t xml:space="preserve"> </w:t>
       </w:r>
-    </w:p>
-    <w:p>
-      <w:pPr>
-        <w:spacing w:after="0" w:line="360" w:lineRule="auto"/>
-        <w:jc w:val="center"/>
-        <w:rPr>
-          <w:rFonts w:ascii="Arial" w:hAnsi="Arial" w:cs="Arial"/>
-          <w:sz w:val="24"/>
-          <w:szCs w:val="24"/>
-          <w:lang w:val="en-US"/>
-        </w:rPr>
-      </w:pPr>
-    </w:p>
-    <w:p>
-      <w:pPr>
-        <w:spacing w:after="0" w:line="360" w:lineRule="auto"/>
-        <w:jc w:val="center"/>
-        <w:rPr>
-          <w:rFonts w:ascii="Arial" w:hAnsi="Arial" w:cs="Arial"/>
-          <w:sz w:val="24"/>
-          <w:szCs w:val="24"/>
-          <w:lang w:val="en-US"/>
-        </w:rPr>
-      </w:pPr>
-    </w:p>
-    <w:p>
-      <w:pPr>
-        <w:spacing w:after="0" w:line="360" w:lineRule="auto"/>
-        <w:jc w:val="center"/>
-        <w:rPr>
-          <w:rFonts w:ascii="Arial" w:hAnsi="Arial" w:cs="Arial"/>
-          <w:sz w:val="24"/>
-          <w:szCs w:val="24"/>
-          <w:lang w:val="en-US"/>
-        </w:rPr>
-      </w:pPr>
-    </w:p>
-    <w:p>
-      <w:pPr>
-        <w:spacing w:after="0" w:line="360" w:lineRule="auto"/>
-        <w:jc w:val="center"/>
-        <w:rPr>
-          <w:rFonts w:ascii="Arial" w:hAnsi="Arial" w:cs="Arial"/>
-          <w:sz w:val="24"/>
-          <w:szCs w:val="24"/>
-          <w:lang w:val="en-US"/>
-        </w:rPr>
-      </w:pPr>
-    </w:p>
-    <w:p>
-      <w:pPr>
-        <w:spacing w:after="0" w:line="360" w:lineRule="auto"/>
-        <w:jc w:val="center"/>
-        <w:rPr>
-          <w:rFonts w:ascii="Arial" w:hAnsi="Arial" w:cs="Arial"/>
-          <w:sz w:val="24"/>
-          <w:szCs w:val="24"/>
-          <w:lang w:val="en-US"/>
-        </w:rPr>
-      </w:pPr>
-    </w:p>
-    <w:p>
-      <w:pPr>
-        <w:spacing w:after="0" w:line="360" w:lineRule="auto"/>
-        <w:jc w:val="center"/>
-        <w:rPr>
-          <w:rFonts w:ascii="Arial" w:hAnsi="Arial" w:cs="Arial"/>
-          <w:sz w:val="24"/>
-          <w:szCs w:val="24"/>
-          <w:lang w:val="en-US"/>
-        </w:rPr>
-      </w:pPr>
-    </w:p>
-    <w:p>
-      <w:pPr>
-        <w:spacing w:after="0" w:line="360" w:lineRule="auto"/>
-        <w:jc w:val="center"/>
-        <w:rPr>
-          <w:rFonts w:ascii="Arial" w:hAnsi="Arial" w:cs="Arial"/>
-          <w:sz w:val="24"/>
-          <w:szCs w:val="24"/>
-          <w:lang w:val="en-US"/>
-        </w:rPr>
-      </w:pPr>
-    </w:p>
-    <w:p>
-      <w:pPr>
-        <w:spacing w:after="0" w:line="360" w:lineRule="auto"/>
-        <w:jc w:val="center"/>
-        <w:rPr>
-          <w:rFonts w:ascii="Arial" w:hAnsi="Arial" w:cs="Arial"/>
-          <w:sz w:val="24"/>
-          <w:szCs w:val="24"/>
-          <w:lang w:val="en-US"/>
-        </w:rPr>
-      </w:pPr>
-    </w:p>
-    <w:p>
-      <w:pPr>
-        <w:spacing w:after="0" w:line="360" w:lineRule="auto"/>
-        <w:jc w:val="center"/>
-        <w:rPr>
-          <w:rFonts w:ascii="Arial" w:hAnsi="Arial" w:cs="Arial"/>
-          <w:sz w:val="24"/>
-          <w:szCs w:val="24"/>
-          <w:lang w:val="en-US"/>
-        </w:rPr>
-      </w:pPr>
-    </w:p>
-    <w:p>
-      <w:pPr>
-        <w:spacing w:after="0" w:line="360" w:lineRule="auto"/>
-        <w:jc w:val="center"/>
-        <w:rPr>
-          <w:rFonts w:ascii="Arial" w:hAnsi="Arial" w:cs="Arial"/>
-          <w:sz w:val="24"/>
-          <w:szCs w:val="24"/>
-          <w:lang w:val="en-US"/>
-        </w:rPr>
-      </w:pPr>
-    </w:p>
-    <w:p>
-      <w:pPr>
-        <w:spacing w:after="0" w:line="360" w:lineRule="auto"/>
-        <w:jc w:val="center"/>
-        <w:rPr>
-          <w:rFonts w:ascii="Arial" w:hAnsi="Arial" w:cs="Arial"/>
-          <w:sz w:val="24"/>
-          <w:szCs w:val="24"/>
-          <w:lang w:val="en-US"/>
-        </w:rPr>
-      </w:pPr>
-    </w:p>
-    <w:p>
-      <w:pPr>
-        <w:spacing w:after="0" w:line="360" w:lineRule="auto"/>
-        <w:jc w:val="center"/>
-        <w:rPr>
-          <w:rFonts w:ascii="Arial" w:hAnsi="Arial" w:cs="Arial"/>
-          <w:sz w:val="24"/>
-          <w:szCs w:val="24"/>
-          <w:lang w:val="en-US"/>
-        </w:rPr>
-      </w:pPr>
-    </w:p>
-    <w:p>
-      <w:pPr>
-        <w:spacing w:after="0" w:line="360" w:lineRule="auto"/>
-        <w:jc w:val="center"/>
-        <w:rPr>
-          <w:rFonts w:ascii="Arial" w:hAnsi="Arial" w:cs="Arial"/>
-          <w:sz w:val="24"/>
-          <w:szCs w:val="24"/>
-          <w:lang w:val="en-US"/>
-        </w:rPr>
-      </w:pPr>
-    </w:p>
-    <w:p>
-      <w:pPr>
-        <w:spacing w:after="0" w:line="360" w:lineRule="auto"/>
-        <w:jc w:val="center"/>
-        <w:rPr>
-          <w:rFonts w:ascii="Arial" w:hAnsi="Arial" w:cs="Arial"/>
-          <w:sz w:val="24"/>
-          <w:szCs w:val="24"/>
-          <w:lang w:val="en-US"/>
-        </w:rPr>
-      </w:pPr>
-    </w:p>
-    <w:p>
-      <w:pPr>
-        <w:spacing w:after="0" w:line="360" w:lineRule="auto"/>
-        <w:jc w:val="center"/>
-        <w:rPr>
-          <w:rFonts w:ascii="Arial" w:hAnsi="Arial" w:cs="Arial"/>
-          <w:sz w:val="24"/>
-          <w:szCs w:val="24"/>
-          <w:lang w:val="en-US"/>
-        </w:rPr>
-      </w:pPr>
-    </w:p>
-    <w:p>
-      <w:pPr>
-        <w:spacing w:after="0" w:line="360" w:lineRule="auto"/>
-        <w:jc w:val="center"/>
-        <w:rPr>
-          <w:rFonts w:ascii="Arial" w:hAnsi="Arial" w:cs="Arial"/>
-          <w:sz w:val="24"/>
-          <w:szCs w:val="24"/>
-          <w:lang w:val="en-US"/>
-        </w:rPr>
-      </w:pPr>
-    </w:p>
-    <w:p>
-      <w:pPr>
-        <w:spacing w:after="0" w:line="360" w:lineRule="auto"/>
-        <w:jc w:val="center"/>
-        <w:rPr>
-          <w:rFonts w:ascii="Arial" w:hAnsi="Arial" w:cs="Arial"/>
-          <w:sz w:val="24"/>
-          <w:szCs w:val="24"/>
-          <w:lang w:val="en-US"/>
-        </w:rPr>
-      </w:pPr>
-    </w:p>
-    <w:p>
-      <w:pPr>
-        <w:spacing w:after="0" w:line="360" w:lineRule="auto"/>
-        <w:jc w:val="center"/>
-        <w:rPr>
-          <w:rFonts w:ascii="Arial" w:hAnsi="Arial" w:cs="Arial"/>
-          <w:sz w:val="24"/>
-          <w:szCs w:val="24"/>
-          <w:lang w:val="en-US"/>
-        </w:rPr>
-      </w:pPr>
-    </w:p>
-    <w:p>
-      <w:pPr>
-        <w:spacing w:after="0" w:line="360" w:lineRule="auto"/>
-        <w:jc w:val="center"/>
-        <w:rPr>
-          <w:rFonts w:ascii="Arial" w:hAnsi="Arial" w:cs="Arial"/>
-          <w:sz w:val="24"/>
-          <w:szCs w:val="24"/>
-          <w:lang w:val="en-US"/>
-        </w:rPr>
-      </w:pPr>
-    </w:p>
-    <w:p>
-      <w:pPr>
-        <w:spacing w:after="0" w:line="360" w:lineRule="auto"/>
-        <w:jc w:val="center"/>
-        <w:rPr>
-          <w:rFonts w:ascii="Arial" w:hAnsi="Arial" w:cs="Arial"/>
-          <w:sz w:val="24"/>
-          <w:szCs w:val="24"/>
-          <w:lang w:val="en-US"/>
-        </w:rPr>
-      </w:pPr>
-    </w:p>
-    <w:p>
-      <w:pPr>
-        <w:spacing w:after="0" w:line="360" w:lineRule="auto"/>
-        <w:jc w:val="center"/>
-        <w:rPr>
-          <w:rFonts w:ascii="Arial" w:hAnsi="Arial" w:cs="Arial"/>
-          <w:sz w:val="24"/>
-          <w:szCs w:val="24"/>
-          <w:lang w:val="en-US"/>
-        </w:rPr>
-      </w:pPr>
-    </w:p>
-    <w:p>
-      <w:pPr>
-        <w:spacing w:after="0" w:line="360" w:lineRule="auto"/>
-        <w:jc w:val="center"/>
-        <w:rPr>
-          <w:rFonts w:ascii="Arial" w:hAnsi="Arial" w:cs="Arial"/>
-          <w:sz w:val="24"/>
-          <w:szCs w:val="24"/>
-          <w:lang w:val="en-US"/>
-        </w:rPr>
-      </w:pPr>
-    </w:p>
-    <w:p>
-      <w:pPr>
-        <w:spacing w:after="0" w:line="360" w:lineRule="auto"/>
-        <w:jc w:val="center"/>
-        <w:rPr>
-          <w:rFonts w:ascii="Arial" w:hAnsi="Arial" w:cs="Arial"/>
-          <w:sz w:val="24"/>
-          <w:szCs w:val="24"/>
-          <w:lang w:val="en-US"/>
-        </w:rPr>
-      </w:pPr>
-    </w:p>
-    <w:p>
-      <w:pPr>
-        <w:spacing w:after="0" w:line="360" w:lineRule="auto"/>
-        <w:jc w:val="center"/>
-        <w:rPr>
-          <w:rFonts w:ascii="Arial" w:hAnsi="Arial" w:cs="Arial"/>
-          <w:sz w:val="24"/>
-          <w:szCs w:val="24"/>
-          <w:lang w:val="en-US"/>
-        </w:rPr>
-      </w:pPr>
-    </w:p>
-    <w:p>
-      <w:pPr>
-        <w:spacing w:after="0" w:line="360" w:lineRule="auto"/>
-        <w:jc w:val="center"/>
-        <w:rPr>
-          <w:rFonts w:ascii="Arial" w:hAnsi="Arial" w:cs="Arial"/>
-          <w:sz w:val="24"/>
-          <w:szCs w:val="24"/>
-          <w:lang w:val="en-US"/>
-        </w:rPr>
-      </w:pPr>
-    </w:p>
-    <w:p>
-      <w:pPr>
-        <w:spacing w:after="0" w:line="360" w:lineRule="auto"/>
-        <w:jc w:val="center"/>
-        <w:rPr>
-          <w:rFonts w:ascii="Arial" w:hAnsi="Arial" w:cs="Arial"/>
-          <w:sz w:val="24"/>
-          <w:szCs w:val="24"/>
-          <w:lang w:val="en-US"/>
-        </w:rPr>
-      </w:pPr>
-    </w:p>
-    <w:p>
-      <w:pPr>
-        <w:spacing w:after="0" w:line="360" w:lineRule="auto"/>
-        <w:rPr>
-          <w:rFonts w:ascii="Arial" w:hAnsi="Arial" w:cs="Arial"/>
-          <w:b/>
-          <w:sz w:val="24"/>
-          <w:szCs w:val="24"/>
-          <w:lang w:val="en-US"/>
-        </w:rPr>
-      </w:pPr>
-      <w:r>
-        <w:rPr>
-          <w:rFonts w:ascii="Arial" w:hAnsi="Arial" w:cs="Arial"/>
-          <w:b/>
-          <w:sz w:val="24"/>
-          <w:szCs w:val="24"/>
-          <w:lang w:val="en-US"/>
-        </w:rPr>
-        <w:t>Abstract</w:t>
-      </w:r>
-    </w:p>
-    <w:p>
-      <w:pPr>
-        <w:spacing w:after="0" w:line="360" w:lineRule="auto"/>
-        <w:rPr>
-          <w:rFonts w:ascii="Arial" w:hAnsi="Arial" w:cs="Arial"/>
-          <w:sz w:val="24"/>
-          <w:szCs w:val="24"/>
-          <w:lang w:val="en-US"/>
-        </w:rPr>
-      </w:pPr>
-      <w:r>
-        <w:rPr>
-          <w:rFonts w:ascii="Arial" w:hAnsi="Arial" w:cs="Arial"/>
-          <w:sz w:val="24"/>
-          <w:szCs w:val="24"/>
-          <w:lang w:val="en-US"/>
-        </w:rPr>
-        <w:t xml:space="preserve">This final course project proposes </w:t>
-      </w:r>
-      <w:r>
-        <w:rPr>
-          <w:rFonts w:ascii="Arial" w:hAnsi="Arial" w:cs="Arial"/>
-          <w:sz w:val="24"/>
-          <w:szCs w:val="24"/>
-          <w:lang w:val="en-US"/>
-        </w:rPr>
-        <w:t>an</w:t>
-      </w:r>
-      <w:r>
-        <w:rPr>
-          <w:rFonts w:ascii="Arial" w:hAnsi="Arial" w:cs="Arial"/>
-          <w:sz w:val="24"/>
-          <w:szCs w:val="24"/>
-          <w:lang w:val="en-US"/>
-        </w:rPr>
-        <w:t xml:space="preserve"> analysis of the difficulties faced by people who </w:t>
-      </w:r>
-      <w:r>
-        <w:rPr>
-          <w:rFonts w:ascii="Arial" w:hAnsi="Arial" w:cs="Arial"/>
-          <w:sz w:val="24"/>
-          <w:szCs w:val="24"/>
-          <w:lang w:val="en-US"/>
-        </w:rPr>
-        <w:t xml:space="preserve">study </w:t>
-      </w:r>
-      <w:r>
-        <w:rPr>
-          <w:rFonts w:ascii="Arial" w:hAnsi="Arial" w:cs="Arial"/>
-          <w:sz w:val="24"/>
-          <w:szCs w:val="24"/>
-          <w:lang w:val="en-US"/>
-        </w:rPr>
-        <w:t>and work at ETEC Professor Camargo Aranha, problems such as</w:t>
-      </w:r>
-      <w:r>
-        <w:rPr>
-          <w:rFonts w:ascii="Arial" w:hAnsi="Arial" w:cs="Arial"/>
-          <w:sz w:val="24"/>
-          <w:szCs w:val="24"/>
-          <w:lang w:val="en-US"/>
-        </w:rPr>
-        <w:t xml:space="preserve">: broken chairs </w:t>
-      </w:r>
-      <w:r>
-        <w:rPr>
-          <w:rFonts w:ascii="Arial" w:hAnsi="Arial" w:cs="Arial"/>
-          <w:sz w:val="24"/>
-          <w:szCs w:val="24"/>
-          <w:lang w:val="en-US"/>
-        </w:rPr>
-        <w:t xml:space="preserve">in laboratories or </w:t>
-      </w:r>
-      <w:r>
-        <w:rPr>
-          <w:rFonts w:ascii="Arial" w:hAnsi="Arial" w:cs="Arial"/>
-          <w:sz w:val="24"/>
-          <w:szCs w:val="24"/>
-          <w:lang w:val="en-US"/>
-        </w:rPr>
-        <w:t>lack of them</w:t>
-      </w:r>
-      <w:r>
-        <w:rPr>
-          <w:rFonts w:ascii="Arial" w:hAnsi="Arial" w:cs="Arial"/>
-          <w:sz w:val="24"/>
-          <w:szCs w:val="24"/>
-          <w:lang w:val="en-US"/>
-        </w:rPr>
-        <w:t xml:space="preserve">, lack of doors in </w:t>
-      </w:r>
-      <w:r>
-        <w:rPr>
-          <w:rFonts w:ascii="Arial" w:hAnsi="Arial" w:cs="Arial"/>
-          <w:sz w:val="24"/>
-          <w:szCs w:val="24"/>
-          <w:lang w:val="en-US"/>
-        </w:rPr>
-        <w:t>restrooms</w:t>
-      </w:r>
-      <w:r>
-        <w:rPr>
-          <w:rFonts w:ascii="Arial" w:hAnsi="Arial" w:cs="Arial"/>
-          <w:sz w:val="24"/>
-          <w:szCs w:val="24"/>
-          <w:lang w:val="en-US"/>
-        </w:rPr>
-        <w:t xml:space="preserve">, etc. The “Ei Camargo” </w:t>
-      </w:r>
-      <w:r>
-        <w:rPr>
-          <w:rFonts w:ascii="Arial" w:hAnsi="Arial" w:cs="Arial"/>
-          <w:sz w:val="24"/>
-          <w:szCs w:val="24"/>
-          <w:lang w:val="en-US"/>
-        </w:rPr>
-        <w:t>software</w:t>
-      </w:r>
-      <w:r>
-        <w:rPr>
-          <w:rFonts w:ascii="Arial" w:hAnsi="Arial" w:cs="Arial"/>
-          <w:sz w:val="24"/>
-          <w:szCs w:val="24"/>
-          <w:lang w:val="en-US"/>
-        </w:rPr>
-        <w:t xml:space="preserve"> aims to facilitate the “suggestion/communication” process between students and superiors.</w:t>
-      </w:r>
-    </w:p>
-    <w:p>
-      <w:pPr>
-        <w:spacing w:after="0" w:line="360" w:lineRule="auto"/>
-        <w:rPr>
-          <w:rFonts w:ascii="Arial" w:hAnsi="Arial" w:cs="Arial"/>
-          <w:sz w:val="24"/>
-          <w:szCs w:val="24"/>
-        </w:rPr>
-      </w:pPr>
-      <w:r>
-        <w:rPr>
-          <w:rFonts w:ascii="Arial" w:hAnsi="Arial" w:cs="Arial"/>
-          <w:b/>
-          <w:bCs/>
-          <w:sz w:val="24"/>
-          <w:szCs w:val="24"/>
-        </w:rPr>
-        <w:t>Key</w:t>
-      </w:r>
-      <w:r>
-        <w:rPr>
-          <w:rFonts w:ascii="Arial" w:hAnsi="Arial" w:cs="Arial"/>
-          <w:b/>
-          <w:bCs/>
-          <w:sz w:val="24"/>
-          <w:szCs w:val="24"/>
-        </w:rPr>
-        <w:t>words</w:t>
-      </w:r>
-      <w:r>
-        <w:rPr>
-          <w:rFonts w:ascii="Arial" w:hAnsi="Arial" w:cs="Arial"/>
-          <w:sz w:val="24"/>
-          <w:szCs w:val="24"/>
-        </w:rPr>
-        <w:t>:</w:t>
-      </w:r>
-    </w:p>
-    <w:p>
-      <w:pPr>
-        <w:spacing w:after="0" w:line="360" w:lineRule="auto"/>
-        <w:jc w:val="center"/>
-        <w:rPr>
-          <w:rFonts w:ascii="Arial" w:hAnsi="Arial" w:cs="Arial"/>
-          <w:sz w:val="24"/>
-          <w:szCs w:val="24"/>
-        </w:rPr>
-      </w:pPr>
-    </w:p>
-    <w:p>
-      <w:pPr>
-        <w:spacing w:after="0" w:line="360" w:lineRule="auto"/>
-        <w:jc w:val="center"/>
-        <w:rPr>
-          <w:rFonts w:ascii="Arial" w:hAnsi="Arial" w:cs="Arial"/>
-          <w:sz w:val="24"/>
-          <w:szCs w:val="24"/>
-        </w:rPr>
-      </w:pPr>
-    </w:p>
-    <w:p>
-      <w:pPr>
-        <w:spacing w:after="0" w:line="360" w:lineRule="auto"/>
-        <w:jc w:val="center"/>
-        <w:rPr>
-          <w:rFonts w:ascii="Arial" w:hAnsi="Arial" w:cs="Arial"/>
-          <w:sz w:val="24"/>
-          <w:szCs w:val="24"/>
-        </w:rPr>
-      </w:pPr>
-    </w:p>
-    <w:p>
-      <w:pPr>
-        <w:spacing w:after="0" w:line="360" w:lineRule="auto"/>
-        <w:jc w:val="center"/>
-        <w:rPr>
-          <w:rFonts w:ascii="Arial" w:hAnsi="Arial" w:cs="Arial"/>
-          <w:sz w:val="24"/>
-          <w:szCs w:val="24"/>
-        </w:rPr>
-      </w:pPr>
-    </w:p>
-    <w:p>
-      <w:pPr>
-        <w:spacing w:after="0" w:line="360" w:lineRule="auto"/>
-        <w:jc w:val="center"/>
-        <w:rPr>
-          <w:rFonts w:ascii="Arial" w:hAnsi="Arial" w:cs="Arial"/>
-          <w:sz w:val="24"/>
-          <w:szCs w:val="24"/>
-        </w:rPr>
-      </w:pPr>
-    </w:p>
-    <w:p>
-      <w:pPr>
-        <w:spacing w:after="0" w:line="360" w:lineRule="auto"/>
-        <w:jc w:val="center"/>
-        <w:rPr>
-          <w:rFonts w:ascii="Arial" w:hAnsi="Arial" w:cs="Arial"/>
-          <w:sz w:val="24"/>
-          <w:szCs w:val="24"/>
-        </w:rPr>
-      </w:pPr>
-    </w:p>
-    <w:p>
-      <w:pPr>
-        <w:spacing w:after="0" w:line="360" w:lineRule="auto"/>
-        <w:jc w:val="center"/>
-        <w:rPr>
-          <w:rFonts w:ascii="Arial" w:hAnsi="Arial" w:cs="Arial"/>
-          <w:sz w:val="24"/>
-          <w:szCs w:val="24"/>
-        </w:rPr>
-      </w:pPr>
-    </w:p>
-    <w:p>
-      <w:pPr>
-        <w:spacing w:after="0" w:line="360" w:lineRule="auto"/>
-        <w:jc w:val="center"/>
-        <w:rPr>
-          <w:rFonts w:ascii="Arial" w:hAnsi="Arial" w:cs="Arial"/>
-          <w:sz w:val="24"/>
-          <w:szCs w:val="24"/>
-        </w:rPr>
-      </w:pPr>
-    </w:p>
-    <w:p>
-      <w:pPr>
-        <w:spacing w:after="0" w:line="360" w:lineRule="auto"/>
-        <w:jc w:val="center"/>
-        <w:rPr>
-          <w:rFonts w:ascii="Arial" w:hAnsi="Arial" w:cs="Arial"/>
-          <w:sz w:val="24"/>
-          <w:szCs w:val="24"/>
-        </w:rPr>
-      </w:pPr>
-    </w:p>
-    <w:p>
-      <w:pPr>
-        <w:spacing w:after="0" w:line="360" w:lineRule="auto"/>
-        <w:jc w:val="center"/>
-        <w:rPr>
-          <w:rFonts w:ascii="Arial" w:hAnsi="Arial" w:cs="Arial"/>
-          <w:sz w:val="24"/>
-          <w:szCs w:val="24"/>
-        </w:rPr>
-      </w:pPr>
-    </w:p>
-    <w:p>
-      <w:pPr>
-        <w:spacing w:after="0" w:line="360" w:lineRule="auto"/>
-        <w:jc w:val="center"/>
-        <w:rPr>
-          <w:rFonts w:ascii="Arial" w:hAnsi="Arial" w:cs="Arial"/>
-          <w:sz w:val="24"/>
-          <w:szCs w:val="24"/>
-        </w:rPr>
-      </w:pPr>
-    </w:p>
-    <w:p>
-      <w:pPr>
-        <w:spacing w:after="0" w:line="360" w:lineRule="auto"/>
-        <w:jc w:val="center"/>
-        <w:rPr>
-          <w:rFonts w:ascii="Arial" w:hAnsi="Arial" w:cs="Arial"/>
-          <w:sz w:val="24"/>
-          <w:szCs w:val="24"/>
-        </w:rPr>
-      </w:pPr>
-    </w:p>
-    <w:p>
-      <w:pPr>
-        <w:spacing w:after="0" w:line="360" w:lineRule="auto"/>
-        <w:jc w:val="center"/>
-        <w:rPr>
-          <w:rFonts w:ascii="Arial" w:hAnsi="Arial" w:cs="Arial"/>
-          <w:sz w:val="24"/>
-          <w:szCs w:val="24"/>
-        </w:rPr>
-      </w:pPr>
-    </w:p>
-    <w:p>
-      <w:pPr>
-        <w:spacing w:after="0" w:line="360" w:lineRule="auto"/>
-        <w:jc w:val="center"/>
-        <w:rPr>
-          <w:rFonts w:ascii="Arial" w:hAnsi="Arial" w:cs="Arial"/>
-          <w:sz w:val="24"/>
-          <w:szCs w:val="24"/>
-        </w:rPr>
-      </w:pPr>
-    </w:p>
-    <w:p>
-      <w:pPr>
-        <w:spacing w:after="0" w:line="360" w:lineRule="auto"/>
-        <w:jc w:val="center"/>
-        <w:rPr>
-          <w:rFonts w:ascii="Arial" w:hAnsi="Arial" w:cs="Arial"/>
-          <w:sz w:val="24"/>
-          <w:szCs w:val="24"/>
-        </w:rPr>
-      </w:pPr>
-    </w:p>
-    <w:p>
-      <w:pPr>
-        <w:spacing w:after="0" w:line="360" w:lineRule="auto"/>
-        <w:jc w:val="center"/>
-        <w:rPr>
-          <w:rFonts w:ascii="Arial" w:hAnsi="Arial" w:cs="Arial"/>
-          <w:sz w:val="24"/>
-          <w:szCs w:val="24"/>
-        </w:rPr>
-      </w:pPr>
-    </w:p>
-    <w:p>
-      <w:pPr>
-        <w:spacing w:after="0" w:line="360" w:lineRule="auto"/>
-        <w:jc w:val="center"/>
-        <w:rPr>
-          <w:rFonts w:ascii="Arial" w:hAnsi="Arial" w:cs="Arial"/>
-          <w:sz w:val="24"/>
-          <w:szCs w:val="24"/>
-        </w:rPr>
-      </w:pPr>
-    </w:p>
-    <w:p>
-      <w:pPr>
-        <w:spacing w:after="0" w:line="360" w:lineRule="auto"/>
-        <w:jc w:val="center"/>
-        <w:rPr>
-          <w:rFonts w:ascii="Arial" w:hAnsi="Arial" w:cs="Arial"/>
-          <w:sz w:val="24"/>
-          <w:szCs w:val="24"/>
-        </w:rPr>
-      </w:pPr>
-    </w:p>
-    <w:p>
-      <w:pPr>
-        <w:spacing w:after="0" w:line="360" w:lineRule="auto"/>
-        <w:jc w:val="center"/>
-        <w:rPr>
-          <w:rFonts w:ascii="Arial" w:hAnsi="Arial" w:cs="Arial"/>
-          <w:sz w:val="24"/>
-          <w:szCs w:val="24"/>
-        </w:rPr>
-      </w:pPr>
-    </w:p>
-    <w:p>
-      <w:pPr>
-        <w:spacing w:after="0" w:line="360" w:lineRule="auto"/>
-        <w:jc w:val="center"/>
-        <w:rPr>
-          <w:rFonts w:ascii="Arial" w:hAnsi="Arial" w:cs="Arial"/>
-          <w:sz w:val="24"/>
-          <w:szCs w:val="24"/>
-        </w:rPr>
-      </w:pPr>
-    </w:p>
-    <w:p>
-      <w:pPr>
-        <w:spacing w:after="0" w:line="360" w:lineRule="auto"/>
-        <w:jc w:val="center"/>
-        <w:rPr>
-          <w:rFonts w:ascii="Arial" w:hAnsi="Arial" w:cs="Arial"/>
-          <w:sz w:val="24"/>
-          <w:szCs w:val="24"/>
-        </w:rPr>
-      </w:pPr>
-    </w:p>
-    <w:p>
-      <w:pPr>
-        <w:spacing w:after="0" w:line="360" w:lineRule="auto"/>
-        <w:jc w:val="center"/>
-        <w:rPr>
-          <w:rFonts w:ascii="Arial" w:hAnsi="Arial" w:cs="Arial"/>
-          <w:sz w:val="24"/>
-          <w:szCs w:val="24"/>
-        </w:rPr>
-      </w:pPr>
-    </w:p>
-    <w:p>
-      <w:pPr>
-        <w:spacing w:after="0" w:line="360" w:lineRule="auto"/>
-        <w:jc w:val="center"/>
-        <w:rPr>
-          <w:rFonts w:ascii="Arial" w:hAnsi="Arial" w:cs="Arial"/>
-          <w:sz w:val="24"/>
-          <w:szCs w:val="24"/>
-        </w:rPr>
-      </w:pPr>
-    </w:p>
-    <w:p>
-      <w:pPr>
-        <w:spacing w:after="0" w:line="360" w:lineRule="auto"/>
-        <w:jc w:val="center"/>
-        <w:rPr>
-          <w:rFonts w:ascii="Arial" w:hAnsi="Arial" w:cs="Arial"/>
-          <w:sz w:val="24"/>
-          <w:szCs w:val="24"/>
-        </w:rPr>
-      </w:pPr>
-    </w:p>
-    <w:p>
-      <w:pPr>
-        <w:spacing w:after="0" w:line="360" w:lineRule="auto"/>
-        <w:jc w:val="center"/>
-        <w:rPr>
-          <w:rFonts w:ascii="Arial" w:hAnsi="Arial" w:cs="Arial"/>
-          <w:sz w:val="24"/>
-          <w:szCs w:val="24"/>
-        </w:rPr>
-      </w:pPr>
-      <w:r>
-        <w:rPr>
-          <w:rFonts w:ascii="Arial" w:hAnsi="Arial" w:cs="Arial"/>
-          <w:sz w:val="24"/>
-          <w:szCs w:val="24"/>
-        </w:rPr>
-        <w:t>SUMÁRIO</w:t>
-      </w:r>
-    </w:p>
-    <w:p>
-      <w:pPr>
-        <w:spacing w:after="0" w:line="360" w:lineRule="auto"/>
-        <w:jc w:val="center"/>
-        <w:rPr>
-          <w:rFonts w:ascii="Arial" w:hAnsi="Arial" w:cs="Arial"/>
-          <w:sz w:val="24"/>
-          <w:szCs w:val="24"/>
-        </w:rPr>
-      </w:pPr>
-    </w:p>
-    <w:p>
-      <w:pPr>
-        <w:spacing w:after="0" w:line="360" w:lineRule="auto"/>
-        <w:jc w:val="center"/>
-        <w:rPr>
-          <w:rFonts w:ascii="Arial" w:hAnsi="Arial" w:cs="Arial"/>
-          <w:sz w:val="24"/>
-          <w:szCs w:val="24"/>
-        </w:rPr>
-      </w:pPr>
-    </w:p>
-    <w:p>
-      <w:pPr>
-        <w:spacing w:after="0" w:line="360" w:lineRule="auto"/>
-        <w:jc w:val="center"/>
-        <w:rPr>
-          <w:rFonts w:ascii="Arial" w:hAnsi="Arial" w:cs="Arial"/>
-          <w:sz w:val="24"/>
-          <w:szCs w:val="24"/>
-        </w:rPr>
-      </w:pPr>
-    </w:p>
-    <w:p>
-      <w:pPr>
-        <w:spacing w:after="0" w:line="360" w:lineRule="auto"/>
-        <w:jc w:val="center"/>
-        <w:rPr>
-          <w:rFonts w:ascii="Arial" w:hAnsi="Arial" w:cs="Arial"/>
-          <w:sz w:val="24"/>
-          <w:szCs w:val="24"/>
-        </w:rPr>
-      </w:pPr>
-    </w:p>
-    <w:p>
-      <w:pPr>
-        <w:spacing w:after="0" w:line="360" w:lineRule="auto"/>
-        <w:jc w:val="center"/>
-        <w:rPr>
-          <w:rFonts w:ascii="Arial" w:hAnsi="Arial" w:cs="Arial"/>
-          <w:sz w:val="24"/>
-          <w:szCs w:val="24"/>
-        </w:rPr>
-      </w:pPr>
-    </w:p>
-    <w:p>
-      <w:pPr>
-        <w:spacing w:after="0" w:line="360" w:lineRule="auto"/>
-        <w:jc w:val="center"/>
-        <w:rPr>
-          <w:rFonts w:ascii="Arial" w:hAnsi="Arial" w:cs="Arial"/>
-          <w:sz w:val="24"/>
-          <w:szCs w:val="24"/>
-        </w:rPr>
-      </w:pPr>
-    </w:p>
-    <w:p>
-      <w:pPr>
-        <w:spacing w:after="0" w:line="360" w:lineRule="auto"/>
-        <w:jc w:val="center"/>
-        <w:rPr>
-          <w:rFonts w:ascii="Arial" w:hAnsi="Arial" w:cs="Arial"/>
-          <w:sz w:val="24"/>
-          <w:szCs w:val="24"/>
-        </w:rPr>
-      </w:pPr>
-    </w:p>
-    <w:p>
-      <w:pPr>
-        <w:spacing w:after="0" w:line="360" w:lineRule="auto"/>
-        <w:jc w:val="center"/>
-        <w:rPr>
-          <w:rFonts w:ascii="Arial" w:hAnsi="Arial" w:cs="Arial"/>
-          <w:sz w:val="24"/>
-          <w:szCs w:val="24"/>
-        </w:rPr>
-      </w:pPr>
-    </w:p>
-    <w:p>
-      <w:pPr>
-        <w:spacing w:after="0" w:line="360" w:lineRule="auto"/>
-        <w:jc w:val="center"/>
-        <w:rPr>
-          <w:rFonts w:ascii="Arial" w:hAnsi="Arial" w:cs="Arial"/>
-          <w:sz w:val="24"/>
-          <w:szCs w:val="24"/>
-        </w:rPr>
-      </w:pPr>
-    </w:p>
-    <w:p>
-      <w:pPr>
-        <w:spacing w:after="0" w:line="360" w:lineRule="auto"/>
-        <w:jc w:val="center"/>
-        <w:rPr>
-          <w:rFonts w:ascii="Arial" w:hAnsi="Arial" w:cs="Arial"/>
-          <w:sz w:val="24"/>
-          <w:szCs w:val="24"/>
-        </w:rPr>
-      </w:pPr>
-    </w:p>
-    <w:p>
-      <w:pPr>
-        <w:spacing w:after="0" w:line="360" w:lineRule="auto"/>
-        <w:jc w:val="center"/>
-        <w:rPr>
-          <w:rFonts w:ascii="Arial" w:hAnsi="Arial" w:cs="Arial"/>
-          <w:sz w:val="24"/>
-          <w:szCs w:val="24"/>
-        </w:rPr>
-      </w:pPr>
-    </w:p>
-    <w:p>
-      <w:pPr>
-        <w:spacing w:after="0" w:line="360" w:lineRule="auto"/>
-        <w:jc w:val="center"/>
-        <w:rPr>
-          <w:rFonts w:ascii="Arial" w:hAnsi="Arial" w:cs="Arial"/>
-          <w:sz w:val="24"/>
-          <w:szCs w:val="24"/>
-        </w:rPr>
-      </w:pPr>
-    </w:p>
-    <w:p>
-      <w:pPr>
-        <w:spacing w:after="0" w:line="360" w:lineRule="auto"/>
-        <w:jc w:val="center"/>
-        <w:rPr>
-          <w:rFonts w:ascii="Arial" w:hAnsi="Arial" w:cs="Arial"/>
-          <w:sz w:val="24"/>
-          <w:szCs w:val="24"/>
-        </w:rPr>
-      </w:pPr>
-    </w:p>
-    <w:p>
-      <w:pPr>
-        <w:spacing w:after="0" w:line="360" w:lineRule="auto"/>
-        <w:jc w:val="center"/>
-        <w:rPr>
-          <w:rFonts w:ascii="Arial" w:hAnsi="Arial" w:cs="Arial"/>
-          <w:sz w:val="24"/>
-          <w:szCs w:val="24"/>
-        </w:rPr>
-      </w:pPr>
-    </w:p>
-    <w:p>
-      <w:pPr>
-        <w:spacing w:after="0" w:line="360" w:lineRule="auto"/>
-        <w:jc w:val="center"/>
-        <w:rPr>
-          <w:rFonts w:ascii="Arial" w:hAnsi="Arial" w:cs="Arial"/>
-          <w:sz w:val="24"/>
-          <w:szCs w:val="24"/>
-        </w:rPr>
-      </w:pPr>
-    </w:p>
-    <w:p>
-      <w:pPr>
-        <w:spacing w:after="0" w:line="360" w:lineRule="auto"/>
-        <w:jc w:val="center"/>
-        <w:rPr>
-          <w:rFonts w:ascii="Arial" w:hAnsi="Arial" w:cs="Arial"/>
-          <w:sz w:val="24"/>
-          <w:szCs w:val="24"/>
-        </w:rPr>
-      </w:pPr>
-    </w:p>
-    <w:p>
-      <w:pPr>
-        <w:spacing w:after="0" w:line="360" w:lineRule="auto"/>
-        <w:jc w:val="center"/>
-        <w:rPr>
-          <w:rFonts w:ascii="Arial" w:hAnsi="Arial" w:cs="Arial"/>
-          <w:sz w:val="24"/>
-          <w:szCs w:val="24"/>
-        </w:rPr>
-      </w:pPr>
-    </w:p>
-    <w:p>
-      <w:pPr>
-        <w:spacing w:after="0" w:line="360" w:lineRule="auto"/>
-        <w:jc w:val="center"/>
-        <w:rPr>
-          <w:rFonts w:ascii="Arial" w:hAnsi="Arial" w:cs="Arial"/>
-          <w:sz w:val="24"/>
-          <w:szCs w:val="24"/>
-        </w:rPr>
-      </w:pPr>
-    </w:p>
-    <w:p>
-      <w:pPr>
-        <w:spacing w:after="0" w:line="360" w:lineRule="auto"/>
-        <w:jc w:val="center"/>
-        <w:rPr>
-          <w:rFonts w:ascii="Arial" w:hAnsi="Arial" w:cs="Arial"/>
-          <w:sz w:val="24"/>
-          <w:szCs w:val="24"/>
-        </w:rPr>
-      </w:pPr>
-    </w:p>
-    <w:p>
-      <w:pPr>
-        <w:spacing w:after="0" w:line="360" w:lineRule="auto"/>
-        <w:jc w:val="center"/>
-        <w:rPr>
-          <w:rFonts w:ascii="Arial" w:hAnsi="Arial" w:cs="Arial"/>
-          <w:sz w:val="24"/>
-          <w:szCs w:val="24"/>
-        </w:rPr>
-      </w:pPr>
-    </w:p>
-    <w:p>
-      <w:pPr>
-        <w:spacing w:after="0" w:line="360" w:lineRule="auto"/>
-        <w:jc w:val="center"/>
-        <w:rPr>
-          <w:rFonts w:ascii="Arial" w:hAnsi="Arial" w:cs="Arial"/>
-          <w:sz w:val="24"/>
-          <w:szCs w:val="24"/>
-        </w:rPr>
-      </w:pPr>
-    </w:p>
-    <w:p>
-      <w:pPr>
-        <w:spacing w:after="0" w:line="360" w:lineRule="auto"/>
-        <w:jc w:val="center"/>
-        <w:rPr>
-          <w:rFonts w:ascii="Arial" w:hAnsi="Arial" w:cs="Arial"/>
-          <w:sz w:val="24"/>
-          <w:szCs w:val="24"/>
-        </w:rPr>
-      </w:pPr>
-    </w:p>
-    <w:p>
-      <w:pPr>
-        <w:spacing w:after="0" w:line="360" w:lineRule="auto"/>
-        <w:jc w:val="center"/>
-        <w:rPr>
-          <w:rFonts w:ascii="Arial" w:hAnsi="Arial" w:cs="Arial"/>
-          <w:sz w:val="24"/>
-          <w:szCs w:val="24"/>
-        </w:rPr>
-      </w:pPr>
-    </w:p>
-    <w:p>
-      <w:pPr>
-        <w:spacing w:after="0" w:line="360" w:lineRule="auto"/>
-        <w:jc w:val="center"/>
-        <w:rPr>
-          <w:rFonts w:ascii="Arial" w:hAnsi="Arial" w:cs="Arial"/>
-          <w:sz w:val="24"/>
-          <w:szCs w:val="24"/>
-        </w:rPr>
-      </w:pPr>
-    </w:p>
-    <w:p>
-      <w:pPr>
-        <w:spacing w:after="0" w:line="360" w:lineRule="auto"/>
-        <w:jc w:val="center"/>
-        <w:rPr>
-          <w:rFonts w:ascii="Arial" w:hAnsi="Arial" w:cs="Arial"/>
-          <w:sz w:val="24"/>
-          <w:szCs w:val="24"/>
-        </w:rPr>
-      </w:pPr>
-    </w:p>
-    <w:p>
-      <w:pPr>
-        <w:spacing w:after="0" w:line="360" w:lineRule="auto"/>
-        <w:jc w:val="center"/>
-        <w:rPr>
-          <w:rFonts w:ascii="Arial" w:hAnsi="Arial" w:cs="Arial"/>
-          <w:sz w:val="24"/>
-          <w:szCs w:val="24"/>
-        </w:rPr>
-      </w:pPr>
-    </w:p>
-    <w:p>
-      <w:pPr>
-        <w:spacing w:after="0" w:line="360" w:lineRule="auto"/>
-        <w:jc w:val="center"/>
-        <w:rPr>
-          <w:rFonts w:ascii="Arial" w:hAnsi="Arial" w:cs="Arial"/>
-          <w:sz w:val="24"/>
-          <w:szCs w:val="24"/>
-        </w:rPr>
-      </w:pPr>
-    </w:p>
-    <w:p>
-      <w:pPr>
-        <w:spacing w:after="0" w:line="360" w:lineRule="auto"/>
-        <w:jc w:val="center"/>
-        <w:rPr>
-          <w:rFonts w:ascii="Arial" w:hAnsi="Arial" w:cs="Arial"/>
-          <w:sz w:val="24"/>
-          <w:szCs w:val="24"/>
-        </w:rPr>
-      </w:pPr>
-    </w:p>
-    <w:p>
-      <w:pPr>
-        <w:spacing w:after="0" w:line="360" w:lineRule="auto"/>
-        <w:jc w:val="center"/>
-        <w:rPr>
-          <w:rFonts w:ascii="Arial" w:hAnsi="Arial" w:cs="Arial"/>
-          <w:sz w:val="24"/>
-          <w:szCs w:val="24"/>
-        </w:rPr>
-      </w:pPr>
-    </w:p>
-    <w:p>
-      <w:pPr>
-        <w:spacing w:after="0" w:line="360" w:lineRule="auto"/>
-        <w:jc w:val="center"/>
-        <w:rPr>
-          <w:rFonts w:ascii="Arial" w:hAnsi="Arial" w:cs="Arial"/>
-          <w:sz w:val="24"/>
-          <w:szCs w:val="24"/>
-        </w:rPr>
-      </w:pPr>
-    </w:p>
-    <w:p>
-      <w:pPr>
-        <w:spacing w:after="0" w:line="360" w:lineRule="auto"/>
-        <w:jc w:val="center"/>
-        <w:rPr>
-          <w:rFonts w:ascii="Arial" w:hAnsi="Arial" w:cs="Arial"/>
-          <w:sz w:val="24"/>
-          <w:szCs w:val="24"/>
-        </w:rPr>
-      </w:pPr>
-      <w:bookmarkStart w:id="0" w:name="_GoBack"/>
-      <w:bookmarkEnd w:id="0"/>
-    </w:p>
-    <w:p>
-      <w:pPr>
-        <w:spacing w:after="0" w:line="360" w:lineRule="auto"/>
-        <w:jc w:val="center"/>
-        <w:rPr>
-          <w:rFonts w:ascii="Arial" w:hAnsi="Arial" w:cs="Arial"/>
-          <w:sz w:val="24"/>
-          <w:szCs w:val="24"/>
-        </w:rPr>
-      </w:pPr>
-    </w:p>
-    <w:p>
-      <w:pPr>
-        <w:spacing w:after="0" w:line="360" w:lineRule="auto"/>
-        <w:jc w:val="center"/>
-        <w:rPr>
-          <w:rFonts w:ascii="Arial" w:hAnsi="Arial" w:cs="Arial"/>
-          <w:sz w:val="24"/>
-          <w:szCs w:val="24"/>
-        </w:rPr>
-      </w:pPr>
-    </w:p>
-    <w:p>
-      <w:pPr>
-        <w:pStyle w:val="Ttulo2"/>
+      <w:r>
         <w:rPr>
           <w:rFonts w:ascii="Arial" w:hAnsi="Arial" w:cs="Arial"/>
           <w:b/>
@@ -2233,560 +2547,7 @@
           <w:sz w:val="28"/>
           <w:szCs w:val="28"/>
         </w:rPr>
-      </w:pPr>
-      <w:r>
-        <w:rPr>
-          <w:rFonts w:ascii="Arial" w:hAnsi="Arial" w:cs="Arial"/>
-          <w:b/>
-          <w:color w:val="000000" w:themeColor="text1"/>
-          <w:sz w:val="28"/>
-          <w:szCs w:val="28"/>
-        </w:rPr>
-        <w:t>1 INTRODUÇÃO</w:t>
-      </w:r>
-    </w:p>
-    <w:p>
-      <w:pPr>
-        <w:pStyle w:val="NormalWeb"/>
-        <w:rPr>
-          <w:rFonts w:ascii="Arial" w:hAnsi="Arial" w:cs="Arial"/>
-          <w:color w:val="000000" w:themeColor="text1"/>
-        </w:rPr>
-      </w:pPr>
-      <w:r>
-        <w:rPr>
-          <w:rFonts w:ascii="Arial" w:hAnsi="Arial" w:cs="Arial"/>
-          <w:color w:val="000000" w:themeColor="text1"/>
-        </w:rPr>
-        <w:t>A comunidade escolar é formada por diferentes pessoas que compartilham o mesmo ambiente e possuem necessidades, interesses e experiências distintas. Nesse contexto, a utilização de uma plataforma digital pode contribuir para aproximar seus integrantes, facilitar a comunicação e criar um espaço para o compartilhamento de informações, sugestões e oportunidades.</w:t>
-      </w:r>
-    </w:p>
-    <w:p>
-      <w:pPr>
-        <w:pStyle w:val="NormalWeb"/>
-        <w:rPr>
-          <w:rFonts w:ascii="Arial" w:hAnsi="Arial" w:cs="Arial"/>
-          <w:color w:val="000000" w:themeColor="text1"/>
-        </w:rPr>
-      </w:pPr>
-      <w:r>
-        <w:rPr>
-          <w:rFonts w:ascii="Arial" w:hAnsi="Arial" w:cs="Arial"/>
-          <w:color w:val="000000" w:themeColor="text1"/>
-        </w:rPr>
-        <w:t xml:space="preserve">Pensando nessa necessidade, surgiu o </w:t>
-      </w:r>
-      <w:r>
-        <w:rPr>
-          <w:rStyle w:val="Forte"/>
-          <w:rFonts w:ascii="Arial" w:hAnsi="Arial" w:cs="Arial"/>
-          <w:color w:val="000000" w:themeColor="text1"/>
-        </w:rPr>
-        <w:t>Ei Camargo</w:t>
-      </w:r>
-      <w:r>
-        <w:rPr>
-          <w:rFonts w:ascii="Arial" w:hAnsi="Arial" w:cs="Arial"/>
-          <w:color w:val="000000" w:themeColor="text1"/>
-        </w:rPr>
-        <w:t>, uma plataforma desenvolvida para promover maior integração entre os membros da comunidade da ETEC Professor Camargo Aranha. A proposta busca reunir, em um único ambiente, diferentes formas de interação, permitindo a comunicação entre os usuários, o envio de sugestões, a divulgação de informações e a realização de vendas e outras atividades de interesse da comunidade escolar.</w:t>
-      </w:r>
-    </w:p>
-    <w:p>
-      <w:pPr>
-        <w:pStyle w:val="NormalWeb"/>
-        <w:rPr>
-          <w:rFonts w:ascii="Arial" w:hAnsi="Arial" w:cs="Arial"/>
-          <w:color w:val="000000" w:themeColor="text1"/>
-        </w:rPr>
-      </w:pPr>
-      <w:r>
-        <w:rPr>
-          <w:rFonts w:ascii="Arial" w:hAnsi="Arial" w:cs="Arial"/>
-          <w:color w:val="000000" w:themeColor="text1"/>
-        </w:rPr>
-        <w:t xml:space="preserve">Além de possibilitar a participação dos usuários na identificação de problemas e na apresentação de melhorias para a instituição, a plataforma busca oferecer um </w:t>
-      </w:r>
-      <w:r>
-        <w:rPr>
-          <w:rFonts w:ascii="Arial" w:hAnsi="Arial" w:cs="Arial"/>
-          <w:color w:val="000000" w:themeColor="text1"/>
-        </w:rPr>
-        <w:lastRenderedPageBreak/>
-        <w:t>espaço organizado para divulgação de produtos e oportunidades, fortalecendo a interação entre os membros da comunidade. Dessa maneira, o sistema não se limita à comunicação entre alunos e gestão, mas busca atender diferentes necessidades presentes no ambiente escolar.</w:t>
-      </w:r>
-    </w:p>
-    <w:p>
-      <w:pPr>
-        <w:pStyle w:val="NormalWeb"/>
-        <w:rPr>
-          <w:rFonts w:ascii="Arial" w:hAnsi="Arial" w:cs="Arial"/>
-          <w:color w:val="000000" w:themeColor="text1"/>
-        </w:rPr>
-      </w:pPr>
-      <w:r>
-        <w:rPr>
-          <w:rFonts w:ascii="Arial" w:hAnsi="Arial" w:cs="Arial"/>
-          <w:color w:val="000000" w:themeColor="text1"/>
-        </w:rPr>
-        <w:t xml:space="preserve">Para o desenvolvimento do projeto, foram </w:t>
-      </w:r>
-      <w:proofErr w:type="gramStart"/>
-      <w:r>
-        <w:rPr>
-          <w:rFonts w:ascii="Arial" w:hAnsi="Arial" w:cs="Arial"/>
-          <w:color w:val="000000" w:themeColor="text1"/>
-        </w:rPr>
-        <w:t>utilizadas</w:t>
-      </w:r>
-      <w:proofErr w:type="gramEnd"/>
-      <w:r>
-        <w:rPr>
-          <w:rFonts w:ascii="Arial" w:hAnsi="Arial" w:cs="Arial"/>
-          <w:color w:val="000000" w:themeColor="text1"/>
-        </w:rPr>
-        <w:t xml:space="preserve"> pesquisas e levantamentos com integrantes da comunidade escolar, desenvolvimento Web e modelagem de sistemas utilizando UML. A partir dessas etapas, foi estruturada uma solução digital que reúne diferentes funcionalidades em um único ambiente, buscando tornar a comunicação, a participação e o compartilhamento de informações mais acessíveis e organizados.</w:t>
-      </w:r>
-    </w:p>
-    <w:p>
-      <w:pPr>
-        <w:spacing w:after="0" w:line="360" w:lineRule="auto"/>
-        <w:jc w:val="center"/>
-        <w:rPr>
-          <w:rFonts w:ascii="Arial" w:hAnsi="Arial" w:cs="Arial"/>
-          <w:b/>
-          <w:sz w:val="32"/>
-          <w:szCs w:val="24"/>
-        </w:rPr>
-      </w:pPr>
-    </w:p>
-    <w:p>
-      <w:pPr>
-        <w:spacing w:after="0" w:line="360" w:lineRule="auto"/>
-        <w:jc w:val="center"/>
-        <w:rPr>
-          <w:rFonts w:ascii="Arial" w:hAnsi="Arial" w:cs="Arial"/>
-          <w:b/>
-          <w:sz w:val="28"/>
-          <w:szCs w:val="28"/>
-        </w:rPr>
-      </w:pPr>
-    </w:p>
-    <w:p>
-      <w:pPr>
-        <w:pStyle w:val="Ttulo2"/>
-        <w:rPr>
-          <w:rFonts w:ascii="Arial" w:hAnsi="Arial" w:cs="Arial"/>
-          <w:b/>
-          <w:color w:val="000000" w:themeColor="text1"/>
-          <w:sz w:val="28"/>
-          <w:szCs w:val="28"/>
-        </w:rPr>
-      </w:pPr>
-      <w:r>
-        <w:rPr>
-          <w:rFonts w:ascii="Arial" w:hAnsi="Arial" w:cs="Arial"/>
-          <w:b/>
-          <w:color w:val="000000" w:themeColor="text1"/>
-          <w:sz w:val="28"/>
-          <w:szCs w:val="28"/>
-        </w:rPr>
-        <w:t>1.1 Problema e contextualização</w:t>
-      </w:r>
-    </w:p>
-    <w:p>
-      <w:pPr>
-        <w:pStyle w:val="NormalWeb"/>
-        <w:rPr>
-          <w:rFonts w:ascii="Arial" w:hAnsi="Arial" w:cs="Arial"/>
-          <w:color w:val="000000" w:themeColor="text1"/>
-        </w:rPr>
-      </w:pPr>
-      <w:r>
-        <w:rPr>
-          <w:rFonts w:ascii="Arial" w:hAnsi="Arial" w:cs="Arial"/>
-          <w:color w:val="000000" w:themeColor="text1"/>
-        </w:rPr>
-        <w:t>A comunidade escolar é composta por alunos, professores, coordenadores e demais integrantes que participam diariamente da rotina da instituição. Nesse ambiente, existe a necessidade de facilitar a comunicação, o compartilhamento de informações e a participação dos diferentes membros da comunidade em atividades e iniciativas escolares.</w:t>
-      </w:r>
-    </w:p>
-    <w:p>
-      <w:pPr>
-        <w:pStyle w:val="NormalWeb"/>
-        <w:rPr>
-          <w:rFonts w:ascii="Arial" w:hAnsi="Arial" w:cs="Arial"/>
-          <w:color w:val="000000" w:themeColor="text1"/>
-        </w:rPr>
-      </w:pPr>
-      <w:r>
-        <w:rPr>
-          <w:rFonts w:ascii="Arial" w:hAnsi="Arial" w:cs="Arial"/>
-          <w:color w:val="000000" w:themeColor="text1"/>
-        </w:rPr>
-        <w:t xml:space="preserve">Durante a observação da rotina da ETEC Professor Camargo Aranha, foram identificadas situações que demonstram dificuldades nesse processo, como problemas relacionados à infraestrutura, sugestões de melhorias, divulgação de informações e comunicação entre os integrantes da instituição. Entre os problemas observados estão a falta ou existência de cadeiras quebradas, necessidades de manutenção em ambientes escolares e dificuldades para encaminhar sugestões e propostas de melhoria. Atualmente, parte dessas demandas é comunicada de maneira informal, o que pode dificultar seu registro e acompanhamento. </w:t>
-      </w:r>
-    </w:p>
-    <w:p>
-      <w:pPr>
-        <w:pStyle w:val="NormalWeb"/>
-        <w:rPr>
-          <w:rFonts w:ascii="Arial" w:hAnsi="Arial" w:cs="Arial"/>
-          <w:color w:val="000000" w:themeColor="text1"/>
-        </w:rPr>
-      </w:pPr>
-      <w:r>
-        <w:rPr>
-          <w:rFonts w:ascii="Arial" w:hAnsi="Arial" w:cs="Arial"/>
-          <w:color w:val="000000" w:themeColor="text1"/>
-        </w:rPr>
-        <w:t>Além dessas necessidades, percebe-se a importância de um espaço que possibilite maior interação entre os integrantes da comunidade escolar, permitindo não apenas o envio de sugestões e comunicação de demandas, mas também a divulgação de informações, produtos e oportunidades de interesse da comunidade.</w:t>
-      </w:r>
-    </w:p>
-    <w:p>
-      <w:pPr>
-        <w:pStyle w:val="NormalWeb"/>
-        <w:rPr>
-          <w:rFonts w:ascii="Arial" w:hAnsi="Arial" w:cs="Arial"/>
-          <w:color w:val="000000" w:themeColor="text1"/>
-        </w:rPr>
-      </w:pPr>
-      <w:r>
-        <w:rPr>
-          <w:rFonts w:ascii="Arial" w:hAnsi="Arial" w:cs="Arial"/>
-          <w:color w:val="000000" w:themeColor="text1"/>
-        </w:rPr>
-        <w:t xml:space="preserve">Diante desse cenário, surge a necessidade de uma plataforma digital capaz de reunir diferentes formas de interação em um único ambiente. Assim, o </w:t>
-      </w:r>
-      <w:r>
-        <w:rPr>
-          <w:rStyle w:val="Forte"/>
-          <w:rFonts w:ascii="Arial" w:hAnsi="Arial" w:cs="Arial"/>
-          <w:color w:val="000000" w:themeColor="text1"/>
-        </w:rPr>
-        <w:t>Ei Camargo</w:t>
-      </w:r>
-      <w:r>
-        <w:rPr>
-          <w:rFonts w:ascii="Arial" w:hAnsi="Arial" w:cs="Arial"/>
-          <w:color w:val="000000" w:themeColor="text1"/>
-        </w:rPr>
-        <w:t xml:space="preserve"> é proposto como uma solução voltada à integração da comunidade da ETEC Professor Camargo Aranha, possibilitando recursos relacionados à comunicação, sugestões, divulgação e vendas.</w:t>
-      </w:r>
-    </w:p>
-    <w:p>
-      <w:pPr>
-        <w:jc w:val="both"/>
-        <w:rPr>
-          <w:rFonts w:ascii="Arial" w:hAnsi="Arial" w:cs="Arial"/>
-          <w:sz w:val="24"/>
-          <w:szCs w:val="24"/>
-        </w:rPr>
-      </w:pPr>
-    </w:p>
-    <w:p>
-      <w:pPr>
-        <w:jc w:val="center"/>
-        <w:rPr>
-          <w:rFonts w:ascii="Arial" w:hAnsi="Arial" w:cs="Arial"/>
-          <w:sz w:val="28"/>
-          <w:szCs w:val="24"/>
-        </w:rPr>
-      </w:pPr>
-      <w:r>
-        <w:rPr>
-          <w:rFonts w:ascii="Arial" w:hAnsi="Arial" w:cs="Arial"/>
-          <w:b/>
-          <w:sz w:val="28"/>
-          <w:szCs w:val="24"/>
-        </w:rPr>
-        <w:t>OBJETIVO GERAL</w:t>
-      </w:r>
-    </w:p>
-    <w:p>
-      <w:pPr>
-        <w:ind w:firstLine="708"/>
-        <w:jc w:val="both"/>
-        <w:rPr>
-          <w:rFonts w:ascii="Arial" w:hAnsi="Arial" w:cs="Arial"/>
-          <w:sz w:val="24"/>
-        </w:rPr>
-      </w:pPr>
-      <w:r>
-        <w:rPr>
-          <w:rFonts w:ascii="Arial" w:hAnsi="Arial" w:cs="Arial"/>
-          <w:sz w:val="24"/>
-        </w:rPr>
-        <w:t xml:space="preserve">O objetivo geral do projeto Ei Camargo é desenvolver uma plataforma digital que facilite a comunicação entre os alunos da ETEC Professor Camargo Aranha e </w:t>
-      </w:r>
-      <w:r>
-        <w:rPr>
-          <w:rFonts w:ascii="Arial" w:hAnsi="Arial" w:cs="Arial"/>
-          <w:sz w:val="24"/>
-        </w:rPr>
-        <w:lastRenderedPageBreak/>
-        <w:t>seus coordenadores, permitindo o envio de sugestões, reclamações, solicitações de manutenção e propostas de melhoria para a instituição.</w:t>
-      </w:r>
-    </w:p>
-    <w:p>
-      <w:pPr>
-        <w:ind w:firstLine="708"/>
-        <w:jc w:val="both"/>
-        <w:rPr>
-          <w:rFonts w:ascii="Arial" w:hAnsi="Arial" w:cs="Arial"/>
-          <w:sz w:val="28"/>
-          <w:szCs w:val="24"/>
-        </w:rPr>
-      </w:pPr>
-      <w:r>
-        <w:rPr>
-          <w:rFonts w:ascii="Arial" w:hAnsi="Arial" w:cs="Arial"/>
-          <w:sz w:val="28"/>
-          <w:szCs w:val="24"/>
-        </w:rPr>
-        <w:t>A plataforma busca centralizar as informações e tornar o processo de comunicação mais eficiente, promovendo maior participação dos estudantes e auxiliando a gestão escolar na identificação e resolução de problemas.</w:t>
-      </w:r>
-    </w:p>
-    <w:p>
-      <w:pPr>
-        <w:jc w:val="both"/>
-        <w:rPr>
-          <w:rFonts w:ascii="Arial" w:hAnsi="Arial" w:cs="Arial"/>
-          <w:sz w:val="24"/>
-          <w:szCs w:val="24"/>
-        </w:rPr>
-      </w:pPr>
-    </w:p>
-    <w:p>
-      <w:pPr>
-        <w:ind w:firstLine="360"/>
-        <w:jc w:val="center"/>
-        <w:rPr>
-          <w:rFonts w:ascii="Arial" w:hAnsi="Arial" w:cs="Arial"/>
-          <w:sz w:val="28"/>
-          <w:szCs w:val="24"/>
-        </w:rPr>
-      </w:pPr>
-      <w:r>
-        <w:rPr>
-          <w:rFonts w:ascii="Arial" w:hAnsi="Arial" w:cs="Arial"/>
-          <w:b/>
-          <w:sz w:val="28"/>
-          <w:szCs w:val="24"/>
-        </w:rPr>
-        <w:t>OBJETIVO ESPECÍFICO</w:t>
-      </w:r>
-    </w:p>
-    <w:p>
-      <w:pPr>
-        <w:ind w:firstLine="708"/>
-        <w:jc w:val="both"/>
-        <w:rPr>
-          <w:rFonts w:ascii="Arial" w:hAnsi="Arial" w:cs="Arial"/>
-          <w:sz w:val="24"/>
-        </w:rPr>
-      </w:pPr>
-      <w:r>
-        <w:rPr>
-          <w:rFonts w:ascii="Arial" w:hAnsi="Arial" w:cs="Arial"/>
-          <w:sz w:val="24"/>
-        </w:rPr>
-        <w:t>•</w:t>
-      </w:r>
-      <w:r>
-        <w:rPr>
-          <w:rFonts w:ascii="Arial" w:hAnsi="Arial" w:cs="Arial"/>
-          <w:sz w:val="24"/>
-        </w:rPr>
-        <w:t>Desenvolver uma plataforma web acessível e intuitiva;</w:t>
-      </w:r>
-    </w:p>
-    <w:p>
-      <w:pPr>
-        <w:ind w:firstLine="708"/>
-        <w:jc w:val="both"/>
-        <w:rPr>
-          <w:rFonts w:ascii="Arial" w:hAnsi="Arial" w:cs="Arial"/>
-          <w:sz w:val="28"/>
-          <w:szCs w:val="24"/>
-        </w:rPr>
-      </w:pPr>
-      <w:r>
-        <w:rPr>
-          <w:rFonts w:ascii="Arial" w:hAnsi="Arial" w:cs="Arial"/>
-          <w:sz w:val="28"/>
-          <w:szCs w:val="24"/>
-        </w:rPr>
-        <w:t>•</w:t>
-      </w:r>
-      <w:r>
-        <w:rPr>
-          <w:rFonts w:ascii="Arial" w:hAnsi="Arial" w:cs="Arial"/>
-          <w:sz w:val="28"/>
-          <w:szCs w:val="24"/>
-        </w:rPr>
-        <w:t>Permitir que alunos registrem sugestões e reclamações;</w:t>
-      </w:r>
-    </w:p>
-    <w:p>
-      <w:pPr>
-        <w:ind w:firstLine="708"/>
-        <w:jc w:val="both"/>
-        <w:rPr>
-          <w:rFonts w:ascii="Arial" w:hAnsi="Arial" w:cs="Arial"/>
-          <w:sz w:val="28"/>
-          <w:szCs w:val="24"/>
-        </w:rPr>
-      </w:pPr>
-      <w:r>
-        <w:rPr>
-          <w:rFonts w:ascii="Arial" w:hAnsi="Arial" w:cs="Arial"/>
-          <w:sz w:val="28"/>
-          <w:szCs w:val="24"/>
-        </w:rPr>
-        <w:t>•</w:t>
-      </w:r>
-      <w:r>
-        <w:rPr>
-          <w:rFonts w:ascii="Arial" w:hAnsi="Arial" w:cs="Arial"/>
-          <w:sz w:val="28"/>
-          <w:szCs w:val="24"/>
-        </w:rPr>
-        <w:t>Facilitar a comunicação entre alunos e coordenadores;</w:t>
-      </w:r>
-    </w:p>
-    <w:p>
-      <w:pPr>
-        <w:ind w:firstLine="708"/>
-        <w:jc w:val="both"/>
-        <w:rPr>
-          <w:rFonts w:ascii="Arial" w:hAnsi="Arial" w:cs="Arial"/>
-          <w:sz w:val="28"/>
-          <w:szCs w:val="24"/>
-        </w:rPr>
-      </w:pPr>
-      <w:r>
-        <w:rPr>
-          <w:rFonts w:ascii="Arial" w:hAnsi="Arial" w:cs="Arial"/>
-          <w:sz w:val="28"/>
-          <w:szCs w:val="24"/>
-        </w:rPr>
-        <w:t>•</w:t>
-      </w:r>
-      <w:r>
-        <w:rPr>
-          <w:rFonts w:ascii="Arial" w:hAnsi="Arial" w:cs="Arial"/>
-          <w:sz w:val="28"/>
-          <w:szCs w:val="24"/>
-        </w:rPr>
-        <w:t>Centralizar comunicados institucionais em um único ambiente;</w:t>
-      </w:r>
-    </w:p>
-    <w:p>
-      <w:pPr>
-        <w:ind w:firstLine="708"/>
-        <w:jc w:val="both"/>
-        <w:rPr>
-          <w:rFonts w:ascii="Arial" w:hAnsi="Arial" w:cs="Arial"/>
-          <w:sz w:val="28"/>
-          <w:szCs w:val="24"/>
-        </w:rPr>
-      </w:pPr>
-      <w:r>
-        <w:rPr>
-          <w:rFonts w:ascii="Arial" w:hAnsi="Arial" w:cs="Arial"/>
-          <w:sz w:val="28"/>
-          <w:szCs w:val="24"/>
-        </w:rPr>
-        <w:t>•</w:t>
-      </w:r>
-      <w:r>
-        <w:rPr>
-          <w:rFonts w:ascii="Arial" w:hAnsi="Arial" w:cs="Arial"/>
-          <w:sz w:val="28"/>
-          <w:szCs w:val="24"/>
-        </w:rPr>
-        <w:t>Disponibilizar uma área de comunicados específicos para cada curso;</w:t>
-      </w:r>
-    </w:p>
-    <w:p>
-      <w:pPr>
-        <w:ind w:firstLine="708"/>
-        <w:jc w:val="both"/>
-        <w:rPr>
-          <w:rFonts w:ascii="Arial" w:hAnsi="Arial" w:cs="Arial"/>
-          <w:sz w:val="28"/>
-          <w:szCs w:val="24"/>
-        </w:rPr>
-      </w:pPr>
-      <w:r>
-        <w:rPr>
-          <w:rFonts w:ascii="Arial" w:hAnsi="Arial" w:cs="Arial"/>
-          <w:sz w:val="28"/>
-          <w:szCs w:val="24"/>
-        </w:rPr>
-        <w:t>•</w:t>
-      </w:r>
-      <w:r>
-        <w:rPr>
-          <w:rFonts w:ascii="Arial" w:hAnsi="Arial" w:cs="Arial"/>
-          <w:sz w:val="28"/>
-          <w:szCs w:val="24"/>
-        </w:rPr>
-        <w:t>Possibilitar o acompanhamento das solicitações realizadas;</w:t>
-      </w:r>
-    </w:p>
-    <w:p>
-      <w:pPr>
-        <w:ind w:firstLine="708"/>
-        <w:jc w:val="both"/>
-        <w:rPr>
-          <w:rFonts w:ascii="Arial" w:hAnsi="Arial" w:cs="Arial"/>
-          <w:sz w:val="28"/>
-          <w:szCs w:val="24"/>
-        </w:rPr>
-      </w:pPr>
-      <w:r>
-        <w:rPr>
-          <w:rFonts w:ascii="Arial" w:hAnsi="Arial" w:cs="Arial"/>
-          <w:sz w:val="28"/>
-          <w:szCs w:val="24"/>
-        </w:rPr>
-        <w:t>•</w:t>
-      </w:r>
-      <w:r>
-        <w:rPr>
-          <w:rFonts w:ascii="Arial" w:hAnsi="Arial" w:cs="Arial"/>
-          <w:sz w:val="28"/>
-          <w:szCs w:val="24"/>
-        </w:rPr>
-        <w:t>Organizar as informações de forma simples e eficiente;</w:t>
-      </w:r>
-    </w:p>
-    <w:p>
-      <w:pPr>
-        <w:ind w:firstLine="708"/>
-        <w:jc w:val="both"/>
-        <w:rPr>
-          <w:rFonts w:ascii="Arial" w:hAnsi="Arial" w:cs="Arial"/>
-          <w:sz w:val="28"/>
-          <w:szCs w:val="24"/>
-        </w:rPr>
-      </w:pPr>
-      <w:r>
-        <w:rPr>
-          <w:rFonts w:ascii="Arial" w:hAnsi="Arial" w:cs="Arial"/>
-          <w:sz w:val="28"/>
-          <w:szCs w:val="24"/>
-        </w:rPr>
-        <w:t>•</w:t>
-      </w:r>
-      <w:r>
-        <w:rPr>
-          <w:rFonts w:ascii="Arial" w:hAnsi="Arial" w:cs="Arial"/>
-          <w:sz w:val="28"/>
-          <w:szCs w:val="24"/>
-        </w:rPr>
-        <w:t>Incentivar a participação dos alunos na melhoria da escola.</w:t>
+        <w:t>OBJETIVOS ESPECÍFICOS</w:t>
       </w:r>
     </w:p>
     <w:p>
@@ -2795,17 +2556,65 @@
         <w:jc w:val="both"/>
         <w:rPr>
           <w:rFonts w:ascii="Arial" w:hAnsi="Arial" w:cs="Arial"/>
-          <w:sz w:val="24"/>
-          <w:szCs w:val="24"/>
-        </w:rPr>
-      </w:pPr>
-      <w:r>
-        <w:rPr>
-          <w:rFonts w:ascii="Arial" w:hAnsi="Arial" w:cs="Arial"/>
-          <w:sz w:val="24"/>
-          <w:szCs w:val="24"/>
-        </w:rPr>
-        <w:tab/>
+          <w:b/>
+          <w:bCs/>
+          <w:sz w:val="24"/>
+        </w:rPr>
+      </w:pPr>
+      <w:r>
+        <w:rPr>
+          <w:rFonts w:ascii="Arial" w:hAnsi="Arial" w:cs="Arial"/>
+          <w:b/>
+          <w:bCs/>
+          <w:sz w:val="24"/>
+        </w:rPr>
+        <w:t xml:space="preserve">Requisito </w:t>
+      </w:r>
+      <w:proofErr w:type="spellStart"/>
+      <w:r>
+        <w:rPr>
+          <w:rFonts w:ascii="Arial" w:hAnsi="Arial" w:cs="Arial"/>
+          <w:b/>
+          <w:bCs/>
+          <w:sz w:val="24"/>
+        </w:rPr>
+        <w:t>Func</w:t>
+      </w:r>
+      <w:proofErr w:type="spellEnd"/>
+      <w:r>
+        <w:rPr>
+          <w:rFonts w:ascii="Arial" w:hAnsi="Arial" w:cs="Arial"/>
+          <w:b/>
+          <w:bCs/>
+          <w:sz w:val="24"/>
+        </w:rPr>
+        <w:t xml:space="preserve"> – 1</w:t>
+      </w:r>
+      <w:r>
+        <w:rPr>
+          <w:rFonts w:ascii="Arial" w:hAnsi="Arial" w:cs="Arial"/>
+          <w:b/>
+          <w:bCs/>
+          <w:sz w:val="24"/>
+        </w:rPr>
+        <w:t>:</w:t>
+      </w:r>
+      <w:r>
+        <w:t xml:space="preserve"> </w:t>
+      </w:r>
+      <w:r>
+        <w:rPr>
+          <w:rFonts w:ascii="Arial" w:hAnsi="Arial" w:cs="Arial"/>
+          <w:sz w:val="24"/>
+        </w:rPr>
+        <w:t>Cadastro de usuário</w:t>
+      </w:r>
+      <w:r>
+        <w:rPr>
+          <w:rFonts w:ascii="Arial" w:hAnsi="Arial" w:cs="Arial"/>
+          <w:sz w:val="24"/>
+        </w:rPr>
+        <w:t>;</w:t>
       </w:r>
     </w:p>
     <w:p>
@@ -2818,51 +2627,1095 @@
           <w:szCs w:val="24"/>
         </w:rPr>
       </w:pPr>
-    </w:p>
-    <w:p>
-      <w:pPr>
-        <w:jc w:val="center"/>
-        <w:rPr>
-          <w:rFonts w:ascii="Arial" w:hAnsi="Arial" w:cs="Arial"/>
-          <w:b/>
-          <w:sz w:val="24"/>
-          <w:szCs w:val="24"/>
-        </w:rPr>
-      </w:pPr>
-      <w:r>
-        <w:rPr>
-          <w:rFonts w:ascii="Arial" w:hAnsi="Arial" w:cs="Arial"/>
-          <w:b/>
-          <w:sz w:val="24"/>
-          <w:szCs w:val="24"/>
-        </w:rPr>
-        <w:t>METODOLOGIA</w:t>
-      </w:r>
-    </w:p>
-    <w:p>
-      <w:pPr>
+      <w:r>
+        <w:rPr>
+          <w:rFonts w:ascii="Arial" w:hAnsi="Arial" w:cs="Arial"/>
+          <w:b/>
+          <w:bCs/>
+          <w:sz w:val="24"/>
+          <w:szCs w:val="24"/>
+        </w:rPr>
+        <w:t xml:space="preserve">Requisito </w:t>
+      </w:r>
+      <w:proofErr w:type="spellStart"/>
+      <w:r>
+        <w:rPr>
+          <w:rFonts w:ascii="Arial" w:hAnsi="Arial" w:cs="Arial"/>
+          <w:b/>
+          <w:bCs/>
+          <w:sz w:val="24"/>
+          <w:szCs w:val="24"/>
+        </w:rPr>
+        <w:t>Func</w:t>
+      </w:r>
+      <w:proofErr w:type="spellEnd"/>
+      <w:r>
+        <w:rPr>
+          <w:rFonts w:ascii="Arial" w:hAnsi="Arial" w:cs="Arial"/>
+          <w:b/>
+          <w:bCs/>
+          <w:sz w:val="24"/>
+          <w:szCs w:val="24"/>
+        </w:rPr>
+        <w:t xml:space="preserve"> – 2</w:t>
+      </w:r>
+      <w:r>
+        <w:rPr>
+          <w:rFonts w:ascii="Arial" w:hAnsi="Arial" w:cs="Arial"/>
+          <w:b/>
+          <w:bCs/>
+          <w:sz w:val="24"/>
+          <w:szCs w:val="24"/>
+        </w:rPr>
+        <w:t>:</w:t>
+      </w:r>
+      <w:r>
+        <w:t xml:space="preserve"> </w:t>
+      </w:r>
+      <w:r>
+        <w:rPr>
+          <w:rFonts w:ascii="Arial" w:hAnsi="Arial" w:cs="Arial"/>
+          <w:sz w:val="24"/>
+          <w:szCs w:val="24"/>
+        </w:rPr>
+        <w:t>Cadastro de sugestões e reclamações</w:t>
+      </w:r>
+      <w:r>
+        <w:rPr>
+          <w:rFonts w:ascii="Arial" w:hAnsi="Arial" w:cs="Arial"/>
+          <w:sz w:val="24"/>
+          <w:szCs w:val="24"/>
+        </w:rPr>
+        <w:t>;</w:t>
+      </w:r>
+    </w:p>
+    <w:p>
+      <w:pPr>
+        <w:ind w:firstLine="360"/>
         <w:jc w:val="both"/>
         <w:rPr>
           <w:rFonts w:ascii="Arial" w:hAnsi="Arial" w:cs="Arial"/>
-          <w:sz w:val="24"/>
-          <w:szCs w:val="24"/>
-        </w:rPr>
-      </w:pPr>
-      <w:r>
-        <w:rPr>
-          <w:rFonts w:ascii="Arial" w:hAnsi="Arial" w:cs="Arial"/>
-          <w:sz w:val="24"/>
-          <w:szCs w:val="24"/>
-        </w:rPr>
-        <w:t xml:space="preserve">Utilizamos as seguintes metodologias: </w:t>
-      </w:r>
-    </w:p>
-    <w:p>
-      <w:pPr>
-        <w:pStyle w:val="PargrafodaLista"/>
+          <w:b/>
+          <w:bCs/>
+          <w:sz w:val="24"/>
+          <w:szCs w:val="24"/>
+        </w:rPr>
+      </w:pPr>
+      <w:r>
+        <w:rPr>
+          <w:rFonts w:ascii="Arial" w:hAnsi="Arial" w:cs="Arial"/>
+          <w:b/>
+          <w:bCs/>
+          <w:sz w:val="24"/>
+          <w:szCs w:val="24"/>
+        </w:rPr>
+        <w:t xml:space="preserve">Requisito </w:t>
+      </w:r>
+      <w:proofErr w:type="spellStart"/>
+      <w:r>
+        <w:rPr>
+          <w:rFonts w:ascii="Arial" w:hAnsi="Arial" w:cs="Arial"/>
+          <w:b/>
+          <w:bCs/>
+          <w:sz w:val="24"/>
+          <w:szCs w:val="24"/>
+        </w:rPr>
+        <w:t>Func</w:t>
+      </w:r>
+      <w:proofErr w:type="spellEnd"/>
+      <w:r>
+        <w:rPr>
+          <w:rFonts w:ascii="Arial" w:hAnsi="Arial" w:cs="Arial"/>
+          <w:b/>
+          <w:bCs/>
+          <w:sz w:val="24"/>
+          <w:szCs w:val="24"/>
+        </w:rPr>
+        <w:t xml:space="preserve"> – 3</w:t>
+      </w:r>
+      <w:r>
+        <w:rPr>
+          <w:rFonts w:ascii="Arial" w:hAnsi="Arial" w:cs="Arial"/>
+          <w:b/>
+          <w:bCs/>
+          <w:sz w:val="24"/>
+          <w:szCs w:val="24"/>
+        </w:rPr>
+        <w:t>:</w:t>
+      </w:r>
+      <w:r>
+        <w:t xml:space="preserve"> </w:t>
+      </w:r>
+      <w:r>
+        <w:rPr>
+          <w:rFonts w:ascii="Arial" w:hAnsi="Arial" w:cs="Arial"/>
+          <w:sz w:val="24"/>
+          <w:szCs w:val="24"/>
+        </w:rPr>
+        <w:t>Upload de imagens</w:t>
+      </w:r>
+      <w:r>
+        <w:rPr>
+          <w:rFonts w:ascii="Arial" w:hAnsi="Arial" w:cs="Arial"/>
+          <w:sz w:val="24"/>
+          <w:szCs w:val="24"/>
+        </w:rPr>
+        <w:t>;</w:t>
+      </w:r>
+    </w:p>
+    <w:p>
+      <w:pPr>
+        <w:ind w:firstLine="360"/>
+        <w:jc w:val="both"/>
+        <w:rPr>
+          <w:rFonts w:ascii="Arial" w:hAnsi="Arial" w:cs="Arial"/>
+          <w:sz w:val="24"/>
+          <w:szCs w:val="24"/>
+        </w:rPr>
+      </w:pPr>
+      <w:r>
+        <w:rPr>
+          <w:rFonts w:ascii="Arial" w:hAnsi="Arial" w:cs="Arial"/>
+          <w:b/>
+          <w:bCs/>
+          <w:sz w:val="24"/>
+          <w:szCs w:val="24"/>
+        </w:rPr>
+        <w:t xml:space="preserve">Requisito </w:t>
+      </w:r>
+      <w:proofErr w:type="spellStart"/>
+      <w:r>
+        <w:rPr>
+          <w:rFonts w:ascii="Arial" w:hAnsi="Arial" w:cs="Arial"/>
+          <w:b/>
+          <w:bCs/>
+          <w:sz w:val="24"/>
+          <w:szCs w:val="24"/>
+        </w:rPr>
+        <w:t>Func</w:t>
+      </w:r>
+      <w:proofErr w:type="spellEnd"/>
+      <w:r>
+        <w:rPr>
+          <w:rFonts w:ascii="Arial" w:hAnsi="Arial" w:cs="Arial"/>
+          <w:b/>
+          <w:bCs/>
+          <w:sz w:val="24"/>
+          <w:szCs w:val="24"/>
+        </w:rPr>
+        <w:t xml:space="preserve"> – </w:t>
+      </w:r>
+      <w:r>
+        <w:rPr>
+          <w:rFonts w:ascii="Arial" w:hAnsi="Arial" w:cs="Arial"/>
+          <w:b/>
+          <w:bCs/>
+          <w:sz w:val="24"/>
+          <w:szCs w:val="24"/>
+        </w:rPr>
+        <w:t>4:</w:t>
+      </w:r>
+      <w:r>
+        <w:t xml:space="preserve"> </w:t>
+      </w:r>
+      <w:r>
+        <w:rPr>
+          <w:rFonts w:ascii="Arial" w:hAnsi="Arial" w:cs="Arial"/>
+          <w:sz w:val="24"/>
+          <w:szCs w:val="24"/>
+        </w:rPr>
+        <w:t>Gerenciamento de perfil</w:t>
+      </w:r>
+      <w:r>
+        <w:rPr>
+          <w:rFonts w:ascii="Arial" w:hAnsi="Arial" w:cs="Arial"/>
+          <w:sz w:val="24"/>
+          <w:szCs w:val="24"/>
+        </w:rPr>
+        <w:t>.</w:t>
+      </w:r>
+    </w:p>
+    <w:p>
+      <w:pPr>
+        <w:pStyle w:val="Ttulo2"/>
+        <w:rPr>
+          <w:rFonts w:ascii="Arial" w:hAnsi="Arial" w:cs="Arial"/>
+          <w:b/>
+          <w:color w:val="000000" w:themeColor="text1"/>
+          <w:sz w:val="28"/>
+          <w:szCs w:val="28"/>
+        </w:rPr>
+      </w:pPr>
+      <w:r>
+        <w:rPr>
+          <w:rFonts w:ascii="Arial" w:hAnsi="Arial" w:cs="Arial"/>
+          <w:b/>
+          <w:color w:val="000000" w:themeColor="text1"/>
+          <w:sz w:val="28"/>
+          <w:szCs w:val="28"/>
+        </w:rPr>
+        <w:t>2.3</w:t>
+      </w:r>
+      <w:r>
+        <w:rPr>
+          <w:rFonts w:ascii="Arial" w:hAnsi="Arial" w:cs="Arial"/>
+          <w:b/>
+          <w:color w:val="000000" w:themeColor="text1"/>
+          <w:sz w:val="28"/>
+          <w:szCs w:val="28"/>
+        </w:rPr>
+        <w:t xml:space="preserve"> </w:t>
+      </w:r>
+      <w:r>
+        <w:rPr>
+          <w:rFonts w:ascii="Arial" w:hAnsi="Arial" w:cs="Arial"/>
+          <w:b/>
+          <w:color w:val="000000" w:themeColor="text1"/>
+          <w:sz w:val="28"/>
+          <w:szCs w:val="28"/>
+        </w:rPr>
+        <w:t>ESCOPOS</w:t>
+      </w:r>
+    </w:p>
+    <w:p>
+      <w:pPr>
+        <w:rPr>
+          <w:rFonts w:ascii="Arial" w:hAnsi="Arial" w:cs="Arial"/>
+          <w:sz w:val="24"/>
+          <w:szCs w:val="24"/>
+        </w:rPr>
+      </w:pPr>
+      <w:r>
+        <w:rPr>
+          <w:rFonts w:ascii="Arial" w:hAnsi="Arial" w:cs="Arial"/>
+          <w:sz w:val="24"/>
+          <w:szCs w:val="24"/>
+        </w:rPr>
+        <w:t xml:space="preserve">Esse capítulo tem por finalidade delimitar o escopo de abrangência do </w:t>
+      </w:r>
+      <w:r>
+        <w:rPr>
+          <w:rFonts w:ascii="Arial" w:hAnsi="Arial" w:cs="Arial"/>
+          <w:sz w:val="24"/>
+          <w:szCs w:val="24"/>
+        </w:rPr>
+        <w:t>Ei Camargo</w:t>
+      </w:r>
+      <w:r>
+        <w:rPr>
+          <w:rFonts w:ascii="Arial" w:hAnsi="Arial" w:cs="Arial"/>
+          <w:sz w:val="24"/>
+          <w:szCs w:val="24"/>
+        </w:rPr>
+        <w:t>, contemplando a descrição das funcionalidades, recursos e características que integram a solução proposta e desenvolvida no âmbito deste Trabalho de Conclusão de Curso. Ademais, são estabelecidas as limitações técnicas e funcionais inerentes à versão atual do projeto</w:t>
+      </w:r>
+      <w:r>
+        <w:rPr>
+          <w:rFonts w:ascii="Arial" w:hAnsi="Arial" w:cs="Arial"/>
+          <w:sz w:val="24"/>
+          <w:szCs w:val="24"/>
+        </w:rPr>
+        <w:t>.</w:t>
+      </w:r>
+    </w:p>
+    <w:p>
+      <w:pPr>
+        <w:pStyle w:val="Ttulo2"/>
+        <w:rPr>
+          <w:rFonts w:ascii="Arial" w:hAnsi="Arial" w:cs="Arial"/>
+          <w:b/>
+          <w:color w:val="000000" w:themeColor="text1"/>
+          <w:sz w:val="28"/>
+          <w:szCs w:val="28"/>
+        </w:rPr>
+      </w:pPr>
+      <w:r>
+        <w:rPr>
+          <w:rFonts w:ascii="Arial" w:hAnsi="Arial" w:cs="Arial"/>
+          <w:b/>
+          <w:color w:val="000000" w:themeColor="text1"/>
+          <w:sz w:val="28"/>
+          <w:szCs w:val="28"/>
+        </w:rPr>
+        <w:t>2.3.1</w:t>
+      </w:r>
+      <w:r>
+        <w:rPr>
+          <w:rFonts w:ascii="Arial" w:hAnsi="Arial" w:cs="Arial"/>
+          <w:b/>
+          <w:color w:val="000000" w:themeColor="text1"/>
+          <w:sz w:val="28"/>
+          <w:szCs w:val="28"/>
+        </w:rPr>
+        <w:t xml:space="preserve"> </w:t>
+      </w:r>
+      <w:r>
+        <w:rPr>
+          <w:rFonts w:ascii="Arial" w:hAnsi="Arial" w:cs="Arial"/>
+          <w:b/>
+          <w:color w:val="000000" w:themeColor="text1"/>
+          <w:sz w:val="28"/>
+          <w:szCs w:val="28"/>
+        </w:rPr>
+        <w:t>ESCOPO DO PROJETO</w:t>
+      </w:r>
+    </w:p>
+    <w:p>
+      <w:pPr>
+        <w:rPr>
+          <w:rFonts w:ascii="Arial" w:hAnsi="Arial" w:cs="Arial"/>
+          <w:sz w:val="24"/>
+          <w:szCs w:val="24"/>
+        </w:rPr>
+      </w:pPr>
+      <w:r>
+        <w:rPr>
+          <w:rFonts w:ascii="Arial" w:hAnsi="Arial" w:cs="Arial"/>
+          <w:sz w:val="24"/>
+          <w:szCs w:val="24"/>
+        </w:rPr>
+        <w:t xml:space="preserve">O </w:t>
+      </w:r>
+      <w:r>
+        <w:rPr>
+          <w:rFonts w:ascii="Arial" w:hAnsi="Arial" w:cs="Arial"/>
+          <w:sz w:val="24"/>
+          <w:szCs w:val="24"/>
+        </w:rPr>
+        <w:t>Ei Camargo</w:t>
+      </w:r>
+      <w:r>
+        <w:rPr>
+          <w:rFonts w:ascii="Arial" w:hAnsi="Arial" w:cs="Arial"/>
+          <w:sz w:val="24"/>
+          <w:szCs w:val="24"/>
+        </w:rPr>
+        <w:t xml:space="preserve"> </w:t>
+      </w:r>
+      <w:r>
+        <w:rPr>
+          <w:rFonts w:ascii="Arial" w:hAnsi="Arial" w:cs="Arial"/>
+          <w:sz w:val="24"/>
+          <w:szCs w:val="24"/>
+        </w:rPr>
+        <w:t xml:space="preserve">irá se </w:t>
+      </w:r>
+      <w:r>
+        <w:rPr>
+          <w:rFonts w:ascii="Arial" w:hAnsi="Arial" w:cs="Arial"/>
+          <w:sz w:val="24"/>
+          <w:szCs w:val="24"/>
+        </w:rPr>
+        <w:t>consisti</w:t>
+      </w:r>
+      <w:r>
+        <w:rPr>
+          <w:rFonts w:ascii="Arial" w:hAnsi="Arial" w:cs="Arial"/>
+          <w:sz w:val="24"/>
+          <w:szCs w:val="24"/>
+        </w:rPr>
+        <w:t>r</w:t>
+      </w:r>
+      <w:r>
+        <w:rPr>
+          <w:rFonts w:ascii="Arial" w:hAnsi="Arial" w:cs="Arial"/>
+          <w:sz w:val="24"/>
+          <w:szCs w:val="24"/>
+        </w:rPr>
+        <w:t xml:space="preserve"> em uma plataforma web,</w:t>
+      </w:r>
+      <w:r>
+        <w:rPr>
+          <w:rFonts w:ascii="Arial" w:hAnsi="Arial" w:cs="Arial"/>
+          <w:sz w:val="24"/>
+          <w:szCs w:val="24"/>
+        </w:rPr>
+        <w:t xml:space="preserve"> desenvolvendo-se para</w:t>
+      </w:r>
+      <w:r>
+        <w:rPr>
+          <w:rFonts w:ascii="Arial" w:hAnsi="Arial" w:cs="Arial"/>
+          <w:sz w:val="24"/>
+          <w:szCs w:val="24"/>
+        </w:rPr>
+        <w:t xml:space="preserve"> po</w:t>
+      </w:r>
+      <w:r>
+        <w:rPr>
+          <w:rFonts w:ascii="Arial" w:hAnsi="Arial" w:cs="Arial"/>
+          <w:sz w:val="24"/>
+          <w:szCs w:val="24"/>
+        </w:rPr>
+        <w:t>der</w:t>
+      </w:r>
+      <w:r>
+        <w:rPr>
+          <w:rFonts w:ascii="Arial" w:hAnsi="Arial" w:cs="Arial"/>
+          <w:sz w:val="24"/>
+          <w:szCs w:val="24"/>
+        </w:rPr>
+        <w:t xml:space="preserve"> ser </w:t>
+      </w:r>
+      <w:r>
+        <w:rPr>
+          <w:rFonts w:ascii="Arial" w:hAnsi="Arial" w:cs="Arial"/>
+          <w:bCs/>
+          <w:sz w:val="24"/>
+          <w:szCs w:val="24"/>
+        </w:rPr>
+        <w:t>usufruída pelos alunos, professores e superiores</w:t>
+      </w:r>
+      <w:r>
+        <w:rPr>
+          <w:rFonts w:ascii="Arial" w:hAnsi="Arial" w:cs="Arial"/>
+          <w:sz w:val="24"/>
+          <w:szCs w:val="24"/>
+        </w:rPr>
+        <w:t xml:space="preserve"> da ETEC Professor Camargo Aranha</w:t>
+      </w:r>
+      <w:r>
+        <w:rPr>
+          <w:rFonts w:ascii="Arial" w:hAnsi="Arial" w:cs="Arial"/>
+          <w:sz w:val="24"/>
+          <w:szCs w:val="24"/>
+        </w:rPr>
+        <w:t xml:space="preserve">, </w:t>
+      </w:r>
+      <w:r>
+        <w:rPr>
+          <w:rFonts w:ascii="Arial" w:hAnsi="Arial" w:cs="Arial"/>
+          <w:sz w:val="24"/>
+          <w:szCs w:val="24"/>
+        </w:rPr>
+        <w:t>O sistema reúne, em um ambiente centralizado, funcionalidades destinadas ao registro e acompanhamento de sugestões e reclamações, à divulgação de comunicados gerais e específicos de cada curso, à comunicação entre alunos e coordenadores e à participação da comunidade escolar.</w:t>
+      </w:r>
+    </w:p>
+    <w:p>
+      <w:pPr>
+        <w:rPr>
+          <w:rFonts w:ascii="Arial" w:hAnsi="Arial" w:cs="Arial"/>
+          <w:sz w:val="24"/>
+          <w:szCs w:val="24"/>
+        </w:rPr>
+      </w:pPr>
+      <w:r>
+        <w:rPr>
+          <w:rFonts w:ascii="Arial" w:hAnsi="Arial" w:cs="Arial"/>
+          <w:sz w:val="24"/>
+          <w:szCs w:val="24"/>
+        </w:rPr>
+        <w:t>Além disso, a plataforma disponibiliza uma área destinada à divulgação de produtos, possibilitando que os alunos publiquem anúncios de itens para venda, como alimentos, roupas e outros produtos permitidos no ambiente escolar. Dessa forma, o sistema busca centralizar diferentes necessidades da comunidade estudantil em uma única plataforma</w:t>
+      </w:r>
+      <w:r>
+        <w:rPr>
+          <w:rFonts w:ascii="Arial" w:hAnsi="Arial" w:cs="Arial"/>
+          <w:sz w:val="24"/>
+          <w:szCs w:val="24"/>
+        </w:rPr>
+        <w:t>.</w:t>
+      </w:r>
+    </w:p>
+    <w:p>
+      <w:pPr>
+        <w:pStyle w:val="Ttulo2"/>
+        <w:rPr>
+          <w:rFonts w:ascii="Arial" w:hAnsi="Arial" w:cs="Arial"/>
+          <w:b/>
+          <w:color w:val="000000" w:themeColor="text1"/>
+          <w:sz w:val="28"/>
+          <w:szCs w:val="28"/>
+        </w:rPr>
+      </w:pPr>
+      <w:r>
+        <w:rPr>
+          <w:rFonts w:ascii="Arial" w:hAnsi="Arial" w:cs="Arial"/>
+          <w:b/>
+          <w:color w:val="000000" w:themeColor="text1"/>
+          <w:sz w:val="28"/>
+          <w:szCs w:val="28"/>
+        </w:rPr>
+        <w:t>2.4 TECNOLOGIA E METADOLOGIA APLICADAS</w:t>
+      </w:r>
+    </w:p>
+    <w:p>
+      <w:pPr>
+        <w:rPr>
+          <w:rFonts w:ascii="Arial" w:hAnsi="Arial" w:cs="Arial"/>
+          <w:sz w:val="24"/>
+          <w:szCs w:val="24"/>
+        </w:rPr>
+      </w:pPr>
+      <w:r>
+        <w:rPr>
+          <w:rFonts w:ascii="Arial" w:hAnsi="Arial" w:cs="Arial"/>
+          <w:b/>
+          <w:bCs/>
+          <w:sz w:val="24"/>
+          <w:szCs w:val="24"/>
+        </w:rPr>
+        <w:t>Tecnologias Utilizadas:</w:t>
+      </w:r>
+      <w:r>
+        <w:rPr>
+          <w:rFonts w:ascii="Arial" w:hAnsi="Arial" w:cs="Arial"/>
+          <w:b/>
+          <w:bCs/>
+          <w:sz w:val="24"/>
+          <w:szCs w:val="24"/>
+        </w:rPr>
+        <w:tab/>
+      </w:r>
+      <w:proofErr w:type="spellStart"/>
+      <w:r>
+        <w:rPr>
+          <w:rFonts w:ascii="Arial" w:hAnsi="Arial" w:cs="Arial"/>
+          <w:sz w:val="24"/>
+          <w:szCs w:val="24"/>
+        </w:rPr>
+        <w:t>JavaScript</w:t>
+      </w:r>
+      <w:proofErr w:type="spellEnd"/>
+      <w:r>
+        <w:rPr>
+          <w:rFonts w:ascii="Arial" w:hAnsi="Arial" w:cs="Arial"/>
+          <w:sz w:val="24"/>
+          <w:szCs w:val="24"/>
+        </w:rPr>
+        <w:t>, HTML, CSS, PHP, MySQL.</w:t>
+      </w:r>
+    </w:p>
+    <w:p>
+      <w:pPr>
+        <w:ind w:left="360"/>
+        <w:jc w:val="both"/>
+        <w:rPr>
+          <w:rFonts w:ascii="Arial" w:hAnsi="Arial" w:cs="Arial"/>
+          <w:sz w:val="24"/>
+          <w:szCs w:val="24"/>
+        </w:rPr>
+      </w:pPr>
+      <w:r>
+        <w:rPr>
+          <w:rFonts w:ascii="Arial" w:hAnsi="Arial" w:cs="Arial"/>
+          <w:b/>
+          <w:bCs/>
+          <w:sz w:val="24"/>
+          <w:szCs w:val="24"/>
+        </w:rPr>
+        <w:t>Coleta de dados e pesquisa</w:t>
+      </w:r>
+      <w:r>
+        <w:rPr>
+          <w:rFonts w:ascii="Arial" w:hAnsi="Arial" w:cs="Arial"/>
+          <w:sz w:val="24"/>
+          <w:szCs w:val="24"/>
+        </w:rPr>
+        <w:t>: Entrevistas e conversas informais com alunos e coordenadores,</w:t>
+      </w:r>
+      <w:r>
+        <w:rPr>
+          <w:rFonts w:ascii="Arial" w:hAnsi="Arial" w:cs="Arial"/>
+          <w:sz w:val="24"/>
+          <w:szCs w:val="24"/>
+        </w:rPr>
+        <w:t xml:space="preserve"> complementados com pesquisas bibliográficas</w:t>
+      </w:r>
+      <w:r>
+        <w:rPr>
+          <w:rFonts w:ascii="Arial" w:hAnsi="Arial" w:cs="Arial"/>
+          <w:sz w:val="24"/>
+          <w:szCs w:val="24"/>
+        </w:rPr>
+        <w:t xml:space="preserve"> </w:t>
+      </w:r>
+      <w:r>
+        <w:rPr>
+          <w:rFonts w:ascii="Arial" w:hAnsi="Arial" w:cs="Arial"/>
+          <w:sz w:val="24"/>
+          <w:szCs w:val="24"/>
+        </w:rPr>
+        <w:t>em sites com especialização no assunto.</w:t>
+      </w:r>
+    </w:p>
+    <w:p>
+      <w:pPr>
+        <w:rPr>
+          <w:rFonts w:ascii="Arial" w:hAnsi="Arial" w:cs="Arial"/>
+          <w:b/>
+          <w:bCs/>
+          <w:sz w:val="28"/>
+          <w:szCs w:val="28"/>
+        </w:rPr>
+      </w:pPr>
+    </w:p>
+    <w:p>
+      <w:pPr>
+        <w:rPr>
+          <w:rFonts w:ascii="Arial" w:hAnsi="Arial" w:cs="Arial"/>
+          <w:b/>
+          <w:bCs/>
+          <w:sz w:val="28"/>
+          <w:szCs w:val="28"/>
+        </w:rPr>
+      </w:pPr>
+    </w:p>
+    <w:p>
+      <w:pPr>
+        <w:rPr>
+          <w:rFonts w:ascii="Arial" w:hAnsi="Arial" w:cs="Arial"/>
+          <w:b/>
+          <w:bCs/>
+          <w:sz w:val="28"/>
+          <w:szCs w:val="28"/>
+        </w:rPr>
+      </w:pPr>
+      <w:r>
+        <w:rPr>
+          <w:rFonts w:ascii="Arial" w:hAnsi="Arial" w:cs="Arial"/>
+          <w:b/>
+          <w:bCs/>
+          <w:sz w:val="28"/>
+          <w:szCs w:val="28"/>
+        </w:rPr>
+        <w:t>DER (Diagrama de Entidade-Relacionamento)</w:t>
+      </w:r>
+    </w:p>
+    <w:p>
+      <w:pPr>
+        <w:rPr>
+          <w:rFonts w:ascii="Arial" w:hAnsi="Arial" w:cs="Arial"/>
+          <w:sz w:val="24"/>
+          <w:szCs w:val="24"/>
+        </w:rPr>
+      </w:pPr>
+      <w:r>
+        <w:rPr>
+          <w:rFonts w:ascii="Arial" w:hAnsi="Arial" w:cs="Arial"/>
+          <w:b/>
+          <w:bCs/>
+          <w:sz w:val="28"/>
+          <w:szCs w:val="28"/>
+        </w:rPr>
+        <w:t xml:space="preserve"> </w:t>
+      </w:r>
+      <w:r>
+        <w:rPr>
+          <w:rFonts w:ascii="Arial" w:hAnsi="Arial" w:cs="Arial"/>
+          <w:b/>
+          <w:bCs/>
+          <w:sz w:val="24"/>
+          <w:szCs w:val="24"/>
+        </w:rPr>
+        <w:t>O que é:</w:t>
+      </w:r>
+      <w:r>
+        <w:rPr>
+          <w:rFonts w:ascii="Arial" w:hAnsi="Arial" w:cs="Arial"/>
+          <w:b/>
+          <w:bCs/>
+          <w:sz w:val="28"/>
+          <w:szCs w:val="28"/>
+        </w:rPr>
+        <w:t xml:space="preserve"> </w:t>
+      </w:r>
+      <w:r>
+        <w:rPr>
+          <w:rFonts w:ascii="Arial" w:hAnsi="Arial" w:cs="Arial"/>
+          <w:sz w:val="24"/>
+          <w:szCs w:val="24"/>
+        </w:rPr>
+        <w:t>O modelo lógico de dados consiste na representação estruturada da organização do banco de dados, especificando as entidades que serão armazenadas, seus respectivos atributos, as chaves primárias e estrangeiras e os relacionamentos estabelecidos entre as tabelas.</w:t>
+      </w:r>
+    </w:p>
+    <w:p>
+      <w:pPr>
+        <w:rPr>
+          <w:rFonts w:ascii="Arial" w:hAnsi="Arial" w:cs="Arial"/>
+          <w:sz w:val="24"/>
+          <w:szCs w:val="24"/>
+        </w:rPr>
+      </w:pPr>
+      <w:r>
+        <w:rPr>
+          <w:rFonts w:ascii="Arial" w:hAnsi="Arial" w:cs="Arial"/>
+          <w:b/>
+          <w:bCs/>
+          <w:sz w:val="28"/>
+          <w:szCs w:val="28"/>
+        </w:rPr>
+        <w:t xml:space="preserve"> </w:t>
+      </w:r>
+      <w:r>
+        <w:rPr>
+          <w:rFonts w:ascii="Arial" w:hAnsi="Arial" w:cs="Arial"/>
+          <w:b/>
+          <w:bCs/>
+          <w:sz w:val="24"/>
+          <w:szCs w:val="24"/>
+        </w:rPr>
+        <w:t>Serventia</w:t>
+      </w:r>
+      <w:r>
+        <w:rPr>
+          <w:rFonts w:ascii="Arial" w:hAnsi="Arial" w:cs="Arial"/>
+          <w:b/>
+          <w:bCs/>
+          <w:sz w:val="24"/>
+          <w:szCs w:val="24"/>
+        </w:rPr>
+        <w:t>:</w:t>
+      </w:r>
+      <w:r>
+        <w:rPr>
+          <w:rFonts w:ascii="Arial" w:hAnsi="Arial" w:cs="Arial"/>
+          <w:b/>
+          <w:bCs/>
+          <w:sz w:val="28"/>
+          <w:szCs w:val="28"/>
+        </w:rPr>
+        <w:t xml:space="preserve"> </w:t>
+      </w:r>
+      <w:r>
+        <w:rPr>
+          <w:rFonts w:ascii="Arial" w:hAnsi="Arial" w:cs="Arial"/>
+          <w:sz w:val="24"/>
+          <w:szCs w:val="24"/>
+        </w:rPr>
+        <w:t>Sua finalidade é definir a estrutura que será utilizada para o armazenamento e a integração das informações do sistema, servindo como referência para a implementação do banco de dados em um Sistema Gerenciador de Banco de Dados (SGBD), como o MySQL. Dessa forma, contribui para a organização, consistência e integridade dos dados durante o desenvolvimento da aplicação.</w:t>
+      </w:r>
+    </w:p>
+    <w:p>
+      <w:pPr>
+        <w:rPr>
+          <w:rFonts w:ascii="Arial" w:hAnsi="Arial" w:cs="Arial"/>
+          <w:b/>
+          <w:bCs/>
+          <w:sz w:val="28"/>
+          <w:szCs w:val="28"/>
+        </w:rPr>
+      </w:pPr>
+    </w:p>
+    <w:p>
+      <w:pPr>
+        <w:rPr>
+          <w:rFonts w:ascii="Arial" w:hAnsi="Arial" w:cs="Arial"/>
+          <w:b/>
+          <w:bCs/>
+          <w:sz w:val="28"/>
+          <w:szCs w:val="28"/>
+        </w:rPr>
+      </w:pPr>
+    </w:p>
+    <w:p>
+      <w:pPr>
+        <w:rPr>
+          <w:rFonts w:ascii="Arial" w:hAnsi="Arial" w:cs="Arial"/>
+          <w:sz w:val="28"/>
+          <w:szCs w:val="28"/>
+        </w:rPr>
+      </w:pPr>
+      <w:r>
+        <w:rPr>
+          <w:rFonts w:ascii="Arial" w:hAnsi="Arial" w:cs="Arial"/>
+          <w:b/>
+          <w:bCs/>
+          <w:sz w:val="28"/>
+          <w:szCs w:val="28"/>
+        </w:rPr>
+        <w:t>MER (Modelo Entidade-Relacionamento)</w:t>
+      </w:r>
+    </w:p>
+    <w:p>
+      <w:pPr>
+        <w:rPr>
+          <w:rFonts w:ascii="Arial" w:hAnsi="Arial" w:cs="Arial"/>
+          <w:sz w:val="24"/>
+          <w:szCs w:val="24"/>
+        </w:rPr>
+      </w:pPr>
+      <w:r>
+        <w:rPr>
+          <w:rFonts w:ascii="Arial" w:hAnsi="Arial" w:cs="Arial"/>
+          <w:b/>
+          <w:bCs/>
+          <w:sz w:val="24"/>
+          <w:szCs w:val="24"/>
+        </w:rPr>
+        <w:t>O que é:</w:t>
+      </w:r>
+      <w:r>
+        <w:rPr>
+          <w:rFonts w:ascii="Arial" w:hAnsi="Arial" w:cs="Arial"/>
+          <w:sz w:val="24"/>
+          <w:szCs w:val="24"/>
+        </w:rPr>
+        <w:t xml:space="preserve"> Representação conceitual utilizada para descrever os principais elementos que compõem o banco de dados, evidenciando as entidades, seus atributos e as relações existentes entre elas.</w:t>
+      </w:r>
+    </w:p>
+    <w:p>
+      <w:pPr>
+        <w:rPr>
+          <w:rFonts w:ascii="Arial" w:hAnsi="Arial" w:cs="Arial"/>
+          <w:sz w:val="24"/>
+          <w:szCs w:val="24"/>
+        </w:rPr>
+      </w:pPr>
+      <w:r>
+        <w:rPr>
+          <w:rFonts w:ascii="Arial" w:hAnsi="Arial" w:cs="Arial"/>
+          <w:b/>
+          <w:bCs/>
+          <w:sz w:val="24"/>
+          <w:szCs w:val="24"/>
+        </w:rPr>
+        <w:t>Serventia</w:t>
+      </w:r>
+      <w:r>
+        <w:rPr>
+          <w:rFonts w:ascii="Arial" w:hAnsi="Arial" w:cs="Arial"/>
+          <w:b/>
+          <w:bCs/>
+          <w:sz w:val="24"/>
+          <w:szCs w:val="24"/>
+        </w:rPr>
+        <w:t>:</w:t>
+      </w:r>
+      <w:r>
+        <w:rPr>
+          <w:rFonts w:ascii="Arial" w:hAnsi="Arial" w:cs="Arial"/>
+          <w:sz w:val="24"/>
+          <w:szCs w:val="24"/>
+        </w:rPr>
+        <w:t xml:space="preserve"> Auxilia no planejamento e na organização da estrutura de dados do sistema, permitindo identificar como as informações serão relacionadas e armazenadas antes da implementação do banco de dados.</w:t>
+      </w:r>
+    </w:p>
+    <w:p>
+      <w:pPr>
+        <w:rPr>
+          <w:rFonts w:ascii="Arial" w:hAnsi="Arial" w:cs="Arial"/>
+          <w:sz w:val="24"/>
+          <w:szCs w:val="24"/>
+        </w:rPr>
+      </w:pPr>
+    </w:p>
+    <w:p>
+      <w:pPr>
+        <w:rPr>
+          <w:rFonts w:ascii="Arial" w:hAnsi="Arial" w:cs="Arial"/>
+          <w:b/>
+          <w:sz w:val="28"/>
+          <w:szCs w:val="28"/>
+        </w:rPr>
+      </w:pPr>
+      <w:r>
+        <w:rPr>
+          <w:rFonts w:ascii="Arial" w:hAnsi="Arial" w:cs="Arial"/>
+          <w:b/>
+          <w:sz w:val="28"/>
+          <w:szCs w:val="28"/>
+        </w:rPr>
+        <w:t>Caso de Uso (Diagrama de Casos de Uso da UML)</w:t>
+      </w:r>
+    </w:p>
+    <w:p>
+      <w:pPr>
+        <w:rPr>
+          <w:rFonts w:ascii="Arial" w:hAnsi="Arial" w:cs="Arial"/>
+          <w:bCs/>
+          <w:sz w:val="24"/>
+          <w:szCs w:val="24"/>
+        </w:rPr>
+      </w:pPr>
+      <w:r>
+        <w:rPr>
+          <w:rFonts w:ascii="Arial" w:hAnsi="Arial" w:cs="Arial"/>
+          <w:b/>
+          <w:sz w:val="28"/>
+          <w:szCs w:val="28"/>
+        </w:rPr>
+        <w:t xml:space="preserve"> </w:t>
+      </w:r>
+      <w:r>
+        <w:rPr>
+          <w:rFonts w:ascii="Arial" w:hAnsi="Arial" w:cs="Arial"/>
+          <w:b/>
+          <w:bCs/>
+          <w:sz w:val="24"/>
+          <w:szCs w:val="24"/>
+        </w:rPr>
+        <w:t>O que é:</w:t>
+      </w:r>
+      <w:r>
+        <w:rPr>
+          <w:rFonts w:ascii="Arial" w:hAnsi="Arial" w:cs="Arial"/>
+          <w:b/>
+          <w:sz w:val="28"/>
+          <w:szCs w:val="28"/>
+        </w:rPr>
+        <w:t xml:space="preserve"> </w:t>
+      </w:r>
+      <w:r>
+        <w:rPr>
+          <w:rFonts w:ascii="Arial" w:hAnsi="Arial" w:cs="Arial"/>
+          <w:bCs/>
+          <w:sz w:val="24"/>
+          <w:szCs w:val="24"/>
+        </w:rPr>
+        <w:t>Representação gráfica utilizada para descrever as interações entre os diferentes tipos de usuários e o sistema, identificando os atores envolvidos e as funcionalidades que podem ser executadas por cada um deles.</w:t>
+      </w:r>
+    </w:p>
+    <w:p>
+      <w:pPr>
+        <w:rPr>
+          <w:rFonts w:ascii="Arial" w:hAnsi="Arial" w:cs="Arial"/>
+          <w:bCs/>
+          <w:sz w:val="24"/>
+          <w:szCs w:val="24"/>
+        </w:rPr>
+      </w:pPr>
+      <w:r>
+        <w:rPr>
+          <w:rFonts w:ascii="Arial" w:hAnsi="Arial" w:cs="Arial"/>
+          <w:b/>
+          <w:sz w:val="28"/>
+          <w:szCs w:val="28"/>
+        </w:rPr>
+        <w:t xml:space="preserve"> </w:t>
+      </w:r>
+      <w:r>
+        <w:rPr>
+          <w:rFonts w:ascii="Arial" w:hAnsi="Arial" w:cs="Arial"/>
+          <w:b/>
+          <w:bCs/>
+          <w:sz w:val="24"/>
+          <w:szCs w:val="24"/>
+        </w:rPr>
+        <w:t>Para que serve:</w:t>
+      </w:r>
+      <w:r>
+        <w:rPr>
+          <w:rFonts w:ascii="Arial" w:hAnsi="Arial" w:cs="Arial"/>
+          <w:b/>
+          <w:sz w:val="28"/>
+          <w:szCs w:val="28"/>
+        </w:rPr>
+        <w:t xml:space="preserve"> </w:t>
+      </w:r>
+      <w:r>
+        <w:rPr>
+          <w:rFonts w:ascii="Arial" w:hAnsi="Arial" w:cs="Arial"/>
+          <w:bCs/>
+          <w:sz w:val="24"/>
+          <w:szCs w:val="24"/>
+        </w:rPr>
+        <w:t>Tem como finalidade apresentar de maneira clara as funcionalidades disponibilizadas pela aplicação e estabelecer quais usuários possuem acesso a cada recurso. Dessa forma, contribui para a definição dos limites funcionais do sistema e para a compreensão de suas principais interações.</w:t>
+      </w:r>
+    </w:p>
+    <w:p>
+      <w:pPr>
+        <w:rPr>
+          <w:rFonts w:ascii="Arial" w:hAnsi="Arial" w:cs="Arial"/>
+          <w:b/>
+          <w:sz w:val="28"/>
+          <w:szCs w:val="28"/>
+        </w:rPr>
+      </w:pPr>
+    </w:p>
+    <w:p>
+      <w:pPr>
+        <w:rPr>
+          <w:rFonts w:ascii="Arial" w:hAnsi="Arial" w:cs="Arial"/>
+          <w:sz w:val="24"/>
+          <w:szCs w:val="24"/>
+        </w:rPr>
+      </w:pPr>
+    </w:p>
+    <w:p>
+      <w:pPr>
+        <w:rPr>
+          <w:rFonts w:ascii="Arial" w:hAnsi="Arial" w:cs="Arial"/>
+          <w:sz w:val="24"/>
+          <w:szCs w:val="24"/>
+        </w:rPr>
+      </w:pPr>
+    </w:p>
+    <w:p>
+      <w:pPr>
+        <w:rPr>
+          <w:rFonts w:ascii="Arial" w:hAnsi="Arial" w:cs="Arial"/>
+          <w:b/>
+          <w:sz w:val="28"/>
+        </w:rPr>
+      </w:pPr>
+      <w:r>
+        <w:rPr>
+          <w:rFonts w:ascii="Arial" w:hAnsi="Arial" w:cs="Arial"/>
+          <w:b/>
+          <w:sz w:val="28"/>
+        </w:rPr>
+        <w:t>EXPERIÊNCIA DO USUÁRIO (UX)</w:t>
+      </w:r>
+    </w:p>
+    <w:p>
+      <w:pPr>
+        <w:jc w:val="both"/>
+        <w:rPr>
+          <w:rFonts w:ascii="Arial" w:hAnsi="Arial" w:cs="Arial"/>
+          <w:sz w:val="24"/>
+          <w:szCs w:val="24"/>
+        </w:rPr>
+      </w:pPr>
+      <w:r>
+        <w:rPr>
+          <w:rFonts w:ascii="Arial" w:hAnsi="Arial" w:cs="Arial"/>
+          <w:sz w:val="24"/>
+          <w:szCs w:val="24"/>
+        </w:rPr>
+        <w:lastRenderedPageBreak/>
+        <w:t>A Experiência do Usuário (</w:t>
+      </w:r>
+      <w:proofErr w:type="spellStart"/>
+      <w:r>
+        <w:rPr>
+          <w:rFonts w:ascii="Arial" w:hAnsi="Arial" w:cs="Arial"/>
+          <w:sz w:val="24"/>
+          <w:szCs w:val="24"/>
+        </w:rPr>
+        <w:t>User</w:t>
+      </w:r>
+      <w:proofErr w:type="spellEnd"/>
+      <w:r>
+        <w:rPr>
+          <w:rFonts w:ascii="Arial" w:hAnsi="Arial" w:cs="Arial"/>
+          <w:sz w:val="24"/>
+          <w:szCs w:val="24"/>
+        </w:rPr>
+        <w:t xml:space="preserve"> Experience – UX) está relacionada à maneira como os usuários percebem e interagem com uma determinada aplicação ou sistema, considerando aspectos como facilidade de uso, acessibilidade e eficiência durante a navegação.</w:t>
+      </w:r>
+    </w:p>
+    <w:p>
+      <w:pPr>
+        <w:jc w:val="both"/>
+        <w:rPr>
+          <w:rFonts w:ascii="Arial" w:hAnsi="Arial" w:cs="Arial"/>
+          <w:sz w:val="24"/>
+          <w:szCs w:val="24"/>
+        </w:rPr>
+      </w:pPr>
+      <w:r>
+        <w:rPr>
+          <w:rFonts w:ascii="Arial" w:hAnsi="Arial" w:cs="Arial"/>
+          <w:sz w:val="24"/>
+          <w:szCs w:val="24"/>
+        </w:rPr>
+        <w:t>Durante o desenvolvimento do Ei Camargo, foram considerados princípios voltados à melhoria da experiência dos usuários, dentre os quais se destacam:</w:t>
+      </w:r>
+    </w:p>
+    <w:p>
+      <w:pPr>
         <w:numPr>
           <w:ilvl w:val="0"/>
-          <w:numId w:val="16"/>
+          <w:numId w:val="32"/>
         </w:numPr>
         <w:jc w:val="both"/>
         <w:rPr>
@@ -2874,18 +3727,19 @@
       <w:r>
         <w:rPr>
           <w:rFonts w:ascii="Arial" w:hAnsi="Arial" w:cs="Arial"/>
-          <w:sz w:val="24"/>
-          <w:szCs w:val="24"/>
-        </w:rPr>
-        <w:t>Entrevistas e conversas informais com alunos e coordenadores;</w:t>
-      </w:r>
-    </w:p>
-    <w:p>
-      <w:pPr>
-        <w:pStyle w:val="PargrafodaLista"/>
+          <w:b/>
+          <w:bCs/>
+          <w:sz w:val="24"/>
+          <w:szCs w:val="24"/>
+        </w:rPr>
+        <w:t>Interface clara e intuitiva;</w:t>
+      </w:r>
+    </w:p>
+    <w:p>
+      <w:pPr>
         <w:numPr>
           <w:ilvl w:val="0"/>
-          <w:numId w:val="16"/>
+          <w:numId w:val="32"/>
         </w:numPr>
         <w:jc w:val="both"/>
         <w:rPr>
@@ -2897,54 +3751,19 @@
       <w:r>
         <w:rPr>
           <w:rFonts w:ascii="Arial" w:hAnsi="Arial" w:cs="Arial"/>
-          <w:sz w:val="24"/>
-          <w:szCs w:val="24"/>
-        </w:rPr>
-        <w:t>Desenvolvimento web utilizando tecnologias modernas de front-</w:t>
-      </w:r>
-      <w:proofErr w:type="spellStart"/>
-      <w:r>
-        <w:rPr>
-          <w:rFonts w:ascii="Arial" w:hAnsi="Arial" w:cs="Arial"/>
-          <w:sz w:val="24"/>
-          <w:szCs w:val="24"/>
-        </w:rPr>
-        <w:t>end</w:t>
-      </w:r>
-      <w:proofErr w:type="spellEnd"/>
-      <w:r>
-        <w:rPr>
-          <w:rFonts w:ascii="Arial" w:hAnsi="Arial" w:cs="Arial"/>
-          <w:sz w:val="24"/>
-          <w:szCs w:val="24"/>
-        </w:rPr>
-        <w:t xml:space="preserve"> e </w:t>
-      </w:r>
-      <w:proofErr w:type="spellStart"/>
-      <w:r>
-        <w:rPr>
-          <w:rFonts w:ascii="Arial" w:hAnsi="Arial" w:cs="Arial"/>
-          <w:sz w:val="24"/>
-          <w:szCs w:val="24"/>
-        </w:rPr>
-        <w:t>back-end</w:t>
-      </w:r>
-      <w:proofErr w:type="spellEnd"/>
-      <w:r>
-        <w:rPr>
-          <w:rFonts w:ascii="Arial" w:hAnsi="Arial" w:cs="Arial"/>
-          <w:sz w:val="24"/>
-          <w:szCs w:val="24"/>
-        </w:rPr>
-        <w:t>;</w:t>
-      </w:r>
-    </w:p>
-    <w:p>
-      <w:pPr>
-        <w:pStyle w:val="PargrafodaLista"/>
+          <w:b/>
+          <w:bCs/>
+          <w:sz w:val="24"/>
+          <w:szCs w:val="24"/>
+        </w:rPr>
+        <w:t>Navegação simplificada entre as funcionalidades;</w:t>
+      </w:r>
+    </w:p>
+    <w:p>
+      <w:pPr>
         <w:numPr>
           <w:ilvl w:val="0"/>
-          <w:numId w:val="16"/>
+          <w:numId w:val="32"/>
         </w:numPr>
         <w:jc w:val="both"/>
         <w:rPr>
@@ -2956,14 +3775,20 @@
       <w:r>
         <w:rPr>
           <w:rFonts w:ascii="Arial" w:hAnsi="Arial" w:cs="Arial"/>
-          <w:sz w:val="24"/>
-          <w:szCs w:val="24"/>
-        </w:rPr>
-        <w:t>Modelagem de sistemas utilizando UML.</w:t>
-      </w:r>
-    </w:p>
-    <w:p>
-      <w:pPr>
+          <w:b/>
+          <w:bCs/>
+          <w:sz w:val="24"/>
+          <w:szCs w:val="24"/>
+        </w:rPr>
+        <w:t>Acesso ágil às informações disponibilizadas;</w:t>
+      </w:r>
+    </w:p>
+    <w:p>
+      <w:pPr>
+        <w:numPr>
+          <w:ilvl w:val="0"/>
+          <w:numId w:val="32"/>
+        </w:numPr>
         <w:jc w:val="both"/>
         <w:rPr>
           <w:rFonts w:ascii="Arial" w:hAnsi="Arial" w:cs="Arial"/>
@@ -2971,27 +3796,117 @@
           <w:szCs w:val="24"/>
         </w:rPr>
       </w:pPr>
-    </w:p>
-    <w:p>
-      <w:pPr>
-        <w:jc w:val="center"/>
-        <w:rPr>
-          <w:rFonts w:ascii="Arial" w:hAnsi="Arial" w:cs="Arial"/>
-          <w:b/>
-          <w:sz w:val="24"/>
-          <w:szCs w:val="24"/>
-        </w:rPr>
-      </w:pPr>
-      <w:r>
-        <w:rPr>
-          <w:rFonts w:ascii="Arial" w:hAnsi="Arial" w:cs="Arial"/>
-          <w:b/>
-          <w:sz w:val="24"/>
-          <w:szCs w:val="24"/>
+      <w:r>
+        <w:rPr>
+          <w:rFonts w:ascii="Arial" w:hAnsi="Arial" w:cs="Arial"/>
+          <w:b/>
+          <w:bCs/>
+          <w:sz w:val="24"/>
+          <w:szCs w:val="24"/>
+        </w:rPr>
+        <w:t>Estruturação e organização adequada dos conteúdos;</w:t>
+      </w:r>
+    </w:p>
+    <w:p>
+      <w:pPr>
+        <w:numPr>
+          <w:ilvl w:val="0"/>
+          <w:numId w:val="32"/>
+        </w:numPr>
+        <w:jc w:val="both"/>
+        <w:rPr>
+          <w:rFonts w:ascii="Arial" w:hAnsi="Arial" w:cs="Arial"/>
+          <w:sz w:val="24"/>
+          <w:szCs w:val="24"/>
+        </w:rPr>
+      </w:pPr>
+      <w:r>
+        <w:rPr>
+          <w:rFonts w:ascii="Arial" w:hAnsi="Arial" w:cs="Arial"/>
+          <w:b/>
+          <w:bCs/>
+          <w:sz w:val="24"/>
+          <w:szCs w:val="24"/>
+        </w:rPr>
+        <w:t>Disposição visual consistente dos elementos da plataforma.</w:t>
+      </w:r>
+    </w:p>
+    <w:p>
+      <w:pPr>
+        <w:jc w:val="both"/>
+        <w:rPr>
+          <w:rFonts w:ascii="Arial" w:hAnsi="Arial" w:cs="Arial"/>
+          <w:sz w:val="24"/>
+          <w:szCs w:val="24"/>
+        </w:rPr>
+      </w:pPr>
+      <w:r>
+        <w:rPr>
+          <w:rFonts w:ascii="Arial" w:hAnsi="Arial" w:cs="Arial"/>
+          <w:sz w:val="24"/>
+          <w:szCs w:val="24"/>
+        </w:rPr>
+        <w:t>A aplicação desses princípios busca proporcionar uma utilização mais eficiente e agradável do sistema, facilitando o acesso às funcionalidades tanto por parte dos alunos quanto dos coordenadores.</w:t>
+      </w:r>
+    </w:p>
+    <w:p>
+      <w:pPr>
+        <w:jc w:val="both"/>
+        <w:rPr>
+          <w:rFonts w:ascii="Arial" w:hAnsi="Arial" w:cs="Arial"/>
+          <w:sz w:val="24"/>
+          <w:szCs w:val="24"/>
+        </w:rPr>
+      </w:pPr>
+    </w:p>
+    <w:p>
+      <w:pPr>
+        <w:pStyle w:val="Ttulo2"/>
+        <w:rPr>
+          <w:rFonts w:ascii="Arial" w:hAnsi="Arial" w:cs="Arial"/>
+          <w:b/>
+          <w:color w:val="000000" w:themeColor="text1"/>
+          <w:sz w:val="28"/>
+          <w:szCs w:val="28"/>
+        </w:rPr>
+      </w:pPr>
+      <w:r>
+        <w:rPr>
+          <w:rFonts w:ascii="Arial" w:hAnsi="Arial" w:cs="Arial"/>
+          <w:b/>
+          <w:color w:val="000000" w:themeColor="text1"/>
+          <w:sz w:val="28"/>
+          <w:szCs w:val="28"/>
+        </w:rPr>
+        <w:t>3</w:t>
+      </w:r>
+      <w:r>
+        <w:rPr>
+          <w:rFonts w:ascii="Arial" w:hAnsi="Arial" w:cs="Arial"/>
+          <w:b/>
+          <w:color w:val="000000" w:themeColor="text1"/>
+          <w:sz w:val="28"/>
+          <w:szCs w:val="28"/>
+        </w:rPr>
+        <w:t xml:space="preserve"> </w:t>
+      </w:r>
+      <w:r>
+        <w:rPr>
+          <w:rFonts w:ascii="Arial" w:hAnsi="Arial" w:cs="Arial"/>
+          <w:b/>
+          <w:color w:val="000000" w:themeColor="text1"/>
+          <w:sz w:val="28"/>
+          <w:szCs w:val="28"/>
         </w:rPr>
         <w:t>SOLUÇÃO</w:t>
       </w:r>
     </w:p>
+    <w:p/>
+    <w:p>
+      <w:r>
+        <w:t>(ESPAÇO PARA O TEXTO DE CONCLUSÃO)</w:t>
+      </w:r>
+    </w:p>
     <w:p>
       <w:pPr>
         <w:jc w:val="both"/>
@@ -3001,91 +3916,172 @@
           <w:szCs w:val="24"/>
         </w:rPr>
       </w:pPr>
-      <w:r>
-        <w:rPr>
-          <w:rFonts w:ascii="Arial" w:hAnsi="Arial" w:cs="Arial"/>
-          <w:b/>
-          <w:sz w:val="24"/>
-          <w:szCs w:val="24"/>
-        </w:rPr>
-        <w:tab/>
-      </w:r>
-      <w:r>
-        <w:rPr>
-          <w:rFonts w:ascii="Arial" w:hAnsi="Arial" w:cs="Arial"/>
-          <w:sz w:val="24"/>
-          <w:szCs w:val="24"/>
-        </w:rPr>
-        <w:t>Como o nosso software resolve o problema desse</w:t>
-      </w:r>
-      <w:r>
-        <w:rPr>
-          <w:rFonts w:ascii="Arial" w:hAnsi="Arial" w:cs="Arial"/>
-          <w:sz w:val="24"/>
-          <w:szCs w:val="24"/>
-        </w:rPr>
-        <w:t>s</w:t>
-      </w:r>
-      <w:r>
-        <w:rPr>
-          <w:rFonts w:ascii="Arial" w:hAnsi="Arial" w:cs="Arial"/>
-          <w:sz w:val="24"/>
-          <w:szCs w:val="24"/>
-        </w:rPr>
-        <w:t xml:space="preserve"> alunos?</w:t>
-      </w:r>
     </w:p>
     <w:p>
       <w:pPr>
         <w:jc w:val="both"/>
         <w:rPr>
           <w:rFonts w:ascii="Arial" w:hAnsi="Arial" w:cs="Arial"/>
-          <w:sz w:val="24"/>
-          <w:szCs w:val="24"/>
-        </w:rPr>
-      </w:pPr>
-      <w:r>
-        <w:rPr>
-          <w:rFonts w:ascii="Arial" w:hAnsi="Arial" w:cs="Arial"/>
-          <w:sz w:val="24"/>
-          <w:szCs w:val="24"/>
-        </w:rPr>
-        <w:t xml:space="preserve">         </w:t>
-      </w:r>
-      <w:r>
-        <w:rPr>
-          <w:rFonts w:ascii="Arial" w:hAnsi="Arial" w:cs="Arial"/>
-          <w:sz w:val="24"/>
-          <w:szCs w:val="24"/>
-        </w:rPr>
-        <w:t>O Ei Camargo foi desenvolvido para servir como um canal oficial de comunicação entre os alunos da ETEC Professor Camargo Aranha e a administração da escola.</w:t>
-      </w:r>
+          <w:b/>
+          <w:bCs/>
+          <w:sz w:val="28"/>
+          <w:szCs w:val="28"/>
+        </w:rPr>
+      </w:pPr>
     </w:p>
     <w:p>
       <w:pPr>
         <w:jc w:val="both"/>
         <w:rPr>
           <w:rFonts w:ascii="Arial" w:hAnsi="Arial" w:cs="Arial"/>
-          <w:sz w:val="24"/>
-          <w:szCs w:val="24"/>
-        </w:rPr>
-      </w:pPr>
-      <w:r>
-        <w:rPr>
-          <w:rFonts w:ascii="Arial" w:hAnsi="Arial" w:cs="Arial"/>
-          <w:sz w:val="24"/>
-          <w:szCs w:val="24"/>
+          <w:b/>
+          <w:bCs/>
+          <w:sz w:val="28"/>
+          <w:szCs w:val="28"/>
+        </w:rPr>
+      </w:pPr>
+    </w:p>
+    <w:p>
+      <w:pPr>
+        <w:jc w:val="both"/>
+        <w:rPr>
+          <w:rFonts w:ascii="Arial" w:hAnsi="Arial" w:cs="Arial"/>
+          <w:b/>
+          <w:bCs/>
+          <w:sz w:val="28"/>
+          <w:szCs w:val="28"/>
+        </w:rPr>
+      </w:pPr>
+    </w:p>
+    <w:p>
+      <w:pPr>
+        <w:jc w:val="both"/>
+        <w:rPr>
+          <w:rFonts w:ascii="Arial" w:hAnsi="Arial" w:cs="Arial"/>
+          <w:b/>
+          <w:bCs/>
+          <w:sz w:val="28"/>
+          <w:szCs w:val="28"/>
+        </w:rPr>
+      </w:pPr>
+    </w:p>
+    <w:p>
+      <w:pPr>
+        <w:jc w:val="both"/>
+        <w:rPr>
+          <w:rFonts w:ascii="Arial" w:hAnsi="Arial" w:cs="Arial"/>
+          <w:b/>
+          <w:bCs/>
+          <w:sz w:val="28"/>
+          <w:szCs w:val="28"/>
+        </w:rPr>
+      </w:pPr>
+    </w:p>
+    <w:p>
+      <w:pPr>
+        <w:jc w:val="both"/>
+        <w:rPr>
+          <w:rFonts w:ascii="Arial" w:hAnsi="Arial" w:cs="Arial"/>
+          <w:b/>
+          <w:bCs/>
+          <w:sz w:val="28"/>
+          <w:szCs w:val="28"/>
+        </w:rPr>
+      </w:pPr>
+    </w:p>
+    <w:p>
+      <w:pPr>
+        <w:jc w:val="both"/>
+        <w:rPr>
+          <w:rFonts w:ascii="Arial" w:hAnsi="Arial" w:cs="Arial"/>
+          <w:b/>
+          <w:bCs/>
+          <w:sz w:val="28"/>
+          <w:szCs w:val="28"/>
+        </w:rPr>
+      </w:pPr>
+    </w:p>
+    <w:p>
+      <w:pPr>
+        <w:jc w:val="both"/>
+        <w:rPr>
+          <w:rFonts w:ascii="Arial" w:hAnsi="Arial" w:cs="Arial"/>
+          <w:b/>
+          <w:bCs/>
+          <w:sz w:val="28"/>
+          <w:szCs w:val="28"/>
+        </w:rPr>
+      </w:pPr>
+    </w:p>
+    <w:p>
+      <w:pPr>
+        <w:jc w:val="both"/>
+        <w:rPr>
+          <w:rFonts w:ascii="Arial" w:hAnsi="Arial" w:cs="Arial"/>
+          <w:b/>
+          <w:bCs/>
+          <w:sz w:val="28"/>
+          <w:szCs w:val="28"/>
+        </w:rPr>
+      </w:pPr>
+    </w:p>
+    <w:p>
+      <w:pPr>
+        <w:jc w:val="both"/>
+        <w:rPr>
+          <w:rFonts w:ascii="Arial" w:hAnsi="Arial" w:cs="Arial"/>
+          <w:b/>
+          <w:bCs/>
+          <w:sz w:val="28"/>
+          <w:szCs w:val="28"/>
+        </w:rPr>
+      </w:pPr>
+    </w:p>
+    <w:p>
+      <w:pPr>
+        <w:jc w:val="both"/>
+        <w:rPr>
+          <w:rFonts w:ascii="Arial" w:hAnsi="Arial" w:cs="Arial"/>
+          <w:b/>
+          <w:bCs/>
+          <w:sz w:val="28"/>
+          <w:szCs w:val="28"/>
+        </w:rPr>
+      </w:pPr>
+    </w:p>
+    <w:p>
+      <w:pPr>
+        <w:jc w:val="both"/>
+        <w:rPr>
+          <w:rFonts w:ascii="Arial" w:hAnsi="Arial" w:cs="Arial"/>
+          <w:b/>
+          <w:bCs/>
+          <w:sz w:val="28"/>
+          <w:szCs w:val="28"/>
+        </w:rPr>
+      </w:pPr>
+    </w:p>
+    <w:p>
+      <w:pPr>
+        <w:jc w:val="both"/>
+        <w:rPr>
+          <w:rFonts w:ascii="Arial" w:hAnsi="Arial" w:cs="Arial"/>
+          <w:b/>
+          <w:bCs/>
+          <w:sz w:val="28"/>
+          <w:szCs w:val="28"/>
+        </w:rPr>
+      </w:pPr>
+      <w:r>
+        <w:rPr>
+          <w:rFonts w:ascii="Arial" w:hAnsi="Arial" w:cs="Arial"/>
+          <w:b/>
+          <w:bCs/>
+          <w:sz w:val="28"/>
+          <w:szCs w:val="28"/>
         </w:rPr>
         <w:lastRenderedPageBreak/>
-        <w:t xml:space="preserve">          </w:t>
-      </w:r>
-      <w:r>
-        <w:rPr>
-          <w:rFonts w:ascii="Arial" w:hAnsi="Arial" w:cs="Arial"/>
-          <w:sz w:val="24"/>
-          <w:szCs w:val="24"/>
-        </w:rPr>
-        <w:t>Por meio da plataforma, os estudantes podem registrar sugestões, informar problemas estruturais e acompanhar comunicados importantes emitidos pelos coordenadores.</w:t>
+        <w:t>DER</w:t>
       </w:r>
     </w:p>
     <w:p>
@@ -3093,919 +4089,365 @@
         <w:jc w:val="both"/>
         <w:rPr>
           <w:rFonts w:ascii="Arial" w:hAnsi="Arial" w:cs="Arial"/>
-          <w:sz w:val="24"/>
-          <w:szCs w:val="24"/>
-        </w:rPr>
-      </w:pPr>
-      <w:r>
-        <w:rPr>
-          <w:rFonts w:ascii="Arial" w:hAnsi="Arial" w:cs="Arial"/>
-          <w:sz w:val="24"/>
-          <w:szCs w:val="24"/>
-        </w:rPr>
-        <w:t xml:space="preserve">           </w:t>
-      </w:r>
-      <w:r>
-        <w:rPr>
-          <w:rFonts w:ascii="Arial" w:hAnsi="Arial" w:cs="Arial"/>
-          <w:sz w:val="24"/>
-          <w:szCs w:val="24"/>
-        </w:rPr>
-        <w:t>O sistema possui áreas específicas para diferentes finalidades, como:</w:t>
-      </w:r>
-    </w:p>
-    <w:p>
-      <w:pPr>
-        <w:jc w:val="both"/>
-        <w:rPr>
-          <w:rFonts w:ascii="Arial" w:hAnsi="Arial" w:cs="Arial"/>
-          <w:sz w:val="24"/>
-          <w:szCs w:val="24"/>
-        </w:rPr>
-      </w:pPr>
-      <w:r>
-        <w:rPr>
-          <w:rFonts w:ascii="Arial" w:hAnsi="Arial" w:cs="Arial"/>
-          <w:sz w:val="24"/>
-          <w:szCs w:val="24"/>
-        </w:rPr>
-        <w:t>Sugestões de melhorias;</w:t>
-      </w:r>
-    </w:p>
-    <w:p>
-      <w:pPr>
-        <w:jc w:val="both"/>
-        <w:rPr>
-          <w:rFonts w:ascii="Arial" w:hAnsi="Arial" w:cs="Arial"/>
-          <w:sz w:val="24"/>
-          <w:szCs w:val="24"/>
-        </w:rPr>
-      </w:pPr>
-      <w:r>
-        <w:rPr>
-          <w:rFonts w:ascii="Arial" w:hAnsi="Arial" w:cs="Arial"/>
-          <w:sz w:val="24"/>
-          <w:szCs w:val="24"/>
-        </w:rPr>
-        <w:t>Comunicados gerais;</w:t>
-      </w:r>
-    </w:p>
-    <w:p>
-      <w:pPr>
-        <w:jc w:val="both"/>
-        <w:rPr>
-          <w:rFonts w:ascii="Arial" w:hAnsi="Arial" w:cs="Arial"/>
-          <w:sz w:val="24"/>
-          <w:szCs w:val="24"/>
-        </w:rPr>
-      </w:pPr>
-      <w:r>
-        <w:rPr>
-          <w:rFonts w:ascii="Arial" w:hAnsi="Arial" w:cs="Arial"/>
-          <w:sz w:val="24"/>
-          <w:szCs w:val="24"/>
-        </w:rPr>
-        <w:t>Comunicados por curso;</w:t>
-      </w:r>
-    </w:p>
-    <w:p>
-      <w:pPr>
-        <w:jc w:val="both"/>
-        <w:rPr>
-          <w:rFonts w:ascii="Arial" w:hAnsi="Arial" w:cs="Arial"/>
-          <w:sz w:val="24"/>
-          <w:szCs w:val="24"/>
-        </w:rPr>
-      </w:pPr>
-      <w:r>
-        <w:rPr>
-          <w:rFonts w:ascii="Arial" w:hAnsi="Arial" w:cs="Arial"/>
-          <w:sz w:val="24"/>
-          <w:szCs w:val="24"/>
-        </w:rPr>
-        <w:t>Mensagens institucionais;</w:t>
-      </w:r>
-    </w:p>
-    <w:p>
-      <w:pPr>
-        <w:jc w:val="both"/>
-        <w:rPr>
-          <w:rFonts w:ascii="Arial" w:hAnsi="Arial" w:cs="Arial"/>
-          <w:sz w:val="24"/>
-          <w:szCs w:val="24"/>
-        </w:rPr>
-      </w:pPr>
-      <w:r>
-        <w:rPr>
-          <w:rFonts w:ascii="Arial" w:hAnsi="Arial" w:cs="Arial"/>
-          <w:sz w:val="24"/>
-          <w:szCs w:val="24"/>
-        </w:rPr>
-        <w:t>Perfil do usuário.</w:t>
-      </w:r>
-    </w:p>
-    <w:p>
-      <w:pPr>
-        <w:jc w:val="both"/>
-        <w:rPr>
-          <w:rFonts w:ascii="Arial" w:hAnsi="Arial" w:cs="Arial"/>
-          <w:sz w:val="24"/>
-          <w:szCs w:val="24"/>
-        </w:rPr>
-      </w:pPr>
-      <w:r>
-        <w:rPr>
-          <w:rFonts w:ascii="Arial" w:hAnsi="Arial" w:cs="Arial"/>
-          <w:sz w:val="24"/>
-          <w:szCs w:val="24"/>
-        </w:rPr>
-        <w:t xml:space="preserve">           </w:t>
-      </w:r>
-      <w:r>
-        <w:rPr>
-          <w:rFonts w:ascii="Arial" w:hAnsi="Arial" w:cs="Arial"/>
-          <w:sz w:val="24"/>
-          <w:szCs w:val="24"/>
-        </w:rPr>
-        <w:t>Com isso, o processo de comunicação torna-se mais organizado, transparente e eficiente, permitindo que a escola identifique rapidamente as demandas dos estudantes e tome providências para solucioná-las.</w:t>
-      </w:r>
-    </w:p>
-    <w:p>
-      <w:pPr>
-        <w:jc w:val="both"/>
-        <w:rPr>
-          <w:rFonts w:ascii="Arial" w:hAnsi="Arial" w:cs="Arial"/>
-          <w:sz w:val="24"/>
-          <w:szCs w:val="24"/>
-        </w:rPr>
-      </w:pPr>
-    </w:p>
-    <w:p>
-      <w:pPr>
-        <w:jc w:val="both"/>
-        <w:rPr>
-          <w:rFonts w:ascii="Arial" w:hAnsi="Arial" w:cs="Arial"/>
-          <w:sz w:val="24"/>
-          <w:szCs w:val="24"/>
-        </w:rPr>
-      </w:pPr>
-    </w:p>
-    <w:p>
-      <w:pPr>
-        <w:jc w:val="both"/>
-        <w:rPr>
-          <w:rFonts w:ascii="Arial" w:hAnsi="Arial" w:cs="Arial"/>
-          <w:sz w:val="24"/>
-          <w:szCs w:val="24"/>
-        </w:rPr>
-      </w:pPr>
-    </w:p>
-    <w:p>
-      <w:pPr>
-        <w:jc w:val="both"/>
-        <w:rPr>
-          <w:rFonts w:ascii="Arial" w:hAnsi="Arial" w:cs="Arial"/>
-          <w:sz w:val="24"/>
-          <w:szCs w:val="24"/>
-        </w:rPr>
-      </w:pPr>
-    </w:p>
-    <w:p>
-      <w:pPr>
-        <w:jc w:val="both"/>
-        <w:rPr>
-          <w:rFonts w:ascii="Arial" w:hAnsi="Arial" w:cs="Arial"/>
-          <w:sz w:val="24"/>
-          <w:szCs w:val="24"/>
-        </w:rPr>
-      </w:pPr>
-    </w:p>
-    <w:p>
-      <w:pPr>
-        <w:jc w:val="both"/>
-        <w:rPr>
-          <w:rFonts w:ascii="Arial" w:hAnsi="Arial" w:cs="Arial"/>
-          <w:sz w:val="24"/>
-          <w:szCs w:val="24"/>
-        </w:rPr>
-      </w:pPr>
-    </w:p>
-    <w:p>
-      <w:pPr>
-        <w:jc w:val="both"/>
-        <w:rPr>
-          <w:rFonts w:ascii="Arial" w:hAnsi="Arial" w:cs="Arial"/>
-          <w:sz w:val="24"/>
-          <w:szCs w:val="24"/>
-        </w:rPr>
-      </w:pPr>
-    </w:p>
-    <w:p>
-      <w:pPr>
-        <w:jc w:val="both"/>
-        <w:rPr>
-          <w:rFonts w:ascii="Arial" w:hAnsi="Arial" w:cs="Arial"/>
-          <w:sz w:val="24"/>
-          <w:szCs w:val="24"/>
-        </w:rPr>
-      </w:pPr>
-    </w:p>
-    <w:p>
-      <w:pPr>
-        <w:jc w:val="both"/>
-        <w:rPr>
-          <w:rFonts w:ascii="Arial" w:hAnsi="Arial" w:cs="Arial"/>
-          <w:sz w:val="24"/>
-          <w:szCs w:val="24"/>
-        </w:rPr>
-      </w:pPr>
-    </w:p>
-    <w:p>
-      <w:pPr>
-        <w:jc w:val="both"/>
-        <w:rPr>
-          <w:rFonts w:ascii="Arial" w:hAnsi="Arial" w:cs="Arial"/>
-          <w:sz w:val="24"/>
-          <w:szCs w:val="24"/>
-        </w:rPr>
-      </w:pPr>
-    </w:p>
-    <w:p>
-      <w:pPr>
-        <w:jc w:val="both"/>
-        <w:rPr>
-          <w:rFonts w:ascii="Arial" w:hAnsi="Arial" w:cs="Arial"/>
-          <w:sz w:val="24"/>
-          <w:szCs w:val="24"/>
-        </w:rPr>
-      </w:pPr>
-    </w:p>
-    <w:p>
-      <w:pPr>
-        <w:jc w:val="both"/>
-        <w:rPr>
-          <w:rFonts w:ascii="Arial" w:hAnsi="Arial" w:cs="Arial"/>
-          <w:sz w:val="24"/>
-          <w:szCs w:val="24"/>
-        </w:rPr>
-      </w:pPr>
-    </w:p>
-    <w:p>
-      <w:pPr>
-        <w:jc w:val="both"/>
-        <w:rPr>
-          <w:rFonts w:ascii="Arial" w:hAnsi="Arial" w:cs="Arial"/>
-          <w:sz w:val="24"/>
-          <w:szCs w:val="24"/>
-        </w:rPr>
-      </w:pPr>
-    </w:p>
-    <w:p>
-      <w:pPr>
-        <w:jc w:val="both"/>
-        <w:rPr>
-          <w:rFonts w:ascii="Arial" w:hAnsi="Arial" w:cs="Arial"/>
-          <w:sz w:val="24"/>
-          <w:szCs w:val="24"/>
-        </w:rPr>
-      </w:pPr>
-    </w:p>
-    <w:p>
-      <w:pPr>
-        <w:jc w:val="both"/>
-        <w:rPr>
-          <w:rFonts w:ascii="Arial" w:hAnsi="Arial" w:cs="Arial"/>
-          <w:sz w:val="24"/>
-          <w:szCs w:val="24"/>
-        </w:rPr>
-      </w:pPr>
-    </w:p>
-    <w:p>
-      <w:pPr>
-        <w:jc w:val="center"/>
-        <w:rPr>
-          <w:rFonts w:ascii="Arial" w:hAnsi="Arial" w:cs="Arial"/>
-          <w:b/>
-          <w:sz w:val="32"/>
-          <w:szCs w:val="24"/>
-        </w:rPr>
-      </w:pPr>
-      <w:r>
-        <w:rPr>
-          <w:rFonts w:ascii="Arial" w:hAnsi="Arial" w:cs="Arial"/>
-          <w:b/>
-          <w:sz w:val="32"/>
-          <w:szCs w:val="24"/>
-        </w:rPr>
-        <w:t>DESENVOLVIMENTO</w:t>
-      </w:r>
-    </w:p>
-    <w:p>
-      <w:pPr>
-        <w:jc w:val="center"/>
-        <w:rPr>
-          <w:rFonts w:ascii="Arial" w:hAnsi="Arial" w:cs="Arial"/>
-          <w:sz w:val="24"/>
-          <w:szCs w:val="24"/>
-        </w:rPr>
-      </w:pPr>
-    </w:p>
-    <w:p>
-      <w:pPr>
-        <w:jc w:val="center"/>
-        <w:rPr>
-          <w:rFonts w:ascii="Arial" w:hAnsi="Arial" w:cs="Arial"/>
-          <w:b/>
-          <w:sz w:val="28"/>
-        </w:rPr>
-      </w:pPr>
-      <w:r>
-        <w:rPr>
-          <w:rFonts w:ascii="Arial" w:hAnsi="Arial" w:cs="Arial"/>
-          <w:b/>
-          <w:sz w:val="28"/>
-        </w:rPr>
-        <w:t>COMUNICAÇÃO ESCOLAR</w:t>
-      </w:r>
-    </w:p>
-    <w:p>
-      <w:pPr>
-        <w:jc w:val="both"/>
-        <w:rPr>
-          <w:rFonts w:ascii="Arial" w:hAnsi="Arial" w:cs="Arial"/>
-          <w:color w:val="0A0A0A"/>
-          <w:sz w:val="24"/>
-          <w:szCs w:val="24"/>
-          <w:shd w:val="clear" w:color="auto" w:fill="FFFFFF"/>
-        </w:rPr>
-      </w:pPr>
-      <w:r>
-        <w:rPr>
-          <w:rFonts w:ascii="Arial" w:hAnsi="Arial" w:cs="Arial"/>
-          <w:color w:val="0A0A0A"/>
-          <w:sz w:val="24"/>
-          <w:szCs w:val="24"/>
-          <w:shd w:val="clear" w:color="auto" w:fill="FFFFFF"/>
-        </w:rPr>
-        <w:t xml:space="preserve">              A comunicação escolar é um dos pilares para o bom funcionamento de uma instituição de ensino. Quando existe um fluxo eficiente de informações entre alunos, </w:t>
-      </w:r>
-      <w:r>
-        <w:rPr>
-          <w:rFonts w:ascii="Arial" w:hAnsi="Arial" w:cs="Arial"/>
-          <w:color w:val="0A0A0A"/>
-          <w:sz w:val="24"/>
-          <w:szCs w:val="24"/>
-          <w:shd w:val="clear" w:color="auto" w:fill="FFFFFF"/>
+          <w:b/>
+          <w:bCs/>
+          <w:sz w:val="28"/>
+          <w:szCs w:val="28"/>
+        </w:rPr>
+      </w:pPr>
+      <w:r>
+        <w:rPr>
+          <w:rFonts w:ascii="Arial" w:hAnsi="Arial" w:cs="Arial"/>
+          <w:b/>
+          <w:bCs/>
+          <w:noProof/>
+          <w:sz w:val="28"/>
+          <w:szCs w:val="28"/>
+        </w:rPr>
+        <w:drawing>
+          <wp:inline distT="0" distB="0" distL="0" distR="0" wp14:anchorId="25C4E058" wp14:editId="0CDF5EB9">
+            <wp:extent cx="7391400" cy="4295775"/>
+            <wp:effectExtent l="0" t="0" r="0" b="9525"/>
+            <wp:docPr id="1617566340" name="Imagem 3"/>
+            <wp:cNvGraphicFramePr>
+              <a:graphicFrameLocks xmlns:a="http://schemas.openxmlformats.org/drawingml/2006/main" noChangeAspect="1"/>
+            </wp:cNvGraphicFramePr>
+            <a:graphic xmlns:a="http://schemas.openxmlformats.org/drawingml/2006/main">
+              <a:graphicData uri="http://schemas.openxmlformats.org/drawingml/2006/picture">
+                <pic:pic xmlns:pic="http://schemas.openxmlformats.org/drawingml/2006/picture">
+                  <pic:nvPicPr>
+                    <pic:cNvPr id="0" name="Picture 2"/>
+                    <pic:cNvPicPr>
+                      <a:picLocks noChangeAspect="1" noChangeArrowheads="1"/>
+                    </pic:cNvPicPr>
+                  </pic:nvPicPr>
+                  <pic:blipFill>
+                    <a:blip r:embed="rId8">
+                      <a:extLst>
+                        <a:ext uri="{28A0092B-C50C-407E-A947-70E740481C1C}">
+                          <a14:useLocalDpi xmlns:a14="http://schemas.microsoft.com/office/drawing/2010/main" val="0"/>
+                        </a:ext>
+                      </a:extLst>
+                    </a:blip>
+                    <a:srcRect/>
+                    <a:stretch>
+                      <a:fillRect/>
+                    </a:stretch>
+                  </pic:blipFill>
+                  <pic:spPr bwMode="auto">
+                    <a:xfrm>
+                      <a:off x="0" y="0"/>
+                      <a:ext cx="7391400" cy="4295775"/>
+                    </a:xfrm>
+                    <a:prstGeom prst="rect">
+                      <a:avLst/>
+                    </a:prstGeom>
+                    <a:noFill/>
+                  </pic:spPr>
+                </pic:pic>
+              </a:graphicData>
+            </a:graphic>
+          </wp:inline>
+        </w:drawing>
+      </w:r>
+    </w:p>
+    <w:p>
+      <w:pPr>
+        <w:rPr>
+          <w:rFonts w:ascii="Arial" w:hAnsi="Arial" w:cs="Arial"/>
+          <w:b/>
+          <w:bCs/>
+          <w:sz w:val="28"/>
+          <w:szCs w:val="28"/>
+        </w:rPr>
+      </w:pPr>
+    </w:p>
+    <w:p>
+      <w:pPr>
+        <w:rPr>
+          <w:rFonts w:ascii="Arial" w:hAnsi="Arial" w:cs="Arial"/>
+          <w:b/>
+          <w:bCs/>
+          <w:sz w:val="28"/>
+          <w:szCs w:val="28"/>
+        </w:rPr>
+      </w:pPr>
+    </w:p>
+    <w:p>
+      <w:pPr>
+        <w:rPr>
+          <w:rFonts w:ascii="Arial" w:hAnsi="Arial" w:cs="Arial"/>
+          <w:b/>
+          <w:bCs/>
+          <w:sz w:val="28"/>
+          <w:szCs w:val="28"/>
+        </w:rPr>
+      </w:pPr>
+    </w:p>
+    <w:p>
+      <w:pPr>
+        <w:rPr>
+          <w:rFonts w:ascii="Arial" w:hAnsi="Arial" w:cs="Arial"/>
+          <w:b/>
+          <w:bCs/>
+          <w:sz w:val="28"/>
+          <w:szCs w:val="28"/>
+        </w:rPr>
+      </w:pPr>
+    </w:p>
+    <w:p>
+      <w:pPr>
+        <w:rPr>
+          <w:rFonts w:ascii="Arial" w:hAnsi="Arial" w:cs="Arial"/>
+          <w:b/>
+          <w:bCs/>
+          <w:sz w:val="28"/>
+          <w:szCs w:val="28"/>
+        </w:rPr>
+      </w:pPr>
+    </w:p>
+    <w:p>
+      <w:pPr>
+        <w:rPr>
+          <w:rFonts w:ascii="Arial" w:hAnsi="Arial" w:cs="Arial"/>
+          <w:b/>
+          <w:bCs/>
+          <w:sz w:val="28"/>
+          <w:szCs w:val="28"/>
+        </w:rPr>
+      </w:pPr>
+    </w:p>
+    <w:p>
+      <w:pPr>
+        <w:rPr>
+          <w:rFonts w:ascii="Arial" w:hAnsi="Arial" w:cs="Arial"/>
+          <w:b/>
+          <w:bCs/>
+          <w:sz w:val="28"/>
+          <w:szCs w:val="28"/>
+        </w:rPr>
+      </w:pPr>
+    </w:p>
+    <w:p>
+      <w:pPr>
+        <w:rPr>
+          <w:rFonts w:ascii="Arial" w:hAnsi="Arial" w:cs="Arial"/>
+          <w:b/>
+          <w:bCs/>
+          <w:sz w:val="28"/>
+          <w:szCs w:val="28"/>
+        </w:rPr>
+      </w:pPr>
+    </w:p>
+    <w:p>
+      <w:pPr>
+        <w:rPr>
+          <w:rFonts w:ascii="Arial" w:hAnsi="Arial" w:cs="Arial"/>
+          <w:b/>
+          <w:bCs/>
+          <w:sz w:val="28"/>
+          <w:szCs w:val="28"/>
+        </w:rPr>
+      </w:pPr>
+    </w:p>
+    <w:p>
+      <w:pPr>
+        <w:rPr>
+          <w:rFonts w:ascii="Arial" w:hAnsi="Arial" w:cs="Arial"/>
+          <w:b/>
+          <w:bCs/>
+          <w:sz w:val="28"/>
+          <w:szCs w:val="28"/>
+        </w:rPr>
+      </w:pPr>
+    </w:p>
+    <w:p>
+      <w:pPr>
+        <w:rPr>
+          <w:rFonts w:ascii="Arial" w:hAnsi="Arial" w:cs="Arial"/>
+          <w:b/>
+          <w:bCs/>
+          <w:sz w:val="28"/>
+          <w:szCs w:val="28"/>
+        </w:rPr>
+      </w:pPr>
+    </w:p>
+    <w:p>
+      <w:pPr>
+        <w:rPr>
+          <w:rFonts w:ascii="Arial" w:hAnsi="Arial" w:cs="Arial"/>
+          <w:b/>
+          <w:bCs/>
+          <w:sz w:val="28"/>
+          <w:szCs w:val="28"/>
+        </w:rPr>
+      </w:pPr>
+    </w:p>
+    <w:p>
+      <w:pPr>
+        <w:rPr>
+          <w:rFonts w:ascii="Arial" w:hAnsi="Arial" w:cs="Arial"/>
+          <w:b/>
+          <w:bCs/>
+          <w:sz w:val="28"/>
+          <w:szCs w:val="28"/>
+        </w:rPr>
+      </w:pPr>
+    </w:p>
+    <w:p>
+      <w:pPr>
+        <w:rPr>
+          <w:rFonts w:ascii="Arial" w:hAnsi="Arial" w:cs="Arial"/>
+          <w:b/>
+          <w:bCs/>
+          <w:sz w:val="28"/>
+          <w:szCs w:val="28"/>
+        </w:rPr>
+      </w:pPr>
+      <w:r>
+        <w:rPr>
+          <w:rFonts w:ascii="Arial" w:hAnsi="Arial" w:cs="Arial"/>
+          <w:b/>
+          <w:bCs/>
+          <w:sz w:val="28"/>
+          <w:szCs w:val="28"/>
         </w:rPr>
         <w:lastRenderedPageBreak/>
-        <w:t>professores e gestores, torna-se mais fácil identificar problemas, promover melhorias e fortalecer o ambiente educacional.</w:t>
-      </w:r>
-    </w:p>
-    <w:p>
-      <w:pPr>
-        <w:jc w:val="both"/>
-        <w:rPr>
-          <w:rFonts w:ascii="Arial" w:hAnsi="Arial" w:cs="Arial"/>
-          <w:sz w:val="24"/>
-          <w:szCs w:val="24"/>
-        </w:rPr>
-      </w:pPr>
-      <w:r>
-        <w:rPr>
-          <w:rFonts w:ascii="Arial" w:hAnsi="Arial" w:cs="Arial"/>
-          <w:sz w:val="24"/>
-          <w:szCs w:val="24"/>
-        </w:rPr>
-        <w:t xml:space="preserve">        </w:t>
-      </w:r>
-      <w:r>
-        <w:rPr>
-          <w:rFonts w:ascii="Arial" w:hAnsi="Arial" w:cs="Arial"/>
-          <w:sz w:val="24"/>
-          <w:szCs w:val="24"/>
-        </w:rPr>
-        <w:t xml:space="preserve">     </w:t>
-      </w:r>
-      <w:r>
-        <w:rPr>
-          <w:rFonts w:ascii="Arial" w:hAnsi="Arial" w:cs="Arial"/>
-          <w:sz w:val="24"/>
-          <w:szCs w:val="24"/>
-        </w:rPr>
-        <w:t>Uma comunicação inadequada pode gerar:</w:t>
-      </w:r>
-    </w:p>
-    <w:p>
-      <w:pPr>
-        <w:jc w:val="both"/>
-        <w:rPr>
-          <w:rFonts w:ascii="Arial" w:hAnsi="Arial" w:cs="Arial"/>
-          <w:sz w:val="24"/>
-          <w:szCs w:val="24"/>
-        </w:rPr>
-      </w:pPr>
-      <w:r>
-        <w:rPr>
-          <w:rFonts w:ascii="Arial" w:hAnsi="Arial" w:cs="Arial"/>
-          <w:sz w:val="24"/>
-          <w:szCs w:val="24"/>
-        </w:rPr>
-        <w:t>Falta de conhecimento sobre problemas existentes;</w:t>
-      </w:r>
-    </w:p>
-    <w:p>
-      <w:pPr>
-        <w:jc w:val="both"/>
-        <w:rPr>
-          <w:rFonts w:ascii="Arial" w:hAnsi="Arial" w:cs="Arial"/>
-          <w:sz w:val="24"/>
-          <w:szCs w:val="24"/>
-        </w:rPr>
-      </w:pPr>
-      <w:r>
-        <w:rPr>
-          <w:rFonts w:ascii="Arial" w:hAnsi="Arial" w:cs="Arial"/>
-          <w:sz w:val="24"/>
-          <w:szCs w:val="24"/>
-        </w:rPr>
-        <w:t>Demora na resolução de demandas;</w:t>
-      </w:r>
-    </w:p>
-    <w:p>
-      <w:pPr>
-        <w:jc w:val="both"/>
-        <w:rPr>
-          <w:rFonts w:ascii="Arial" w:hAnsi="Arial" w:cs="Arial"/>
-          <w:sz w:val="24"/>
-          <w:szCs w:val="24"/>
-        </w:rPr>
-      </w:pPr>
-      <w:r>
-        <w:rPr>
-          <w:rFonts w:ascii="Arial" w:hAnsi="Arial" w:cs="Arial"/>
-          <w:sz w:val="24"/>
-          <w:szCs w:val="24"/>
-        </w:rPr>
-        <w:t>Baixa participação dos estudantes;</w:t>
-      </w:r>
-    </w:p>
-    <w:p>
-      <w:pPr>
-        <w:jc w:val="both"/>
-        <w:rPr>
-          <w:rFonts w:ascii="Arial" w:hAnsi="Arial" w:cs="Arial"/>
-          <w:sz w:val="24"/>
-          <w:szCs w:val="24"/>
-        </w:rPr>
-      </w:pPr>
-      <w:r>
-        <w:rPr>
-          <w:rFonts w:ascii="Arial" w:hAnsi="Arial" w:cs="Arial"/>
-          <w:sz w:val="24"/>
-          <w:szCs w:val="24"/>
-        </w:rPr>
-        <w:t>Desorganização na divulgação de informações importantes.</w:t>
-      </w:r>
-    </w:p>
-    <w:p>
-      <w:pPr>
-        <w:jc w:val="both"/>
-        <w:rPr>
-          <w:rFonts w:ascii="Arial" w:hAnsi="Arial" w:cs="Arial"/>
-          <w:sz w:val="24"/>
-          <w:szCs w:val="24"/>
-        </w:rPr>
-      </w:pPr>
-      <w:r>
-        <w:rPr>
-          <w:rFonts w:ascii="Arial" w:hAnsi="Arial" w:cs="Arial"/>
-          <w:sz w:val="24"/>
-          <w:szCs w:val="24"/>
-        </w:rPr>
-        <w:t xml:space="preserve">             </w:t>
-      </w:r>
-      <w:r>
-        <w:rPr>
-          <w:rFonts w:ascii="Arial" w:hAnsi="Arial" w:cs="Arial"/>
-          <w:sz w:val="24"/>
-          <w:szCs w:val="24"/>
-        </w:rPr>
-        <w:t>O Ei Camargo busca reduzir esses problemas por meio da centralização da comunicação em uma única plataforma.</w:t>
-      </w:r>
-    </w:p>
-    <w:p>
-      <w:pPr>
-        <w:jc w:val="both"/>
-        <w:rPr>
-          <w:rFonts w:ascii="Arial" w:hAnsi="Arial" w:cs="Arial"/>
-          <w:sz w:val="24"/>
-        </w:rPr>
-      </w:pPr>
-    </w:p>
-    <w:p>
-      <w:pPr>
-        <w:jc w:val="both"/>
-        <w:rPr>
-          <w:rFonts w:ascii="Arial" w:hAnsi="Arial" w:cs="Arial"/>
-          <w:sz w:val="24"/>
-        </w:rPr>
-      </w:pPr>
-    </w:p>
-    <w:p>
-      <w:pPr>
-        <w:jc w:val="center"/>
-        <w:rPr>
-          <w:rFonts w:ascii="Arial" w:hAnsi="Arial" w:cs="Arial"/>
-          <w:b/>
-          <w:sz w:val="28"/>
-        </w:rPr>
-      </w:pPr>
-      <w:r>
-        <w:rPr>
-          <w:rFonts w:ascii="Arial" w:hAnsi="Arial" w:cs="Arial"/>
-          <w:b/>
-          <w:sz w:val="28"/>
-        </w:rPr>
-        <w:t>EXPERIÊNCIA DO USUÁRIO (UX)</w:t>
-      </w:r>
-    </w:p>
-    <w:p>
-      <w:pPr>
-        <w:pStyle w:val="PargrafodaLista"/>
-        <w:shd w:val="clear" w:color="auto" w:fill="FFFFFF"/>
-        <w:spacing w:after="180" w:line="360" w:lineRule="atLeast"/>
-        <w:ind w:left="360"/>
-        <w:jc w:val="both"/>
-        <w:rPr>
-          <w:rFonts w:ascii="Arial" w:eastAsia="Times New Roman" w:hAnsi="Arial" w:cs="Arial"/>
-          <w:color w:val="0A0A0A"/>
+        <w:t>MER</w:t>
+      </w:r>
+    </w:p>
+    <w:p>
+      <w:pPr>
+        <w:rPr>
+          <w:rFonts w:ascii="Arial" w:hAnsi="Arial" w:cs="Arial"/>
+          <w:b/>
+          <w:bCs/>
+          <w:sz w:val="28"/>
+          <w:szCs w:val="28"/>
+        </w:rPr>
+      </w:pPr>
+      <w:r>
+        <w:rPr>
+          <w:rFonts w:ascii="Arial" w:hAnsi="Arial" w:cs="Arial"/>
+          <w:b/>
+          <w:bCs/>
+          <w:noProof/>
+          <w:sz w:val="28"/>
+          <w:szCs w:val="28"/>
+        </w:rPr>
+        <w:drawing>
+          <wp:inline distT="0" distB="0" distL="0" distR="0" wp14:anchorId="70418F02" wp14:editId="1E183B96">
+            <wp:extent cx="7429500" cy="3886200"/>
+            <wp:effectExtent l="0" t="0" r="0" b="0"/>
+            <wp:docPr id="1151160677" name="Imagem 5"/>
+            <wp:cNvGraphicFramePr>
+              <a:graphicFrameLocks xmlns:a="http://schemas.openxmlformats.org/drawingml/2006/main" noChangeAspect="1"/>
+            </wp:cNvGraphicFramePr>
+            <a:graphic xmlns:a="http://schemas.openxmlformats.org/drawingml/2006/main">
+              <a:graphicData uri="http://schemas.openxmlformats.org/drawingml/2006/picture">
+                <pic:pic xmlns:pic="http://schemas.openxmlformats.org/drawingml/2006/picture">
+                  <pic:nvPicPr>
+                    <pic:cNvPr id="0" name="Picture 3"/>
+                    <pic:cNvPicPr>
+                      <a:picLocks noChangeAspect="1" noChangeArrowheads="1"/>
+                    </pic:cNvPicPr>
+                  </pic:nvPicPr>
+                  <pic:blipFill>
+                    <a:blip r:embed="rId9">
+                      <a:extLst>
+                        <a:ext uri="{28A0092B-C50C-407E-A947-70E740481C1C}">
+                          <a14:useLocalDpi xmlns:a14="http://schemas.microsoft.com/office/drawing/2010/main" val="0"/>
+                        </a:ext>
+                      </a:extLst>
+                    </a:blip>
+                    <a:srcRect/>
+                    <a:stretch>
+                      <a:fillRect/>
+                    </a:stretch>
+                  </pic:blipFill>
+                  <pic:spPr bwMode="auto">
+                    <a:xfrm>
+                      <a:off x="0" y="0"/>
+                      <a:ext cx="7429500" cy="3886200"/>
+                    </a:xfrm>
+                    <a:prstGeom prst="rect">
+                      <a:avLst/>
+                    </a:prstGeom>
+                    <a:noFill/>
+                  </pic:spPr>
+                </pic:pic>
+              </a:graphicData>
+            </a:graphic>
+          </wp:inline>
+        </w:drawing>
+      </w:r>
+    </w:p>
+    <w:p>
+      <w:pPr>
+        <w:rPr>
+          <w:rFonts w:ascii="Arial" w:hAnsi="Arial" w:cs="Arial"/>
+          <w:sz w:val="24"/>
+          <w:szCs w:val="24"/>
+        </w:rPr>
+      </w:pPr>
+    </w:p>
+    <w:p>
+      <w:pPr>
+        <w:rPr>
+          <w:rFonts w:ascii="Arial" w:hAnsi="Arial" w:cs="Arial"/>
+          <w:sz w:val="24"/>
+          <w:szCs w:val="24"/>
+        </w:rPr>
+      </w:pPr>
+    </w:p>
+    <w:p>
+      <w:pPr>
+        <w:rPr>
+          <w:rFonts w:ascii="Arial" w:hAnsi="Arial" w:cs="Arial"/>
+          <w:sz w:val="24"/>
+          <w:szCs w:val="24"/>
+        </w:rPr>
+      </w:pPr>
+    </w:p>
+    <w:p>
+      <w:pPr>
+        <w:rPr>
+          <w:rFonts w:ascii="Arial" w:hAnsi="Arial" w:cs="Arial"/>
+          <w:b/>
+          <w:bCs/>
+          <w:sz w:val="28"/>
+          <w:szCs w:val="28"/>
+        </w:rPr>
+      </w:pPr>
+      <w:r>
+        <w:rPr>
+          <w:rFonts w:ascii="Arial" w:hAnsi="Arial" w:cs="Arial"/>
+          <w:b/>
+          <w:bCs/>
+          <w:sz w:val="28"/>
+          <w:szCs w:val="28"/>
+        </w:rPr>
+        <w:t>CASO DE USO</w:t>
+      </w:r>
+    </w:p>
+    <w:p>
+      <w:pPr>
+        <w:rPr>
+          <w:rFonts w:ascii="Arial" w:hAnsi="Arial" w:cs="Arial"/>
+          <w:sz w:val="24"/>
+          <w:szCs w:val="24"/>
+        </w:rPr>
+      </w:pPr>
+      <w:r>
+        <w:rPr>
+          <w:rFonts w:ascii="Arial" w:hAnsi="Arial" w:cs="Arial"/>
+          <w:noProof/>
           <w:sz w:val="24"/>
           <w:szCs w:val="24"/>
           <w:lang w:eastAsia="pt-BR"/>
         </w:rPr>
-      </w:pPr>
-      <w:r>
-        <w:rPr>
-          <w:rFonts w:ascii="Arial" w:hAnsi="Arial" w:cs="Arial"/>
-          <w:sz w:val="24"/>
-          <w:szCs w:val="24"/>
-        </w:rPr>
-        <w:t xml:space="preserve">      </w:t>
-      </w:r>
-      <w:r>
-        <w:rPr>
-          <w:rFonts w:ascii="Arial" w:eastAsia="Times New Roman" w:hAnsi="Arial" w:cs="Arial"/>
-          <w:color w:val="0A0A0A"/>
-          <w:sz w:val="24"/>
-          <w:szCs w:val="24"/>
-          <w:lang w:eastAsia="pt-BR"/>
-        </w:rPr>
-        <w:t>A Experiência do Usuário (</w:t>
-      </w:r>
-      <w:proofErr w:type="spellStart"/>
-      <w:r>
-        <w:rPr>
-          <w:rFonts w:ascii="Arial" w:eastAsia="Times New Roman" w:hAnsi="Arial" w:cs="Arial"/>
-          <w:color w:val="0A0A0A"/>
-          <w:sz w:val="24"/>
-          <w:szCs w:val="24"/>
-          <w:lang w:eastAsia="pt-BR"/>
-        </w:rPr>
-        <w:t>User</w:t>
-      </w:r>
-      <w:proofErr w:type="spellEnd"/>
-      <w:r>
-        <w:rPr>
-          <w:rFonts w:ascii="Arial" w:eastAsia="Times New Roman" w:hAnsi="Arial" w:cs="Arial"/>
-          <w:color w:val="0A0A0A"/>
-          <w:sz w:val="24"/>
-          <w:szCs w:val="24"/>
-          <w:lang w:eastAsia="pt-BR"/>
-        </w:rPr>
-        <w:t xml:space="preserve"> Experience - UX) refere-se à forma como as pessoas interagem com um sistema.</w:t>
-      </w:r>
-    </w:p>
-    <w:p>
-      <w:pPr>
-        <w:pStyle w:val="PargrafodaLista"/>
-        <w:shd w:val="clear" w:color="auto" w:fill="FFFFFF"/>
-        <w:spacing w:after="180" w:line="360" w:lineRule="atLeast"/>
-        <w:ind w:left="360"/>
-        <w:jc w:val="both"/>
-        <w:rPr>
-          <w:rFonts w:ascii="Arial" w:eastAsia="Times New Roman" w:hAnsi="Arial" w:cs="Arial"/>
-          <w:color w:val="0A0A0A"/>
-          <w:sz w:val="24"/>
-          <w:szCs w:val="24"/>
-          <w:lang w:eastAsia="pt-BR"/>
-        </w:rPr>
-      </w:pPr>
-      <w:r>
-        <w:rPr>
-          <w:rFonts w:ascii="Arial" w:eastAsia="Times New Roman" w:hAnsi="Arial" w:cs="Arial"/>
-          <w:color w:val="0A0A0A"/>
-          <w:sz w:val="24"/>
-          <w:szCs w:val="24"/>
-          <w:lang w:eastAsia="pt-BR"/>
-        </w:rPr>
-        <w:t xml:space="preserve">      No desenvolvimento do Ei Camargo, foram considerados os seguintes princípios:</w:t>
-      </w:r>
-    </w:p>
-    <w:p>
-      <w:pPr>
-        <w:pStyle w:val="PargrafodaLista"/>
-        <w:shd w:val="clear" w:color="auto" w:fill="FFFFFF"/>
-        <w:spacing w:after="180" w:line="360" w:lineRule="atLeast"/>
-        <w:ind w:left="360"/>
-        <w:jc w:val="both"/>
-        <w:rPr>
-          <w:rFonts w:ascii="Arial" w:eastAsia="Times New Roman" w:hAnsi="Arial" w:cs="Arial"/>
-          <w:color w:val="0A0A0A"/>
-          <w:sz w:val="24"/>
-          <w:szCs w:val="24"/>
-          <w:lang w:eastAsia="pt-BR"/>
-        </w:rPr>
-      </w:pPr>
-      <w:r>
-        <w:rPr>
-          <w:rFonts w:ascii="Arial" w:eastAsia="Times New Roman" w:hAnsi="Arial" w:cs="Arial"/>
-          <w:color w:val="0A0A0A"/>
-          <w:sz w:val="24"/>
-          <w:szCs w:val="24"/>
-          <w:lang w:eastAsia="pt-BR"/>
-        </w:rPr>
-        <w:t>Interface simples e intuitiva;</w:t>
-      </w:r>
-    </w:p>
-    <w:p>
-      <w:pPr>
-        <w:pStyle w:val="PargrafodaLista"/>
-        <w:shd w:val="clear" w:color="auto" w:fill="FFFFFF"/>
-        <w:spacing w:after="180" w:line="360" w:lineRule="atLeast"/>
-        <w:ind w:left="360"/>
-        <w:jc w:val="both"/>
-        <w:rPr>
-          <w:rFonts w:ascii="Arial" w:eastAsia="Times New Roman" w:hAnsi="Arial" w:cs="Arial"/>
-          <w:color w:val="0A0A0A"/>
-          <w:sz w:val="24"/>
-          <w:szCs w:val="24"/>
-          <w:lang w:eastAsia="pt-BR"/>
-        </w:rPr>
-      </w:pPr>
-      <w:r>
-        <w:rPr>
-          <w:rFonts w:ascii="Arial" w:eastAsia="Times New Roman" w:hAnsi="Arial" w:cs="Arial"/>
-          <w:color w:val="0A0A0A"/>
-          <w:sz w:val="24"/>
-          <w:szCs w:val="24"/>
-          <w:lang w:eastAsia="pt-BR"/>
-        </w:rPr>
-        <w:t>Facilidade de navegação;</w:t>
-      </w:r>
-    </w:p>
-    <w:p>
-      <w:pPr>
-        <w:pStyle w:val="PargrafodaLista"/>
-        <w:shd w:val="clear" w:color="auto" w:fill="FFFFFF"/>
-        <w:spacing w:after="180" w:line="360" w:lineRule="atLeast"/>
-        <w:ind w:left="360"/>
-        <w:jc w:val="both"/>
-        <w:rPr>
-          <w:rFonts w:ascii="Arial" w:eastAsia="Times New Roman" w:hAnsi="Arial" w:cs="Arial"/>
-          <w:color w:val="0A0A0A"/>
-          <w:sz w:val="24"/>
-          <w:szCs w:val="24"/>
-          <w:lang w:eastAsia="pt-BR"/>
-        </w:rPr>
-      </w:pPr>
-      <w:r>
-        <w:rPr>
-          <w:rFonts w:ascii="Arial" w:eastAsia="Times New Roman" w:hAnsi="Arial" w:cs="Arial"/>
-          <w:color w:val="0A0A0A"/>
-          <w:sz w:val="24"/>
-          <w:szCs w:val="24"/>
-          <w:lang w:eastAsia="pt-BR"/>
-        </w:rPr>
-        <w:t>Rapidez no acesso às informações;</w:t>
-      </w:r>
-    </w:p>
-    <w:p>
-      <w:pPr>
-        <w:pStyle w:val="PargrafodaLista"/>
-        <w:shd w:val="clear" w:color="auto" w:fill="FFFFFF"/>
-        <w:spacing w:after="180" w:line="360" w:lineRule="atLeast"/>
-        <w:ind w:left="360"/>
-        <w:jc w:val="both"/>
-        <w:rPr>
-          <w:rFonts w:ascii="Arial" w:eastAsia="Times New Roman" w:hAnsi="Arial" w:cs="Arial"/>
-          <w:color w:val="0A0A0A"/>
-          <w:sz w:val="24"/>
-          <w:szCs w:val="24"/>
-          <w:lang w:eastAsia="pt-BR"/>
-        </w:rPr>
-      </w:pPr>
-      <w:r>
-        <w:rPr>
-          <w:rFonts w:ascii="Arial" w:eastAsia="Times New Roman" w:hAnsi="Arial" w:cs="Arial"/>
-          <w:color w:val="0A0A0A"/>
-          <w:sz w:val="24"/>
-          <w:szCs w:val="24"/>
-          <w:lang w:eastAsia="pt-BR"/>
-        </w:rPr>
-        <w:t>Organização visual dos conteúdos;</w:t>
-      </w:r>
-    </w:p>
-    <w:p>
-      <w:pPr>
-        <w:pStyle w:val="PargrafodaLista"/>
-        <w:shd w:val="clear" w:color="auto" w:fill="FFFFFF"/>
-        <w:spacing w:after="180" w:line="360" w:lineRule="atLeast"/>
-        <w:ind w:left="360"/>
-        <w:jc w:val="both"/>
-        <w:rPr>
-          <w:rFonts w:ascii="Arial" w:eastAsia="Times New Roman" w:hAnsi="Arial" w:cs="Arial"/>
-          <w:color w:val="0A0A0A"/>
-          <w:sz w:val="24"/>
-          <w:szCs w:val="24"/>
-          <w:lang w:eastAsia="pt-BR"/>
-        </w:rPr>
-      </w:pPr>
-      <w:r>
-        <w:rPr>
-          <w:rFonts w:ascii="Arial" w:eastAsia="Times New Roman" w:hAnsi="Arial" w:cs="Arial"/>
-          <w:color w:val="0A0A0A"/>
-          <w:sz w:val="24"/>
-          <w:szCs w:val="24"/>
-          <w:lang w:eastAsia="pt-BR"/>
-        </w:rPr>
-        <w:t>Acessibilidade para diferentes perfis de usuários.</w:t>
-      </w:r>
-    </w:p>
-    <w:p>
-      <w:pPr>
-        <w:pStyle w:val="PargrafodaLista"/>
-        <w:shd w:val="clear" w:color="auto" w:fill="FFFFFF"/>
-        <w:spacing w:after="180" w:line="360" w:lineRule="atLeast"/>
-        <w:ind w:left="360"/>
-        <w:jc w:val="both"/>
-        <w:rPr>
-          <w:rFonts w:ascii="Arial" w:hAnsi="Arial" w:cs="Arial"/>
-          <w:sz w:val="24"/>
-          <w:szCs w:val="24"/>
-        </w:rPr>
-      </w:pPr>
-      <w:r>
-        <w:rPr>
-          <w:rFonts w:ascii="Arial" w:eastAsia="Times New Roman" w:hAnsi="Arial" w:cs="Arial"/>
-          <w:color w:val="0A0A0A"/>
-          <w:sz w:val="24"/>
-          <w:szCs w:val="24"/>
-          <w:lang w:eastAsia="pt-BR"/>
-        </w:rPr>
-        <w:t xml:space="preserve">      </w:t>
-      </w:r>
-      <w:r>
-        <w:rPr>
-          <w:rFonts w:ascii="Arial" w:eastAsia="Times New Roman" w:hAnsi="Arial" w:cs="Arial"/>
-          <w:color w:val="0A0A0A"/>
-          <w:sz w:val="24"/>
-          <w:szCs w:val="24"/>
-          <w:lang w:eastAsia="pt-BR"/>
-        </w:rPr>
-        <w:t>Esses fatores contribuem para que alunos e coordenadores utilizem a plataforma de forma eficiente.</w:t>
-      </w:r>
-    </w:p>
-    <w:p>
-      <w:pPr>
-        <w:jc w:val="both"/>
-        <w:rPr>
-          <w:rFonts w:ascii="Arial" w:hAnsi="Arial" w:cs="Arial"/>
-          <w:sz w:val="24"/>
-          <w:szCs w:val="24"/>
-        </w:rPr>
-      </w:pPr>
-    </w:p>
-    <w:p>
-      <w:pPr>
-        <w:jc w:val="both"/>
-        <w:rPr>
-          <w:rFonts w:ascii="Arial" w:hAnsi="Arial" w:cs="Arial"/>
-          <w:sz w:val="24"/>
-          <w:szCs w:val="24"/>
-        </w:rPr>
-      </w:pPr>
-    </w:p>
-    <w:p>
-      <w:pPr>
-        <w:jc w:val="center"/>
-        <w:rPr>
-          <w:rFonts w:ascii="Arial" w:hAnsi="Arial" w:cs="Arial"/>
-          <w:sz w:val="24"/>
-          <w:szCs w:val="24"/>
-        </w:rPr>
-      </w:pPr>
-      <w:r>
-        <w:rPr>
-          <w:rFonts w:ascii="Arial" w:hAnsi="Arial" w:cs="Arial"/>
-          <w:sz w:val="24"/>
-          <w:szCs w:val="24"/>
-        </w:rPr>
-        <w:t>CONCLUSÃO</w:t>
-      </w:r>
-    </w:p>
-    <w:p>
-      <w:pPr>
-        <w:jc w:val="center"/>
-        <w:rPr>
-          <w:rFonts w:ascii="Arial" w:hAnsi="Arial" w:cs="Arial"/>
-          <w:sz w:val="24"/>
-          <w:szCs w:val="24"/>
-        </w:rPr>
-      </w:pPr>
-    </w:p>
-    <w:p>
-      <w:pPr>
-        <w:jc w:val="center"/>
-        <w:rPr>
-          <w:rFonts w:ascii="Arial" w:hAnsi="Arial" w:cs="Arial"/>
-          <w:sz w:val="24"/>
-          <w:szCs w:val="24"/>
-        </w:rPr>
-      </w:pPr>
-    </w:p>
-    <w:p>
-      <w:pPr>
-        <w:jc w:val="center"/>
-        <w:rPr>
-          <w:rFonts w:ascii="Arial" w:hAnsi="Arial" w:cs="Arial"/>
-          <w:sz w:val="24"/>
-          <w:szCs w:val="24"/>
-        </w:rPr>
-      </w:pPr>
-    </w:p>
-    <w:p>
-      <w:pPr>
-        <w:rPr>
-          <w:rFonts w:ascii="Arial" w:hAnsi="Arial" w:cs="Arial"/>
-          <w:sz w:val="24"/>
-          <w:szCs w:val="24"/>
-        </w:rPr>
-      </w:pPr>
-    </w:p>
-    <w:p>
-      <w:pPr>
-        <w:rPr>
-          <w:rFonts w:ascii="Arial" w:hAnsi="Arial" w:cs="Arial"/>
-          <w:sz w:val="24"/>
-          <w:szCs w:val="24"/>
-        </w:rPr>
-      </w:pPr>
-    </w:p>
-    <w:p>
-      <w:pPr>
-        <w:rPr>
-          <w:rFonts w:ascii="Arial" w:hAnsi="Arial" w:cs="Arial"/>
-          <w:sz w:val="24"/>
-          <w:szCs w:val="24"/>
-        </w:rPr>
-      </w:pPr>
-    </w:p>
-    <w:p>
-      <w:pPr>
-        <w:rPr>
-          <w:rFonts w:ascii="Arial" w:hAnsi="Arial" w:cs="Arial"/>
-          <w:sz w:val="24"/>
-          <w:szCs w:val="24"/>
-        </w:rPr>
-      </w:pPr>
-      <w:r>
-        <w:rPr>
-          <w:rFonts w:ascii="Arial" w:hAnsi="Arial" w:cs="Arial"/>
-          <w:sz w:val="24"/>
-          <w:szCs w:val="24"/>
-        </w:rPr>
-        <w:t>UML</w:t>
-      </w:r>
-    </w:p>
-    <w:p>
-      <w:pPr>
-        <w:rPr>
-          <w:rFonts w:ascii="Arial" w:hAnsi="Arial" w:cs="Arial"/>
-          <w:sz w:val="24"/>
-          <w:szCs w:val="24"/>
-        </w:rPr>
-      </w:pPr>
-      <w:r>
-        <w:rPr>
-          <w:rFonts w:ascii="Arial" w:hAnsi="Arial" w:cs="Arial"/>
-          <w:noProof/>
-          <w:sz w:val="24"/>
-          <w:szCs w:val="24"/>
-          <w:lang w:eastAsia="pt-BR"/>
-        </w:rPr>
-        <w:lastRenderedPageBreak/>
         <w:drawing>
-          <wp:inline distT="0" distB="0" distL="0" distR="0" wp14:anchorId="75AD3B05" wp14:editId="03E2B769">
+          <wp:inline distT="0" distB="0" distL="0" distR="0" wp14:anchorId="22B2A6B6" wp14:editId="3AB256F4">
             <wp:extent cx="3102254" cy="2721610"/>
             <wp:effectExtent l="0" t="0" r="3175" b="2540"/>
             <wp:docPr id="1330646224" name="Imagem 1330646224"/>
@@ -4020,7 +4462,7 @@
                     <pic:cNvPicPr/>
                   </pic:nvPicPr>
                   <pic:blipFill>
-                    <a:blip r:embed="rId8"/>
+                    <a:blip r:embed="rId10"/>
                     <a:stretch>
                       <a:fillRect/>
                     </a:stretch>
@@ -4198,15 +4640,19 @@
       <w:pPr>
         <w:rPr>
           <w:rFonts w:ascii="Arial" w:hAnsi="Arial" w:cs="Arial"/>
-          <w:sz w:val="24"/>
-          <w:szCs w:val="24"/>
-        </w:rPr>
-      </w:pPr>
-      <w:r>
-        <w:rPr>
-          <w:rFonts w:ascii="Arial" w:hAnsi="Arial" w:cs="Arial"/>
-          <w:sz w:val="24"/>
-          <w:szCs w:val="24"/>
+          <w:b/>
+          <w:bCs/>
+          <w:sz w:val="28"/>
+          <w:szCs w:val="28"/>
+        </w:rPr>
+      </w:pPr>
+      <w:r>
+        <w:rPr>
+          <w:rFonts w:ascii="Arial" w:hAnsi="Arial" w:cs="Arial"/>
+          <w:b/>
+          <w:bCs/>
+          <w:sz w:val="28"/>
+          <w:szCs w:val="28"/>
         </w:rPr>
         <w:t>ESTRUTURA DO PROTÓTIPO EM TELAS E EXPLICADO</w:t>
       </w:r>
@@ -4225,7 +4671,6 @@
           <w:sz w:val="24"/>
           <w:szCs w:val="24"/>
         </w:rPr>
-        <w:lastRenderedPageBreak/>
         <w:tab/>
       </w:r>
       <w:r>
@@ -4237,7 +4682,7 @@
           <w:lang w:eastAsia="pt-BR"/>
         </w:rPr>
         <w:drawing>
-          <wp:inline distT="0" distB="0" distL="0" distR="0" wp14:anchorId="00836F1A" wp14:editId="50B9D7D9">
+          <wp:inline distT="0" distB="0" distL="0" distR="0" wp14:anchorId="66BEA960" wp14:editId="3B74C6CE">
             <wp:extent cx="5533133" cy="2721610"/>
             <wp:effectExtent l="0" t="0" r="0" b="2540"/>
             <wp:docPr id="3" name="Imagem 3"/>
@@ -4252,7 +4697,7 @@
                     <pic:cNvPicPr/>
                   </pic:nvPicPr>
                   <pic:blipFill>
-                    <a:blip r:embed="rId9"/>
+                    <a:blip r:embed="rId11"/>
                     <a:stretch>
                       <a:fillRect/>
                     </a:stretch>
@@ -4316,8 +4761,9 @@
           <w:szCs w:val="24"/>
           <w:lang w:eastAsia="pt-BR"/>
         </w:rPr>
+        <w:lastRenderedPageBreak/>
         <w:drawing>
-          <wp:inline distT="0" distB="0" distL="0" distR="0" wp14:anchorId="3C9ABAEB" wp14:editId="56BB13ED">
+          <wp:inline distT="0" distB="0" distL="0" distR="0" wp14:anchorId="09FB9B24" wp14:editId="147B6070">
             <wp:extent cx="5555163" cy="2739390"/>
             <wp:effectExtent l="0" t="0" r="7620" b="3810"/>
             <wp:docPr id="4" name="Imagem 4"/>
@@ -4332,7 +4778,7 @@
                     <pic:cNvPicPr/>
                   </pic:nvPicPr>
                   <pic:blipFill>
-                    <a:blip r:embed="rId10"/>
+                    <a:blip r:embed="rId12"/>
                     <a:stretch>
                       <a:fillRect/>
                     </a:stretch>
@@ -4369,9 +4815,8 @@
           <w:szCs w:val="24"/>
           <w:lang w:eastAsia="pt-BR"/>
         </w:rPr>
-        <w:lastRenderedPageBreak/>
         <w:drawing>
-          <wp:inline distT="0" distB="0" distL="0" distR="0" wp14:anchorId="4879C6C9" wp14:editId="67CC0E74">
+          <wp:inline distT="0" distB="0" distL="0" distR="0" wp14:anchorId="5C2F708B" wp14:editId="22FD65C1">
             <wp:extent cx="5520010" cy="2732405"/>
             <wp:effectExtent l="0" t="0" r="5080" b="0"/>
             <wp:docPr id="10" name="Imagem 10"/>
@@ -4386,7 +4831,7 @@
                     <pic:cNvPicPr/>
                   </pic:nvPicPr>
                   <pic:blipFill>
-                    <a:blip r:embed="rId11"/>
+                    <a:blip r:embed="rId13"/>
                     <a:stretch>
                       <a:fillRect/>
                     </a:stretch>
@@ -4425,7 +4870,7 @@
           <w:lang w:eastAsia="pt-BR"/>
         </w:rPr>
         <w:drawing>
-          <wp:inline distT="0" distB="0" distL="0" distR="0" wp14:anchorId="7FAB272B" wp14:editId="640AAAE8">
+          <wp:inline distT="0" distB="0" distL="0" distR="0" wp14:anchorId="6E356E1C" wp14:editId="12CE0F93">
             <wp:extent cx="5555929" cy="2750185"/>
             <wp:effectExtent l="0" t="0" r="6985" b="0"/>
             <wp:docPr id="728266670" name="Imagem 728266670"/>
@@ -4440,7 +4885,7 @@
                     <pic:cNvPicPr/>
                   </pic:nvPicPr>
                   <pic:blipFill>
-                    <a:blip r:embed="rId12"/>
+                    <a:blip r:embed="rId14"/>
                     <a:stretch>
                       <a:fillRect/>
                     </a:stretch>
@@ -4490,8 +4935,9 @@
           <w:szCs w:val="24"/>
           <w:lang w:eastAsia="pt-BR"/>
         </w:rPr>
+        <w:lastRenderedPageBreak/>
         <w:drawing>
-          <wp:inline distT="0" distB="0" distL="0" distR="0" wp14:anchorId="6B4DF2B3" wp14:editId="60053C3E">
+          <wp:inline distT="0" distB="0" distL="0" distR="0" wp14:anchorId="0638475C" wp14:editId="38163671">
             <wp:extent cx="5541934" cy="2750185"/>
             <wp:effectExtent l="0" t="0" r="1905" b="0"/>
             <wp:docPr id="11" name="Imagem 11"/>
@@ -4506,7 +4952,7 @@
                     <pic:cNvPicPr/>
                   </pic:nvPicPr>
                   <pic:blipFill>
-                    <a:blip r:embed="rId13"/>
+                    <a:blip r:embed="rId15"/>
                     <a:stretch>
                       <a:fillRect/>
                     </a:stretch>
@@ -4596,7 +5042,7 @@
           <w:lang w:eastAsia="pt-BR"/>
         </w:rPr>
         <w:drawing>
-          <wp:inline distT="0" distB="0" distL="0" distR="0" wp14:anchorId="4719791F" wp14:editId="28B19397">
+          <wp:inline distT="0" distB="0" distL="0" distR="0" wp14:anchorId="4733525C" wp14:editId="16EB6DF0">
             <wp:extent cx="5548923" cy="2750185"/>
             <wp:effectExtent l="0" t="0" r="0" b="0"/>
             <wp:docPr id="583836273" name="Imagem 583836273"/>
@@ -4611,7 +5057,7 @@
                     <pic:cNvPicPr/>
                   </pic:nvPicPr>
                   <pic:blipFill>
-                    <a:blip r:embed="rId14"/>
+                    <a:blip r:embed="rId16"/>
                     <a:stretch>
                       <a:fillRect/>
                     </a:stretch>
@@ -4670,8 +5116,9 @@
           <w:szCs w:val="24"/>
           <w:lang w:eastAsia="pt-BR"/>
         </w:rPr>
+        <w:lastRenderedPageBreak/>
         <w:drawing>
-          <wp:inline distT="0" distB="0" distL="0" distR="0" wp14:anchorId="3EA9D48A" wp14:editId="6C441520">
+          <wp:inline distT="0" distB="0" distL="0" distR="0" wp14:anchorId="60E553D9" wp14:editId="58CE867E">
             <wp:extent cx="5555929" cy="2743239"/>
             <wp:effectExtent l="0" t="0" r="6985" b="0"/>
             <wp:docPr id="989740513" name="Imagem 989740513"/>
@@ -4686,7 +5133,7 @@
                     <pic:cNvPicPr/>
                   </pic:nvPicPr>
                   <pic:blipFill>
-                    <a:blip r:embed="rId15"/>
+                    <a:blip r:embed="rId17"/>
                     <a:stretch>
                       <a:fillRect/>
                     </a:stretch>
@@ -4732,24 +5179,18 @@
         <w:rPr>
           <w:rFonts w:ascii="Arial" w:hAnsi="Arial" w:cs="Arial"/>
           <w:b/>
-          <w:sz w:val="24"/>
-          <w:szCs w:val="24"/>
-        </w:rPr>
-      </w:pPr>
-      <w:r>
-        <w:rPr>
-          <w:rFonts w:ascii="Arial" w:hAnsi="Arial" w:cs="Arial"/>
-          <w:b/>
-          <w:sz w:val="24"/>
-          <w:szCs w:val="24"/>
-        </w:rPr>
-        <w:t>Bibliografia</w:t>
-      </w:r>
-      <w:r>
-        <w:rPr>
-          <w:rFonts w:ascii="Arial" w:hAnsi="Arial" w:cs="Arial"/>
-        </w:rPr>
-        <w:t xml:space="preserve"> </w:t>
+          <w:sz w:val="28"/>
+          <w:szCs w:val="28"/>
+        </w:rPr>
+      </w:pPr>
+      <w:r>
+        <w:rPr>
+          <w:rFonts w:ascii="Arial" w:hAnsi="Arial" w:cs="Arial"/>
+          <w:b/>
+          <w:sz w:val="28"/>
+          <w:szCs w:val="28"/>
+        </w:rPr>
+        <w:t>Bibliografia:</w:t>
       </w:r>
     </w:p>
     <w:p>
@@ -4795,7 +5236,7 @@
           <w:rFonts w:ascii="Arial" w:hAnsi="Arial" w:cs="Arial"/>
         </w:rPr>
       </w:pPr>
-      <w:hyperlink r:id="rId16" w:history="1">
+      <w:hyperlink r:id="rId18" w:history="1">
         <w:r>
           <w:rPr>
             <w:rStyle w:val="Hyperlink"/>
@@ -4832,7 +5273,7 @@
           <w:rFonts w:ascii="Arial" w:hAnsi="Arial" w:cs="Arial"/>
         </w:rPr>
       </w:pPr>
-      <w:hyperlink r:id="rId17" w:history="1">
+      <w:hyperlink r:id="rId19" w:history="1">
         <w:r>
           <w:rPr>
             <w:rStyle w:val="Hyperlink"/>
@@ -4859,28 +5300,16 @@
         <w:rPr>
           <w:rFonts w:ascii="Arial" w:hAnsi="Arial" w:cs="Arial"/>
         </w:rPr>
-        <w:t xml:space="preserve"> </w:t>
-      </w:r>
-      <w:r>
-        <w:rPr>
-          <w:rFonts w:ascii="Arial" w:hAnsi="Arial" w:cs="Arial"/>
-        </w:rPr>
-        <w:t xml:space="preserve">Referências de trabalhos </w:t>
-      </w:r>
-      <w:r>
-        <w:rPr>
-          <w:rFonts w:ascii="Arial" w:hAnsi="Arial" w:cs="Arial"/>
-        </w:rPr>
-        <w:t>com proposta parecida:</w:t>
-      </w:r>
-    </w:p>
-    <w:p>
-      <w:pPr>
-        <w:rPr>
-          <w:rFonts w:ascii="Arial" w:hAnsi="Arial" w:cs="Arial"/>
-        </w:rPr>
-      </w:pPr>
-      <w:hyperlink r:id="rId18" w:history="1">
+        <w:t xml:space="preserve"> Referências de trabalhos com proposta parecida:</w:t>
+      </w:r>
+    </w:p>
+    <w:p>
+      <w:pPr>
+        <w:rPr>
+          <w:rFonts w:ascii="Arial" w:hAnsi="Arial" w:cs="Arial"/>
+        </w:rPr>
+      </w:pPr>
+      <w:hyperlink r:id="rId20" w:history="1">
         <w:r>
           <w:rPr>
             <w:rStyle w:val="Hyperlink"/>
@@ -4903,7 +5332,7 @@
           <w:rFonts w:ascii="Arial" w:hAnsi="Arial" w:cs="Arial"/>
         </w:rPr>
       </w:pPr>
-      <w:hyperlink r:id="rId19" w:history="1">
+      <w:hyperlink r:id="rId21" w:history="1">
         <w:proofErr w:type="spellStart"/>
         <w:r>
           <w:rPr>
@@ -4951,7 +5380,7 @@
           <w:rFonts w:ascii="Arial" w:hAnsi="Arial" w:cs="Arial"/>
         </w:rPr>
       </w:pPr>
-      <w:hyperlink r:id="rId20" w:history="1">
+      <w:hyperlink r:id="rId22" w:history="1">
         <w:r>
           <w:rPr>
             <w:rStyle w:val="Hyperlink"/>
@@ -4966,6 +5395,15 @@
         </w:rPr>
         <w:t>⁠</w:t>
       </w:r>
+    </w:p>
+    <w:p>
+      <w:pPr>
+        <w:spacing w:after="0" w:line="360" w:lineRule="auto"/>
+        <w:jc w:val="center"/>
+        <w:rPr>
+          <w:rFonts w:ascii="Arial" w:hAnsi="Arial" w:cs="Arial"/>
+        </w:rPr>
+      </w:pPr>
     </w:p>
     <w:sectPr>
       <w:pgSz w:w="11906" w:h="16838" w:code="9"/>
@@ -4978,7 +5416,7 @@
 </file>
 
 <file path=word/endnotes.xml><?xml version="1.0" encoding="utf-8"?>
-<w:endnotes xmlns:wpc="http://schemas.microsoft.com/office/word/2010/wordprocessingCanvas" xmlns:cx="http://schemas.microsoft.com/office/drawing/2014/chartex" xmlns:cx1="http://schemas.microsoft.com/office/drawing/2015/9/8/chartex" xmlns:cx2="http://schemas.microsoft.com/office/drawing/2015/10/21/chartex" xmlns:cx3="http://schemas.microsoft.com/office/drawing/2016/5/9/chartex" xmlns:cx4="http://schemas.microsoft.com/office/drawing/2016/5/10/chartex" xmlns:cx5="http://schemas.microsoft.com/office/drawing/2016/5/11/chartex" xmlns:cx6="http://schemas.microsoft.com/office/drawing/2016/5/12/chartex" xmlns:cx7="http://schemas.microsoft.com/office/drawing/2016/5/13/chartex" xmlns:cx8="http://schemas.microsoft.com/office/drawing/2016/5/14/chartex" xmlns:mc="http://schemas.openxmlformats.org/markup-compatibility/2006" xmlns:aink="http://schemas.microsoft.com/office/drawing/2016/ink" xmlns:am3d="http://schemas.microsoft.com/office/drawing/2017/model3d" xmlns:o="urn:schemas-microsoft-com:office:office" xmlns:r="http://schemas.openxmlformats.org/officeDocument/2006/relationships" xmlns:m="http://schemas.openxmlformats.org/officeDocument/2006/math" xmlns:v="urn:schemas-microsoft-com:vml" xmlns:wp14="http://schemas.microsoft.com/office/word/2010/wordprocessingDrawing" xmlns:wp="http://schemas.openxmlformats.org/drawingml/2006/wordprocessingDrawing" xmlns:w10="urn:schemas-microsoft-com:office:word" xmlns:w="http://schemas.openxmlformats.org/wordprocessingml/2006/main" xmlns:w14="http://schemas.microsoft.com/office/word/2010/wordml" xmlns:w15="http://schemas.microsoft.com/office/word/2012/wordml" xmlns:w16cid="http://schemas.microsoft.com/office/word/2016/wordml/cid" xmlns:w16se="http://schemas.microsoft.com/office/word/2015/wordml/symex" xmlns:wpg="http://schemas.microsoft.com/office/word/2010/wordprocessingGroup" xmlns:wpi="http://schemas.microsoft.com/office/word/2010/wordprocessingInk" xmlns:wne="http://schemas.microsoft.com/office/word/2006/wordml" xmlns:wps="http://schemas.microsoft.com/office/word/2010/wordprocessingShape" mc:Ignorable="w14 w15 w16se w16cid wp14">
+<w:endnotes xmlns:wpc="http://schemas.microsoft.com/office/word/2010/wordprocessingCanvas" xmlns:cx="http://schemas.microsoft.com/office/drawing/2014/chartex" xmlns:cx1="http://schemas.microsoft.com/office/drawing/2015/9/8/chartex" xmlns:cx2="http://schemas.microsoft.com/office/drawing/2015/10/21/chartex" xmlns:cx3="http://schemas.microsoft.com/office/drawing/2016/5/9/chartex" xmlns:cx4="http://schemas.microsoft.com/office/drawing/2016/5/10/chartex" xmlns:cx5="http://schemas.microsoft.com/office/drawing/2016/5/11/chartex" xmlns:cx6="http://schemas.microsoft.com/office/drawing/2016/5/12/chartex" xmlns:cx7="http://schemas.microsoft.com/office/drawing/2016/5/13/chartex" xmlns:cx8="http://schemas.microsoft.com/office/drawing/2016/5/14/chartex" xmlns:mc="http://schemas.openxmlformats.org/markup-compatibility/2006" xmlns:aink="http://schemas.microsoft.com/office/drawing/2016/ink" xmlns:am3d="http://schemas.microsoft.com/office/drawing/2017/model3d" xmlns:o="urn:schemas-microsoft-com:office:office" xmlns:oel="http://schemas.microsoft.com/office/2019/extlst" xmlns:r="http://schemas.openxmlformats.org/officeDocument/2006/relationships" xmlns:m="http://schemas.openxmlformats.org/officeDocument/2006/math" xmlns:v="urn:schemas-microsoft-com:vml" xmlns:wp14="http://schemas.microsoft.com/office/word/2010/wordprocessingDrawing" xmlns:wp="http://schemas.openxmlformats.org/drawingml/2006/wordprocessingDrawing" xmlns:w10="urn:schemas-microsoft-com:office:word" xmlns:w="http://schemas.openxmlformats.org/wordprocessingml/2006/main" xmlns:w14="http://schemas.microsoft.com/office/word/2010/wordml" xmlns:w15="http://schemas.microsoft.com/office/word/2012/wordml" xmlns:w16cex="http://schemas.microsoft.com/office/word/2018/wordml/cex" xmlns:w16cid="http://schemas.microsoft.com/office/word/2016/wordml/cid" xmlns:w16="http://schemas.microsoft.com/office/word/2018/wordml" xmlns:w16du="http://schemas.microsoft.com/office/word/2023/wordml/word16du" xmlns:w16sdtdh="http://schemas.microsoft.com/office/word/2020/wordml/sdtdatahash" xmlns:w16sdtfl="http://schemas.microsoft.com/office/word/2024/wordml/sdtformatlock" xmlns:w16se="http://schemas.microsoft.com/office/word/2015/wordml/symex" xmlns:wpg="http://schemas.microsoft.com/office/word/2010/wordprocessingGroup" xmlns:wpi="http://schemas.microsoft.com/office/word/2010/wordprocessingInk" xmlns:wne="http://schemas.microsoft.com/office/word/2006/wordml" xmlns:wps="http://schemas.microsoft.com/office/word/2010/wordprocessingShape" mc:Ignorable="w14 w15 w16se w16cid w16 w16cex w16sdtdh w16sdtfl w16du wp14">
   <w:endnote w:type="separator" w:id="-1">
     <w:p>
       <w:pPr>
@@ -5003,7 +5441,7 @@
 </file>
 
 <file path=word/footnotes.xml><?xml version="1.0" encoding="utf-8"?>
-<w:footnotes xmlns:wpc="http://schemas.microsoft.com/office/word/2010/wordprocessingCanvas" xmlns:cx="http://schemas.microsoft.com/office/drawing/2014/chartex" xmlns:cx1="http://schemas.microsoft.com/office/drawing/2015/9/8/chartex" xmlns:cx2="http://schemas.microsoft.com/office/drawing/2015/10/21/chartex" xmlns:cx3="http://schemas.microsoft.com/office/drawing/2016/5/9/chartex" xmlns:cx4="http://schemas.microsoft.com/office/drawing/2016/5/10/chartex" xmlns:cx5="http://schemas.microsoft.com/office/drawing/2016/5/11/chartex" xmlns:cx6="http://schemas.microsoft.com/office/drawing/2016/5/12/chartex" xmlns:cx7="http://schemas.microsoft.com/office/drawing/2016/5/13/chartex" xmlns:cx8="http://schemas.microsoft.com/office/drawing/2016/5/14/chartex" xmlns:mc="http://schemas.openxmlformats.org/markup-compatibility/2006" xmlns:aink="http://schemas.microsoft.com/office/drawing/2016/ink" xmlns:am3d="http://schemas.microsoft.com/office/drawing/2017/model3d" xmlns:o="urn:schemas-microsoft-com:office:office" xmlns:r="http://schemas.openxmlformats.org/officeDocument/2006/relationships" xmlns:m="http://schemas.openxmlformats.org/officeDocument/2006/math" xmlns:v="urn:schemas-microsoft-com:vml" xmlns:wp14="http://schemas.microsoft.com/office/word/2010/wordprocessingDrawing" xmlns:wp="http://schemas.openxmlformats.org/drawingml/2006/wordprocessingDrawing" xmlns:w10="urn:schemas-microsoft-com:office:word" xmlns:w="http://schemas.openxmlformats.org/wordprocessingml/2006/main" xmlns:w14="http://schemas.microsoft.com/office/word/2010/wordml" xmlns:w15="http://schemas.microsoft.com/office/word/2012/wordml" xmlns:w16cid="http://schemas.microsoft.com/office/word/2016/wordml/cid" xmlns:w16se="http://schemas.microsoft.com/office/word/2015/wordml/symex" xmlns:wpg="http://schemas.microsoft.com/office/word/2010/wordprocessingGroup" xmlns:wpi="http://schemas.microsoft.com/office/word/2010/wordprocessingInk" xmlns:wne="http://schemas.microsoft.com/office/word/2006/wordml" xmlns:wps="http://schemas.microsoft.com/office/word/2010/wordprocessingShape" mc:Ignorable="w14 w15 w16se w16cid wp14">
+<w:footnotes xmlns:wpc="http://schemas.microsoft.com/office/word/2010/wordprocessingCanvas" xmlns:cx="http://schemas.microsoft.com/office/drawing/2014/chartex" xmlns:cx1="http://schemas.microsoft.com/office/drawing/2015/9/8/chartex" xmlns:cx2="http://schemas.microsoft.com/office/drawing/2015/10/21/chartex" xmlns:cx3="http://schemas.microsoft.com/office/drawing/2016/5/9/chartex" xmlns:cx4="http://schemas.microsoft.com/office/drawing/2016/5/10/chartex" xmlns:cx5="http://schemas.microsoft.com/office/drawing/2016/5/11/chartex" xmlns:cx6="http://schemas.microsoft.com/office/drawing/2016/5/12/chartex" xmlns:cx7="http://schemas.microsoft.com/office/drawing/2016/5/13/chartex" xmlns:cx8="http://schemas.microsoft.com/office/drawing/2016/5/14/chartex" xmlns:mc="http://schemas.openxmlformats.org/markup-compatibility/2006" xmlns:aink="http://schemas.microsoft.com/office/drawing/2016/ink" xmlns:am3d="http://schemas.microsoft.com/office/drawing/2017/model3d" xmlns:o="urn:schemas-microsoft-com:office:office" xmlns:oel="http://schemas.microsoft.com/office/2019/extlst" xmlns:r="http://schemas.openxmlformats.org/officeDocument/2006/relationships" xmlns:m="http://schemas.openxmlformats.org/officeDocument/2006/math" xmlns:v="urn:schemas-microsoft-com:vml" xmlns:wp14="http://schemas.microsoft.com/office/word/2010/wordprocessingDrawing" xmlns:wp="http://schemas.openxmlformats.org/drawingml/2006/wordprocessingDrawing" xmlns:w10="urn:schemas-microsoft-com:office:word" xmlns:w="http://schemas.openxmlformats.org/wordprocessingml/2006/main" xmlns:w14="http://schemas.microsoft.com/office/word/2010/wordml" xmlns:w15="http://schemas.microsoft.com/office/word/2012/wordml" xmlns:w16cex="http://schemas.microsoft.com/office/word/2018/wordml/cex" xmlns:w16cid="http://schemas.microsoft.com/office/word/2016/wordml/cid" xmlns:w16="http://schemas.microsoft.com/office/word/2018/wordml" xmlns:w16du="http://schemas.microsoft.com/office/word/2023/wordml/word16du" xmlns:w16sdtdh="http://schemas.microsoft.com/office/word/2020/wordml/sdtdatahash" xmlns:w16sdtfl="http://schemas.microsoft.com/office/word/2024/wordml/sdtformatlock" xmlns:w16se="http://schemas.microsoft.com/office/word/2015/wordml/symex" xmlns:wpg="http://schemas.microsoft.com/office/word/2010/wordprocessingGroup" xmlns:wpi="http://schemas.microsoft.com/office/word/2010/wordprocessingInk" xmlns:wne="http://schemas.microsoft.com/office/word/2006/wordml" xmlns:wps="http://schemas.microsoft.com/office/word/2010/wordprocessingShape" mc:Ignorable="w14 w15 w16se w16cid w16 w16cex w16sdtdh w16sdtfl w16du wp14">
   <w:footnote w:type="separator" w:id="-1">
     <w:p>
       <w:pPr>
@@ -5028,7 +5466,7 @@
 </file>
 
 <file path=word/numbering.xml><?xml version="1.0" encoding="utf-8"?>
-<w:numbering xmlns:wpc="http://schemas.microsoft.com/office/word/2010/wordprocessingCanvas" xmlns:cx="http://schemas.microsoft.com/office/drawing/2014/chartex" xmlns:cx1="http://schemas.microsoft.com/office/drawing/2015/9/8/chartex" xmlns:cx2="http://schemas.microsoft.com/office/drawing/2015/10/21/chartex" xmlns:cx3="http://schemas.microsoft.com/office/drawing/2016/5/9/chartex" xmlns:cx4="http://schemas.microsoft.com/office/drawing/2016/5/10/chartex" xmlns:cx5="http://schemas.microsoft.com/office/drawing/2016/5/11/chartex" xmlns:cx6="http://schemas.microsoft.com/office/drawing/2016/5/12/chartex" xmlns:cx7="http://schemas.microsoft.com/office/drawing/2016/5/13/chartex" xmlns:cx8="http://schemas.microsoft.com/office/drawing/2016/5/14/chartex" xmlns:mc="http://schemas.openxmlformats.org/markup-compatibility/2006" xmlns:aink="http://schemas.microsoft.com/office/drawing/2016/ink" xmlns:am3d="http://schemas.microsoft.com/office/drawing/2017/model3d" xmlns:o="urn:schemas-microsoft-com:office:office" xmlns:r="http://schemas.openxmlformats.org/officeDocument/2006/relationships" xmlns:m="http://schemas.openxmlformats.org/officeDocument/2006/math" xmlns:v="urn:schemas-microsoft-com:vml" xmlns:wp14="http://schemas.microsoft.com/office/word/2010/wordprocessingDrawing" xmlns:wp="http://schemas.openxmlformats.org/drawingml/2006/wordprocessingDrawing" xmlns:w10="urn:schemas-microsoft-com:office:word" xmlns:w="http://schemas.openxmlformats.org/wordprocessingml/2006/main" xmlns:w14="http://schemas.microsoft.com/office/word/2010/wordml" xmlns:w15="http://schemas.microsoft.com/office/word/2012/wordml" xmlns:w16cid="http://schemas.microsoft.com/office/word/2016/wordml/cid" xmlns:w16se="http://schemas.microsoft.com/office/word/2015/wordml/symex" xmlns:wpg="http://schemas.microsoft.com/office/word/2010/wordprocessingGroup" xmlns:wpi="http://schemas.microsoft.com/office/word/2010/wordprocessingInk" xmlns:wne="http://schemas.microsoft.com/office/word/2006/wordml" xmlns:wps="http://schemas.microsoft.com/office/word/2010/wordprocessingShape" mc:Ignorable="w14 w15 w16se w16cid wp14">
+<w:numbering xmlns:wpc="http://schemas.microsoft.com/office/word/2010/wordprocessingCanvas" xmlns:cx="http://schemas.microsoft.com/office/drawing/2014/chartex" xmlns:cx1="http://schemas.microsoft.com/office/drawing/2015/9/8/chartex" xmlns:cx2="http://schemas.microsoft.com/office/drawing/2015/10/21/chartex" xmlns:cx3="http://schemas.microsoft.com/office/drawing/2016/5/9/chartex" xmlns:cx4="http://schemas.microsoft.com/office/drawing/2016/5/10/chartex" xmlns:cx5="http://schemas.microsoft.com/office/drawing/2016/5/11/chartex" xmlns:cx6="http://schemas.microsoft.com/office/drawing/2016/5/12/chartex" xmlns:cx7="http://schemas.microsoft.com/office/drawing/2016/5/13/chartex" xmlns:cx8="http://schemas.microsoft.com/office/drawing/2016/5/14/chartex" xmlns:mc="http://schemas.openxmlformats.org/markup-compatibility/2006" xmlns:aink="http://schemas.microsoft.com/office/drawing/2016/ink" xmlns:am3d="http://schemas.microsoft.com/office/drawing/2017/model3d" xmlns:o="urn:schemas-microsoft-com:office:office" xmlns:oel="http://schemas.microsoft.com/office/2019/extlst" xmlns:r="http://schemas.openxmlformats.org/officeDocument/2006/relationships" xmlns:m="http://schemas.openxmlformats.org/officeDocument/2006/math" xmlns:v="urn:schemas-microsoft-com:vml" xmlns:wp14="http://schemas.microsoft.com/office/word/2010/wordprocessingDrawing" xmlns:wp="http://schemas.openxmlformats.org/drawingml/2006/wordprocessingDrawing" xmlns:w10="urn:schemas-microsoft-com:office:word" xmlns:w="http://schemas.openxmlformats.org/wordprocessingml/2006/main" xmlns:w14="http://schemas.microsoft.com/office/word/2010/wordml" xmlns:w15="http://schemas.microsoft.com/office/word/2012/wordml" xmlns:w16cex="http://schemas.microsoft.com/office/word/2018/wordml/cex" xmlns:w16cid="http://schemas.microsoft.com/office/word/2016/wordml/cid" xmlns:w16="http://schemas.microsoft.com/office/word/2018/wordml" xmlns:w16du="http://schemas.microsoft.com/office/word/2023/wordml/word16du" xmlns:w16sdtdh="http://schemas.microsoft.com/office/word/2020/wordml/sdtdatahash" xmlns:w16sdtfl="http://schemas.microsoft.com/office/word/2024/wordml/sdtformatlock" xmlns:w16se="http://schemas.microsoft.com/office/word/2015/wordml/symex" xmlns:wpg="http://schemas.microsoft.com/office/word/2010/wordprocessingGroup" xmlns:wpi="http://schemas.microsoft.com/office/word/2010/wordprocessingInk" xmlns:wne="http://schemas.microsoft.com/office/word/2006/wordml" xmlns:wps="http://schemas.microsoft.com/office/word/2010/wordprocessingShape" mc:Ignorable="w14 w15 w16se w16cid w16 w16cex w16sdtdh w16sdtfl w16du wp14">
   <w:abstractNum w:abstractNumId="0" w15:restartNumberingAfterBreak="0">
     <w:nsid w:val="03691490"/>
     <w:multiLevelType w:val="multilevel"/>
@@ -7818,6 +8256,155 @@
     </w:lvl>
   </w:abstractNum>
   <w:abstractNum w:abstractNumId="23" w15:restartNumberingAfterBreak="0">
+    <w:nsid w:val="58E80B99"/>
+    <w:multiLevelType w:val="multilevel"/>
+    <w:tmpl w:val="55B676FA"/>
+    <w:lvl w:ilvl="0">
+      <w:start w:val="1"/>
+      <w:numFmt w:val="bullet"/>
+      <w:lvlText w:val=""/>
+      <w:lvlJc w:val="left"/>
+      <w:pPr>
+        <w:tabs>
+          <w:tab w:val="num" w:pos="720"/>
+        </w:tabs>
+        <w:ind w:left="720" w:hanging="360"/>
+      </w:pPr>
+      <w:rPr>
+        <w:rFonts w:ascii="Symbol" w:hAnsi="Symbol" w:hint="default"/>
+        <w:sz w:val="20"/>
+      </w:rPr>
+    </w:lvl>
+    <w:lvl w:ilvl="1" w:tentative="1">
+      <w:start w:val="1"/>
+      <w:numFmt w:val="bullet"/>
+      <w:lvlText w:val="o"/>
+      <w:lvlJc w:val="left"/>
+      <w:pPr>
+        <w:tabs>
+          <w:tab w:val="num" w:pos="1440"/>
+        </w:tabs>
+        <w:ind w:left="1440" w:hanging="360"/>
+      </w:pPr>
+      <w:rPr>
+        <w:rFonts w:ascii="Courier New" w:hAnsi="Courier New" w:hint="default"/>
+        <w:sz w:val="20"/>
+      </w:rPr>
+    </w:lvl>
+    <w:lvl w:ilvl="2" w:tentative="1">
+      <w:start w:val="1"/>
+      <w:numFmt w:val="bullet"/>
+      <w:lvlText w:val=""/>
+      <w:lvlJc w:val="left"/>
+      <w:pPr>
+        <w:tabs>
+          <w:tab w:val="num" w:pos="2160"/>
+        </w:tabs>
+        <w:ind w:left="2160" w:hanging="360"/>
+      </w:pPr>
+      <w:rPr>
+        <w:rFonts w:ascii="Wingdings" w:hAnsi="Wingdings" w:hint="default"/>
+        <w:sz w:val="20"/>
+      </w:rPr>
+    </w:lvl>
+    <w:lvl w:ilvl="3" w:tentative="1">
+      <w:start w:val="1"/>
+      <w:numFmt w:val="bullet"/>
+      <w:lvlText w:val=""/>
+      <w:lvlJc w:val="left"/>
+      <w:pPr>
+        <w:tabs>
+          <w:tab w:val="num" w:pos="2880"/>
+        </w:tabs>
+        <w:ind w:left="2880" w:hanging="360"/>
+      </w:pPr>
+      <w:rPr>
+        <w:rFonts w:ascii="Wingdings" w:hAnsi="Wingdings" w:hint="default"/>
+        <w:sz w:val="20"/>
+      </w:rPr>
+    </w:lvl>
+    <w:lvl w:ilvl="4" w:tentative="1">
+      <w:start w:val="1"/>
+      <w:numFmt w:val="bullet"/>
+      <w:lvlText w:val=""/>
+      <w:lvlJc w:val="left"/>
+      <w:pPr>
+        <w:tabs>
+          <w:tab w:val="num" w:pos="3600"/>
+        </w:tabs>
+        <w:ind w:left="3600" w:hanging="360"/>
+      </w:pPr>
+      <w:rPr>
+        <w:rFonts w:ascii="Wingdings" w:hAnsi="Wingdings" w:hint="default"/>
+        <w:sz w:val="20"/>
+      </w:rPr>
+    </w:lvl>
+    <w:lvl w:ilvl="5" w:tentative="1">
+      <w:start w:val="1"/>
+      <w:numFmt w:val="bullet"/>
+      <w:lvlText w:val=""/>
+      <w:lvlJc w:val="left"/>
+      <w:pPr>
+        <w:tabs>
+          <w:tab w:val="num" w:pos="4320"/>
+        </w:tabs>
+        <w:ind w:left="4320" w:hanging="360"/>
+      </w:pPr>
+      <w:rPr>
+        <w:rFonts w:ascii="Wingdings" w:hAnsi="Wingdings" w:hint="default"/>
+        <w:sz w:val="20"/>
+      </w:rPr>
+    </w:lvl>
+    <w:lvl w:ilvl="6" w:tentative="1">
+      <w:start w:val="1"/>
+      <w:numFmt w:val="bullet"/>
+      <w:lvlText w:val=""/>
+      <w:lvlJc w:val="left"/>
+      <w:pPr>
+        <w:tabs>
+          <w:tab w:val="num" w:pos="5040"/>
+        </w:tabs>
+        <w:ind w:left="5040" w:hanging="360"/>
+      </w:pPr>
+      <w:rPr>
+        <w:rFonts w:ascii="Wingdings" w:hAnsi="Wingdings" w:hint="default"/>
+        <w:sz w:val="20"/>
+      </w:rPr>
+    </w:lvl>
+    <w:lvl w:ilvl="7" w:tentative="1">
+      <w:start w:val="1"/>
+      <w:numFmt w:val="bullet"/>
+      <w:lvlText w:val=""/>
+      <w:lvlJc w:val="left"/>
+      <w:pPr>
+        <w:tabs>
+          <w:tab w:val="num" w:pos="5760"/>
+        </w:tabs>
+        <w:ind w:left="5760" w:hanging="360"/>
+      </w:pPr>
+      <w:rPr>
+        <w:rFonts w:ascii="Wingdings" w:hAnsi="Wingdings" w:hint="default"/>
+        <w:sz w:val="20"/>
+      </w:rPr>
+    </w:lvl>
+    <w:lvl w:ilvl="8" w:tentative="1">
+      <w:start w:val="1"/>
+      <w:numFmt w:val="bullet"/>
+      <w:lvlText w:val=""/>
+      <w:lvlJc w:val="left"/>
+      <w:pPr>
+        <w:tabs>
+          <w:tab w:val="num" w:pos="6480"/>
+        </w:tabs>
+        <w:ind w:left="6480" w:hanging="360"/>
+      </w:pPr>
+      <w:rPr>
+        <w:rFonts w:ascii="Wingdings" w:hAnsi="Wingdings" w:hint="default"/>
+        <w:sz w:val="20"/>
+      </w:rPr>
+    </w:lvl>
+  </w:abstractNum>
+  <w:abstractNum w:abstractNumId="24" w15:restartNumberingAfterBreak="0">
     <w:nsid w:val="5B661770"/>
     <w:multiLevelType w:val="hybridMultilevel"/>
     <w:tmpl w:val="9C0C26BA"/>
@@ -7930,7 +8517,7 @@
       </w:rPr>
     </w:lvl>
   </w:abstractNum>
-  <w:abstractNum w:abstractNumId="24" w15:restartNumberingAfterBreak="0">
+  <w:abstractNum w:abstractNumId="25" w15:restartNumberingAfterBreak="0">
     <w:nsid w:val="61FF3F26"/>
     <w:multiLevelType w:val="hybridMultilevel"/>
     <w:tmpl w:val="C43CD392"/>
@@ -8043,7 +8630,7 @@
       </w:rPr>
     </w:lvl>
   </w:abstractNum>
-  <w:abstractNum w:abstractNumId="25" w15:restartNumberingAfterBreak="0">
+  <w:abstractNum w:abstractNumId="26" w15:restartNumberingAfterBreak="0">
     <w:nsid w:val="63161AE0"/>
     <w:multiLevelType w:val="hybridMultilevel"/>
     <w:tmpl w:val="93E65638"/>
@@ -8156,7 +8743,7 @@
       </w:rPr>
     </w:lvl>
   </w:abstractNum>
-  <w:abstractNum w:abstractNumId="26" w15:restartNumberingAfterBreak="0">
+  <w:abstractNum w:abstractNumId="27" w15:restartNumberingAfterBreak="0">
     <w:nsid w:val="655B2B0E"/>
     <w:multiLevelType w:val="hybridMultilevel"/>
     <w:tmpl w:val="EA2A06A8"/>
@@ -8269,7 +8856,7 @@
       </w:rPr>
     </w:lvl>
   </w:abstractNum>
-  <w:abstractNum w:abstractNumId="27" w15:restartNumberingAfterBreak="0">
+  <w:abstractNum w:abstractNumId="28" w15:restartNumberingAfterBreak="0">
     <w:nsid w:val="71CD1D6C"/>
     <w:multiLevelType w:val="hybridMultilevel"/>
     <w:tmpl w:val="88E4FDAA"/>
@@ -8382,7 +8969,7 @@
       </w:rPr>
     </w:lvl>
   </w:abstractNum>
-  <w:abstractNum w:abstractNumId="28" w15:restartNumberingAfterBreak="0">
+  <w:abstractNum w:abstractNumId="29" w15:restartNumberingAfterBreak="0">
     <w:nsid w:val="73321FF8"/>
     <w:multiLevelType w:val="hybridMultilevel"/>
     <w:tmpl w:val="47F04FE0"/>
@@ -8495,7 +9082,7 @@
       </w:rPr>
     </w:lvl>
   </w:abstractNum>
-  <w:abstractNum w:abstractNumId="29" w15:restartNumberingAfterBreak="0">
+  <w:abstractNum w:abstractNumId="30" w15:restartNumberingAfterBreak="0">
     <w:nsid w:val="7761227D"/>
     <w:multiLevelType w:val="hybridMultilevel"/>
     <w:tmpl w:val="9D6E2AA6"/>
@@ -8608,7 +9195,7 @@
       </w:rPr>
     </w:lvl>
   </w:abstractNum>
-  <w:abstractNum w:abstractNumId="30" w15:restartNumberingAfterBreak="0">
+  <w:abstractNum w:abstractNumId="31" w15:restartNumberingAfterBreak="0">
     <w:nsid w:val="7C522888"/>
     <w:multiLevelType w:val="hybridMultilevel"/>
     <w:tmpl w:val="51AEF66A"/>
@@ -8721,104 +9308,107 @@
       </w:rPr>
     </w:lvl>
   </w:abstractNum>
-  <w:num w:numId="1">
+  <w:num w:numId="1" w16cid:durableId="208803599">
     <w:abstractNumId w:val="3"/>
   </w:num>
-  <w:num w:numId="2">
+  <w:num w:numId="2" w16cid:durableId="1161505123">
     <w:abstractNumId w:val="9"/>
   </w:num>
-  <w:num w:numId="3">
+  <w:num w:numId="3" w16cid:durableId="1667977885">
     <w:abstractNumId w:val="15"/>
   </w:num>
-  <w:num w:numId="4">
+  <w:num w:numId="4" w16cid:durableId="454254735">
     <w:abstractNumId w:val="19"/>
   </w:num>
-  <w:num w:numId="5">
+  <w:num w:numId="5" w16cid:durableId="1364937637">
     <w:abstractNumId w:val="4"/>
   </w:num>
-  <w:num w:numId="6">
+  <w:num w:numId="6" w16cid:durableId="755173046">
     <w:abstractNumId w:val="20"/>
   </w:num>
-  <w:num w:numId="7">
+  <w:num w:numId="7" w16cid:durableId="539976364">
     <w:abstractNumId w:val="17"/>
   </w:num>
-  <w:num w:numId="8">
+  <w:num w:numId="8" w16cid:durableId="273901061">
     <w:abstractNumId w:val="13"/>
   </w:num>
-  <w:num w:numId="9">
+  <w:num w:numId="9" w16cid:durableId="1176772114">
+    <w:abstractNumId w:val="31"/>
+  </w:num>
+  <w:num w:numId="10" w16cid:durableId="978994550">
+    <w:abstractNumId w:val="26"/>
+  </w:num>
+  <w:num w:numId="11" w16cid:durableId="953438108">
+    <w:abstractNumId w:val="22"/>
+  </w:num>
+  <w:num w:numId="12" w16cid:durableId="1857189002">
+    <w:abstractNumId w:val="10"/>
+  </w:num>
+  <w:num w:numId="13" w16cid:durableId="2019766793">
+    <w:abstractNumId w:val="12"/>
+  </w:num>
+  <w:num w:numId="14" w16cid:durableId="1298026359">
+    <w:abstractNumId w:val="25"/>
+  </w:num>
+  <w:num w:numId="15" w16cid:durableId="33625646">
+    <w:abstractNumId w:val="1"/>
+  </w:num>
+  <w:num w:numId="16" w16cid:durableId="1155149701">
+    <w:abstractNumId w:val="28"/>
+  </w:num>
+  <w:num w:numId="17" w16cid:durableId="851990074">
+    <w:abstractNumId w:val="7"/>
+  </w:num>
+  <w:num w:numId="18" w16cid:durableId="306975530">
+    <w:abstractNumId w:val="29"/>
+  </w:num>
+  <w:num w:numId="19" w16cid:durableId="1082676210">
+    <w:abstractNumId w:val="14"/>
+  </w:num>
+  <w:num w:numId="20" w16cid:durableId="1924337432">
+    <w:abstractNumId w:val="8"/>
+  </w:num>
+  <w:num w:numId="21" w16cid:durableId="2062315453">
+    <w:abstractNumId w:val="24"/>
+  </w:num>
+  <w:num w:numId="22" w16cid:durableId="1439061653">
+    <w:abstractNumId w:val="27"/>
+  </w:num>
+  <w:num w:numId="23" w16cid:durableId="1862358347">
+    <w:abstractNumId w:val="18"/>
+  </w:num>
+  <w:num w:numId="24" w16cid:durableId="1209417061">
+    <w:abstractNumId w:val="21"/>
+  </w:num>
+  <w:num w:numId="25" w16cid:durableId="783037305">
     <w:abstractNumId w:val="30"/>
   </w:num>
-  <w:num w:numId="10">
-    <w:abstractNumId w:val="25"/>
-  </w:num>
-  <w:num w:numId="11">
-    <w:abstractNumId w:val="22"/>
-  </w:num>
-  <w:num w:numId="12">
-    <w:abstractNumId w:val="10"/>
-  </w:num>
-  <w:num w:numId="13">
-    <w:abstractNumId w:val="12"/>
-  </w:num>
-  <w:num w:numId="14">
-    <w:abstractNumId w:val="24"/>
-  </w:num>
-  <w:num w:numId="15">
-    <w:abstractNumId w:val="1"/>
-  </w:num>
-  <w:num w:numId="16">
-    <w:abstractNumId w:val="27"/>
-  </w:num>
-  <w:num w:numId="17">
-    <w:abstractNumId w:val="7"/>
-  </w:num>
-  <w:num w:numId="18">
-    <w:abstractNumId w:val="28"/>
-  </w:num>
-  <w:num w:numId="19">
-    <w:abstractNumId w:val="14"/>
-  </w:num>
-  <w:num w:numId="20">
-    <w:abstractNumId w:val="8"/>
-  </w:num>
-  <w:num w:numId="21">
-    <w:abstractNumId w:val="23"/>
-  </w:num>
-  <w:num w:numId="22">
-    <w:abstractNumId w:val="26"/>
-  </w:num>
-  <w:num w:numId="23">
-    <w:abstractNumId w:val="18"/>
-  </w:num>
-  <w:num w:numId="24">
-    <w:abstractNumId w:val="21"/>
-  </w:num>
-  <w:num w:numId="25">
-    <w:abstractNumId w:val="29"/>
-  </w:num>
-  <w:num w:numId="26">
+  <w:num w:numId="26" w16cid:durableId="771896301">
     <w:abstractNumId w:val="6"/>
   </w:num>
-  <w:num w:numId="27">
+  <w:num w:numId="27" w16cid:durableId="608660106">
     <w:abstractNumId w:val="0"/>
   </w:num>
-  <w:num w:numId="28">
+  <w:num w:numId="28" w16cid:durableId="1875387844">
     <w:abstractNumId w:val="5"/>
   </w:num>
-  <w:num w:numId="29">
+  <w:num w:numId="29" w16cid:durableId="616177930">
     <w:abstractNumId w:val="11"/>
   </w:num>
-  <w:num w:numId="30">
+  <w:num w:numId="30" w16cid:durableId="1469013960">
     <w:abstractNumId w:val="16"/>
   </w:num>
-  <w:num w:numId="31">
+  <w:num w:numId="31" w16cid:durableId="889925592">
     <w:abstractNumId w:val="2"/>
+  </w:num>
+  <w:num w:numId="32" w16cid:durableId="1798330598">
+    <w:abstractNumId w:val="23"/>
   </w:num>
 </w:numbering>
 </file>
 
 <file path=word/styles.xml><?xml version="1.0" encoding="utf-8"?>
-<w:styles xmlns:mc="http://schemas.openxmlformats.org/markup-compatibility/2006" xmlns:r="http://schemas.openxmlformats.org/officeDocument/2006/relationships" xmlns:w="http://schemas.openxmlformats.org/wordprocessingml/2006/main" xmlns:w14="http://schemas.microsoft.com/office/word/2010/wordml" xmlns:w15="http://schemas.microsoft.com/office/word/2012/wordml" xmlns:w16cid="http://schemas.microsoft.com/office/word/2016/wordml/cid" xmlns:w16se="http://schemas.microsoft.com/office/word/2015/wordml/symex" mc:Ignorable="w14 w15 w16se w16cid">
+<w:styles xmlns:mc="http://schemas.openxmlformats.org/markup-compatibility/2006" xmlns:r="http://schemas.openxmlformats.org/officeDocument/2006/relationships" xmlns:w="http://schemas.openxmlformats.org/wordprocessingml/2006/main" xmlns:w14="http://schemas.microsoft.com/office/word/2010/wordml" xmlns:w15="http://schemas.microsoft.com/office/word/2012/wordml" xmlns:w16cex="http://schemas.microsoft.com/office/word/2018/wordml/cex" xmlns:w16cid="http://schemas.microsoft.com/office/word/2016/wordml/cid" xmlns:w16="http://schemas.microsoft.com/office/word/2018/wordml" xmlns:w16du="http://schemas.microsoft.com/office/word/2023/wordml/word16du" xmlns:w16sdtdh="http://schemas.microsoft.com/office/word/2020/wordml/sdtdatahash" xmlns:w16sdtfl="http://schemas.microsoft.com/office/word/2024/wordml/sdtformatlock" xmlns:w16se="http://schemas.microsoft.com/office/word/2015/wordml/symex" mc:Ignorable="w14 w15 w16se w16cid w16 w16cex w16sdtdh w16sdtfl w16du">
   <w:docDefaults>
     <w:rPrDefault>
       <w:rPr>
@@ -8834,7 +9424,7 @@
       </w:pPr>
     </w:pPrDefault>
   </w:docDefaults>
-  <w:latentStyles w:defLockedState="0" w:defUIPriority="99" w:defSemiHidden="0" w:defUnhideWhenUsed="0" w:defQFormat="0" w:count="375">
+  <w:latentStyles w:defLockedState="0" w:defUIPriority="99" w:defSemiHidden="0" w:defUnhideWhenUsed="0" w:defQFormat="0" w:count="376">
     <w:lsdException w:name="Normal" w:uiPriority="0" w:qFormat="1"/>
     <w:lsdException w:name="heading 1" w:uiPriority="9" w:qFormat="1"/>
     <w:lsdException w:name="heading 2" w:semiHidden="1" w:uiPriority="9" w:unhideWhenUsed="1" w:qFormat="1"/>
@@ -9210,6 +9800,7 @@
     <w:lsdException w:name="Smart Hyperlink" w:semiHidden="1" w:unhideWhenUsed="1"/>
     <w:lsdException w:name="Hashtag" w:semiHidden="1" w:unhideWhenUsed="1"/>
     <w:lsdException w:name="Unresolved Mention" w:semiHidden="1" w:unhideWhenUsed="1"/>
+    <w:lsdException w:name="Smart Link" w:semiHidden="1" w:unhideWhenUsed="1"/>
   </w:latentStyles>
   <w:style w:type="paragraph" w:default="1" w:styleId="Normal">
     <w:name w:val="Normal"/>
@@ -9585,7 +10176,6 @@
     <w:name w:val="Normal (Web)"/>
     <w:basedOn w:val="Normal"/>
     <w:uiPriority w:val="99"/>
-    <w:semiHidden/>
     <w:unhideWhenUsed/>
     <w:rsid w:val="00267061"/>
     <w:pPr>
